--- a/templates/TemplateOrderExecuteOrPrepAudit2026.docx
+++ b/templates/TemplateOrderExecuteOrPrepAudit2026.docx
@@ -1,6 +1,6 @@
 
 <file path=word/document.xml><?xml version="1.0" encoding="utf-8"?>
-<w:document xmlns:wpc="http://schemas.microsoft.com/office/word/2010/wordprocessingCanvas" xmlns:cx="http://schemas.microsoft.com/office/drawing/2014/chartex" xmlns:cx1="http://schemas.microsoft.com/office/drawing/2015/9/8/chartex" xmlns:mc="http://schemas.openxmlformats.org/markup-compatibility/2006" xmlns:o="urn:schemas-microsoft-com:office:office" xmlns:r="http://schemas.openxmlformats.org/officeDocument/2006/relationships" xmlns:m="http://schemas.openxmlformats.org/officeDocument/2006/math" xmlns:v="urn:schemas-microsoft-com:vml" xmlns:wp14="http://schemas.microsoft.com/office/word/2010/wordprocessingDrawing" xmlns:wp="http://schemas.openxmlformats.org/drawingml/2006/wordprocessingDrawing" xmlns:w10="urn:schemas-microsoft-com:office:word" xmlns:w="http://schemas.openxmlformats.org/wordprocessingml/2006/main" xmlns:w14="http://schemas.microsoft.com/office/word/2010/wordml" xmlns:w15="http://schemas.microsoft.com/office/word/2012/wordml" xmlns:w16se="http://schemas.microsoft.com/office/word/2015/wordml/symex" xmlns:wpg="http://schemas.microsoft.com/office/word/2010/wordprocessingGroup" xmlns:wpi="http://schemas.microsoft.com/office/word/2010/wordprocessingInk" xmlns:wne="http://schemas.microsoft.com/office/word/2006/wordml" xmlns:wps="http://schemas.microsoft.com/office/word/2010/wordprocessingShape" mc:Ignorable="w14 w15 w16se wp14">
+<w:document xmlns:wpc="http://schemas.microsoft.com/office/word/2010/wordprocessingCanvas" xmlns:cx="http://schemas.microsoft.com/office/drawing/2014/chartex" xmlns:cx1="http://schemas.microsoft.com/office/drawing/2015/9/8/chartex" xmlns:cx2="http://schemas.microsoft.com/office/drawing/2015/10/21/chartex" xmlns:cx3="http://schemas.microsoft.com/office/drawing/2016/5/9/chartex" xmlns:cx4="http://schemas.microsoft.com/office/drawing/2016/5/10/chartex" xmlns:cx5="http://schemas.microsoft.com/office/drawing/2016/5/11/chartex" xmlns:cx6="http://schemas.microsoft.com/office/drawing/2016/5/12/chartex" xmlns:cx7="http://schemas.microsoft.com/office/drawing/2016/5/13/chartex" xmlns:cx8="http://schemas.microsoft.com/office/drawing/2016/5/14/chartex" xmlns:mc="http://schemas.openxmlformats.org/markup-compatibility/2006" xmlns:aink="http://schemas.microsoft.com/office/drawing/2016/ink" xmlns:am3d="http://schemas.microsoft.com/office/drawing/2017/model3d" xmlns:o="urn:schemas-microsoft-com:office:office" xmlns:r="http://schemas.openxmlformats.org/officeDocument/2006/relationships" xmlns:m="http://schemas.openxmlformats.org/officeDocument/2006/math" xmlns:v="urn:schemas-microsoft-com:vml" xmlns:wp14="http://schemas.microsoft.com/office/word/2010/wordprocessingDrawing" xmlns:wp="http://schemas.openxmlformats.org/drawingml/2006/wordprocessingDrawing" xmlns:w10="urn:schemas-microsoft-com:office:word" xmlns:w="http://schemas.openxmlformats.org/wordprocessingml/2006/main" xmlns:w14="http://schemas.microsoft.com/office/word/2010/wordml" xmlns:w15="http://schemas.microsoft.com/office/word/2012/wordml" xmlns:w16cex="http://schemas.microsoft.com/office/word/2018/wordml/cex" xmlns:w16cid="http://schemas.microsoft.com/office/word/2016/wordml/cid" xmlns:w16="http://schemas.microsoft.com/office/word/2018/wordml" xmlns:w16sdtdh="http://schemas.microsoft.com/office/word/2020/wordml/sdtdatahash" xmlns:w16se="http://schemas.microsoft.com/office/word/2015/wordml/symex" xmlns:wpg="http://schemas.microsoft.com/office/word/2010/wordprocessingGroup" xmlns:wpi="http://schemas.microsoft.com/office/word/2010/wordprocessingInk" xmlns:wne="http://schemas.microsoft.com/office/word/2006/wordml" xmlns:wps="http://schemas.microsoft.com/office/word/2010/wordprocessingShape" mc:Ignorable="w14 w15 w16se w16cid w16 w16cex w16sdtdh wp14">
   <w:body>
     <w:p>
       <w:pPr>
@@ -20,7 +20,7 @@
           <w:lang w:eastAsia="ru-RU"/>
         </w:rPr>
         <w:drawing>
-          <wp:inline distT="0" distB="0" distL="0" distR="0" wp14:anchorId="1F1E8DC5" wp14:editId="72317902">
+          <wp:inline distT="0" distB="0" distL="0" distR="0" wp14:anchorId="4A90A2E7" wp14:editId="29C65AC0">
             <wp:extent cx="1174377" cy="368237"/>
             <wp:effectExtent l="0" t="0" r="6985" b="0"/>
             <wp:docPr id="107" name="Рисунок 107"/>
@@ -86,15 +86,11 @@
         <w:rPr>
           <w:rFonts w:ascii="SB Sans Text Semibold" w:hAnsi="SB Sans Text Semibold" w:cs="SB Sans Text Semibold"/>
           <w:color w:val="000000" w:themeColor="text1"/>
-        </w:rPr>
-      </w:pPr>
-      <w:r>
-        <w:rPr>
-          <w:rFonts w:ascii="SB Sans Text Semibold" w:hAnsi="SB Sans Text Semibold" w:cs="SB Sans Text Semibold"/>
-          <w:color w:val="000000" w:themeColor="text1"/>
-        </w:rPr>
-        <w:t>{{ TB_full_name }}</w:t>
-      </w:r>
+          <w:sz w:val="20"/>
+          <w:szCs w:val="20"/>
+          <w:lang w:val="en-US"/>
+        </w:rPr>
+      </w:pPr>
     </w:p>
     <w:p>
       <w:pPr>
@@ -105,10 +101,50 @@
         <w:rPr>
           <w:rFonts w:ascii="SB Sans Text Semibold" w:hAnsi="SB Sans Text Semibold" w:cs="SB Sans Text Semibold"/>
           <w:color w:val="000000" w:themeColor="text1"/>
-          <w:sz w:val="20"/>
-          <w:szCs w:val="20"/>
-        </w:rPr>
-      </w:pPr>
+        </w:rPr>
+      </w:pPr>
+      <w:r>
+        <w:rPr>
+          <w:rFonts w:ascii="SB Sans Text Semibold" w:hAnsi="SB Sans Text Semibold" w:cs="SB Sans Text Semibold"/>
+          <w:color w:val="000000" w:themeColor="text1"/>
+        </w:rPr>
+        <w:t>УПРАВЛЕНИЕ</w:t>
+      </w:r>
+      <w:r>
+        <w:rPr>
+          <w:rFonts w:ascii="SB Sans Text Semibold" w:hAnsi="SB Sans Text Semibold" w:cs="SB Sans Text Semibold"/>
+          <w:color w:val="000000" w:themeColor="text1"/>
+        </w:rPr>
+        <w:t xml:space="preserve"> </w:t>
+      </w:r>
+      <w:r>
+        <w:rPr>
+          <w:rFonts w:ascii="SB Sans Text Semibold" w:hAnsi="SB Sans Text Semibold" w:cs="SB Sans Text Semibold"/>
+          <w:color w:val="000000" w:themeColor="text1"/>
+        </w:rPr>
+        <w:t>ВНУТРЕННЕГО</w:t>
+      </w:r>
+      <w:r>
+        <w:rPr>
+          <w:rFonts w:ascii="SB Sans Text Semibold" w:hAnsi="SB Sans Text Semibold" w:cs="SB Sans Text Semibold"/>
+          <w:color w:val="000000" w:themeColor="text1"/>
+        </w:rPr>
+        <w:t xml:space="preserve"> </w:t>
+      </w:r>
+      <w:r>
+        <w:rPr>
+          <w:rFonts w:ascii="SB Sans Text Semibold" w:hAnsi="SB Sans Text Semibold" w:cs="SB Sans Text Semibold"/>
+          <w:color w:val="000000" w:themeColor="text1"/>
+        </w:rPr>
+        <w:t>АУДИТА</w:t>
+      </w:r>
+      <w:r>
+        <w:rPr>
+          <w:rFonts w:ascii="SB Sans Text Semibold" w:hAnsi="SB Sans Text Semibold" w:cs="SB Sans Text Semibold"/>
+          <w:color w:val="000000" w:themeColor="text1"/>
+        </w:rPr>
+        <w:t xml:space="preserve"> </w:t>
+      </w:r>
     </w:p>
     <w:p>
       <w:pPr>
@@ -119,46 +155,10 @@
         <w:rPr>
           <w:rFonts w:ascii="SB Sans Text Semibold" w:hAnsi="SB Sans Text Semibold" w:cs="SB Sans Text Semibold"/>
           <w:color w:val="000000" w:themeColor="text1"/>
-        </w:rPr>
-      </w:pPr>
-      <w:r>
-        <w:rPr>
-          <w:rFonts w:ascii="SB Sans Text Semibold" w:hAnsi="SB Sans Text Semibold" w:cs="SB Sans Text Semibold"/>
-          <w:color w:val="000000" w:themeColor="text1"/>
-        </w:rPr>
-        <w:t>УПРАВЛЕНИЕ ВНУТРЕННЕГО АУДИТА</w:t>
-      </w:r>
-      <w:r>
-        <w:rPr>
-          <w:rFonts w:ascii="SB Sans Text Semibold" w:hAnsi="SB Sans Text Semibold" w:cs="SB Sans Text Semibold"/>
-          <w:color w:val="000000" w:themeColor="text1"/>
-        </w:rPr>
-        <w:t xml:space="preserve"> {{ </w:t>
-      </w:r>
-      <w:proofErr w:type="spellStart"/>
-      <w:r>
-        <w:rPr>
-          <w:rFonts w:ascii="SB Sans Text Semibold" w:hAnsi="SB Sans Text Semibold" w:cs="SB Sans Text Semibold"/>
-          <w:color w:val="000000" w:themeColor="text1"/>
-        </w:rPr>
-        <w:t>TB_full_name</w:t>
-      </w:r>
-      <w:proofErr w:type="spellEnd"/>
-      <w:r>
-        <w:rPr>
-          <w:rFonts w:ascii="SB Sans Text Semibold" w:hAnsi="SB Sans Text Semibold" w:cs="SB Sans Text Semibold"/>
-          <w:color w:val="000000" w:themeColor="text1"/>
-          <w:lang w:val="en-US"/>
-        </w:rPr>
-        <w:t>2</w:t>
-      </w:r>
-      <w:r>
-        <w:rPr>
-          <w:rFonts w:ascii="SB Sans Text Semibold" w:hAnsi="SB Sans Text Semibold" w:cs="SB Sans Text Semibold"/>
-          <w:color w:val="000000" w:themeColor="text1"/>
-        </w:rPr>
-        <w:t xml:space="preserve"> }}</w:t>
-      </w:r>
+          <w:sz w:val="20"/>
+          <w:szCs w:val="20"/>
+        </w:rPr>
+      </w:pPr>
     </w:p>
     <w:p>
       <w:pPr>
@@ -169,10 +169,15 @@
         <w:rPr>
           <w:rFonts w:ascii="SB Sans Text Semibold" w:hAnsi="SB Sans Text Semibold" w:cs="SB Sans Text Semibold"/>
           <w:color w:val="000000" w:themeColor="text1"/>
-          <w:sz w:val="20"/>
-          <w:szCs w:val="20"/>
-        </w:rPr>
-      </w:pPr>
+        </w:rPr>
+      </w:pPr>
+      <w:r>
+        <w:rPr>
+          <w:rFonts w:ascii="SB Sans Text Semibold" w:hAnsi="SB Sans Text Semibold" w:cs="SB Sans Text Semibold"/>
+          <w:color w:val="000000" w:themeColor="text1"/>
+        </w:rPr>
+        <w:t>РАСПОРЯЖЕНИЕ</w:t>
+      </w:r>
     </w:p>
     <w:p>
       <w:pPr>
@@ -182,16 +187,10 @@
         <w:spacing w:line="214" w:lineRule="auto"/>
         <w:rPr>
           <w:rFonts w:ascii="SB Sans Text Semibold" w:hAnsi="SB Sans Text Semibold" w:cs="SB Sans Text Semibold"/>
-          <w:color w:val="000000" w:themeColor="text1"/>
-        </w:rPr>
-      </w:pPr>
-      <w:r>
-        <w:rPr>
-          <w:rFonts w:ascii="SB Sans Text Semibold" w:hAnsi="SB Sans Text Semibold" w:cs="SB Sans Text Semibold"/>
-          <w:color w:val="000000" w:themeColor="text1"/>
-        </w:rPr>
-        <w:t>РАСПОРЯЖЕНИЕ</w:t>
-      </w:r>
+          <w:sz w:val="20"/>
+          <w:szCs w:val="20"/>
+        </w:rPr>
+      </w:pPr>
     </w:p>
     <w:p>
       <w:pPr>
@@ -209,19 +208,6 @@
     <w:p>
       <w:pPr>
         <w:widowControl w:val="0"/>
-        <w:overflowPunct w:val="0"/>
-        <w:adjustRightInd w:val="0"/>
-        <w:spacing w:line="214" w:lineRule="auto"/>
-        <w:rPr>
-          <w:rFonts w:ascii="SB Sans Text Semibold" w:hAnsi="SB Sans Text Semibold" w:cs="SB Sans Text Semibold"/>
-          <w:sz w:val="20"/>
-          <w:szCs w:val="20"/>
-        </w:rPr>
-      </w:pPr>
-    </w:p>
-    <w:p>
-      <w:pPr>
-        <w:widowControl w:val="0"/>
         <w:rPr>
           <w:rFonts w:cs="SBSansText-Regular"/>
           <w:sz w:val="18"/>
@@ -318,7 +304,6 @@
           <w:color w:val="000000" w:themeColor="text1"/>
         </w:rPr>
       </w:pPr>
-      <w:proofErr w:type="gramStart"/>
       <w:r>
         <w:rPr>
           <w:rFonts w:ascii="Times New Roman" w:hAnsi="Times New Roman"/>
@@ -326,7 +311,7 @@
           <w:iCs/>
           <w:color w:val="000000" w:themeColor="text1"/>
         </w:rPr>
-        <w:t xml:space="preserve">{{ </w:t>
+        <w:t>{</w:t>
       </w:r>
       <w:proofErr w:type="spellStart"/>
       <w:r>
@@ -340,7 +325,6 @@
         <w:t>pv</w:t>
       </w:r>
       <w:proofErr w:type="spellEnd"/>
-      <w:proofErr w:type="gramEnd"/>
       <w:r>
         <w:rPr>
           <w:rFonts w:ascii="Times New Roman" w:hAnsi="Times New Roman"/>
@@ -367,7 +351,7 @@
           <w:iCs/>
           <w:color w:val="000000" w:themeColor="text1"/>
         </w:rPr>
-        <w:t xml:space="preserve"> }}</w:t>
+        <w:t>}</w:t>
       </w:r>
       <w:r>
         <w:rPr>
@@ -387,7 +371,7 @@
           <w:iCs/>
           <w:color w:val="000000" w:themeColor="text1"/>
         </w:rPr>
-        <w:t>{{</w:t>
+        <w:t>{</w:t>
       </w:r>
       <w:r>
         <w:rPr>
@@ -408,7 +392,7 @@
           <w:iCs/>
           <w:color w:val="000000" w:themeColor="text1"/>
         </w:rPr>
-        <w:t>}}</w:t>
+        <w:t>}</w:t>
       </w:r>
     </w:p>
     <w:p>
@@ -473,7 +457,7 @@
           <w:bCs/>
           <w:color w:val="000000" w:themeColor="text1"/>
         </w:rPr>
-        <w:t xml:space="preserve">{{ </w:t>
+        <w:t>{</w:t>
       </w:r>
       <w:proofErr w:type="spellStart"/>
       <w:r>
@@ -492,7 +476,7 @@
           <w:bCs/>
           <w:color w:val="000000" w:themeColor="text1"/>
         </w:rPr>
-        <w:t xml:space="preserve"> }}</w:t>
+        <w:t>}</w:t>
       </w:r>
       <w:r>
         <w:rPr>
@@ -563,10 +547,80 @@
           <w:bCs/>
           <w:color w:val="000000" w:themeColor="text1"/>
         </w:rPr>
-        <w:t>{{</w:t>
-      </w:r>
-      <w:bookmarkStart w:id="0" w:name="_GoBack"/>
-      <w:bookmarkEnd w:id="0"/>
+        <w:t>{</w:t>
+      </w:r>
+      <w:proofErr w:type="spellStart"/>
+      <w:r>
+        <w:rPr>
+          <w:rFonts w:ascii="Times New Roman" w:hAnsi="Times New Roman"/>
+          <w:bCs/>
+          <w:color w:val="000000" w:themeColor="text1"/>
+          <w:lang w:val="en-US"/>
+        </w:rPr>
+        <w:t>pv</w:t>
+      </w:r>
+      <w:proofErr w:type="spellEnd"/>
+      <w:r>
+        <w:rPr>
+          <w:rFonts w:ascii="Times New Roman" w:hAnsi="Times New Roman"/>
+          <w:bCs/>
+          <w:color w:val="000000" w:themeColor="text1"/>
+        </w:rPr>
+        <w:t>10</w:t>
+      </w:r>
+      <w:r>
+        <w:rPr>
+          <w:rFonts w:ascii="Times New Roman" w:hAnsi="Times New Roman"/>
+          <w:bCs/>
+          <w:color w:val="000000" w:themeColor="text1"/>
+        </w:rPr>
+        <w:t>}</w:t>
+      </w:r>
+      <w:r>
+        <w:rPr>
+          <w:rFonts w:ascii="Times New Roman" w:hAnsi="Times New Roman"/>
+          <w:bCs/>
+          <w:color w:val="000000" w:themeColor="text1"/>
+        </w:rPr>
+        <w:t xml:space="preserve"> с </w:t>
+      </w:r>
+      <w:r>
+        <w:rPr>
+          <w:rFonts w:ascii="Times New Roman" w:hAnsi="Times New Roman"/>
+          <w:bCs/>
+        </w:rPr>
+        <w:t>{</w:t>
+      </w:r>
+      <w:r>
+        <w:rPr>
+          <w:rFonts w:ascii="Times New Roman" w:hAnsi="Times New Roman"/>
+          <w:bCs/>
+          <w:lang w:val="en-US"/>
+        </w:rPr>
+        <w:t>start</w:t>
+      </w:r>
+      <w:r>
+        <w:rPr>
+          <w:rFonts w:ascii="Times New Roman" w:hAnsi="Times New Roman"/>
+          <w:bCs/>
+        </w:rPr>
+        <w:t>_</w:t>
+      </w:r>
+      <w:r>
+        <w:rPr>
+          <w:rFonts w:ascii="Times New Roman" w:hAnsi="Times New Roman"/>
+          <w:bCs/>
+          <w:lang w:val="en-US"/>
+        </w:rPr>
+        <w:t>date</w:t>
+      </w:r>
+      <w:r>
+        <w:rPr>
+          <w:rFonts w:ascii="Times New Roman" w:hAnsi="Times New Roman"/>
+          <w:bCs/>
+        </w:rPr>
+        <w:t>}</w:t>
+      </w:r>
       <w:r>
         <w:rPr>
           <w:rFonts w:ascii="Times New Roman" w:hAnsi="Times New Roman"/>
@@ -575,12 +629,18 @@
         </w:rPr>
         <w:t xml:space="preserve"> </w:t>
       </w:r>
+      <w:r>
+        <w:rPr>
+          <w:rFonts w:ascii="Times New Roman" w:hAnsi="Times New Roman"/>
+          <w:bCs/>
+        </w:rPr>
+        <w:t>{</w:t>
+      </w:r>
       <w:proofErr w:type="spellStart"/>
       <w:r>
         <w:rPr>
           <w:rFonts w:ascii="Times New Roman" w:hAnsi="Times New Roman"/>
           <w:bCs/>
-          <w:color w:val="000000" w:themeColor="text1"/>
           <w:lang w:val="en-US"/>
         </w:rPr>
         <w:t>pv</w:t>
@@ -590,24 +650,29 @@
         <w:rPr>
           <w:rFonts w:ascii="Times New Roman" w:hAnsi="Times New Roman"/>
           <w:bCs/>
-          <w:color w:val="000000" w:themeColor="text1"/>
-        </w:rPr>
-        <w:t>10 }}</w:t>
-      </w:r>
-      <w:r>
-        <w:rPr>
-          <w:rFonts w:ascii="Times New Roman" w:hAnsi="Times New Roman"/>
-          <w:bCs/>
-          <w:color w:val="000000" w:themeColor="text1"/>
-        </w:rPr>
-        <w:t xml:space="preserve"> с </w:t>
-      </w:r>
-      <w:r>
-        <w:rPr>
-          <w:rFonts w:ascii="Times New Roman" w:hAnsi="Times New Roman"/>
-          <w:bCs/>
-        </w:rPr>
-        <w:t xml:space="preserve">{{ </w:t>
+        </w:rPr>
+        <w:t>1</w:t>
+      </w:r>
+      <w:r>
+        <w:rPr>
+          <w:rFonts w:ascii="Times New Roman" w:hAnsi="Times New Roman"/>
+          <w:bCs/>
+        </w:rPr>
+        <w:t>}</w:t>
+      </w:r>
+      <w:r>
+        <w:rPr>
+          <w:rFonts w:ascii="Times New Roman" w:hAnsi="Times New Roman"/>
+          <w:bCs/>
+        </w:rPr>
+        <w:t xml:space="preserve"> </w:t>
+      </w:r>
+      <w:r>
+        <w:rPr>
+          <w:rFonts w:ascii="Times New Roman" w:hAnsi="Times New Roman"/>
+          <w:bCs/>
+        </w:rPr>
+        <w:t>{</w:t>
       </w:r>
       <w:r>
         <w:rPr>
@@ -615,68 +680,6 @@
           <w:bCs/>
           <w:lang w:val="en-US"/>
         </w:rPr>
-        <w:t>start</w:t>
-      </w:r>
-      <w:r>
-        <w:rPr>
-          <w:rFonts w:ascii="Times New Roman" w:hAnsi="Times New Roman"/>
-          <w:bCs/>
-        </w:rPr>
-        <w:t>_</w:t>
-      </w:r>
-      <w:r>
-        <w:rPr>
-          <w:rFonts w:ascii="Times New Roman" w:hAnsi="Times New Roman"/>
-          <w:bCs/>
-          <w:lang w:val="en-US"/>
-        </w:rPr>
-        <w:t>date</w:t>
-      </w:r>
-      <w:r>
-        <w:rPr>
-          <w:rFonts w:ascii="Times New Roman" w:hAnsi="Times New Roman"/>
-          <w:bCs/>
-        </w:rPr>
-        <w:t xml:space="preserve"> }}</w:t>
-      </w:r>
-      <w:r>
-        <w:rPr>
-          <w:rFonts w:ascii="Times New Roman" w:hAnsi="Times New Roman"/>
-          <w:bCs/>
-          <w:color w:val="000000" w:themeColor="text1"/>
-        </w:rPr>
-        <w:t xml:space="preserve"> </w:t>
-      </w:r>
-      <w:r>
-        <w:rPr>
-          <w:rFonts w:ascii="Times New Roman" w:hAnsi="Times New Roman"/>
-          <w:bCs/>
-        </w:rPr>
-        <w:t xml:space="preserve">{{ </w:t>
-      </w:r>
-      <w:proofErr w:type="spellStart"/>
-      <w:r>
-        <w:rPr>
-          <w:rFonts w:ascii="Times New Roman" w:hAnsi="Times New Roman"/>
-          <w:bCs/>
-          <w:lang w:val="en-US"/>
-        </w:rPr>
-        <w:t>pv</w:t>
-      </w:r>
-      <w:proofErr w:type="spellEnd"/>
-      <w:r>
-        <w:rPr>
-          <w:rFonts w:ascii="Times New Roman" w:hAnsi="Times New Roman"/>
-          <w:bCs/>
-        </w:rPr>
-        <w:t xml:space="preserve">1 }} {{ </w:t>
-      </w:r>
-      <w:r>
-        <w:rPr>
-          <w:rFonts w:ascii="Times New Roman" w:hAnsi="Times New Roman"/>
-          <w:bCs/>
-          <w:lang w:val="en-US"/>
-        </w:rPr>
         <w:t>name</w:t>
       </w:r>
       <w:r>
@@ -684,7 +687,39 @@
           <w:rFonts w:ascii="Times New Roman" w:hAnsi="Times New Roman"/>
           <w:bCs/>
         </w:rPr>
-        <w:t xml:space="preserve"> }}.</w:t>
+        <w:t>}</w:t>
+      </w:r>
+      <w:r>
+        <w:rPr>
+          <w:rFonts w:ascii="Times New Roman" w:hAnsi="Times New Roman"/>
+          <w:bCs/>
+        </w:rPr>
+        <w:t>.</w:t>
+      </w:r>
+    </w:p>
+    <w:p>
+      <w:pPr>
+        <w:pStyle w:val="a8"/>
+        <w:tabs>
+          <w:tab w:val="left" w:pos="993"/>
+        </w:tabs>
+        <w:spacing w:line="340" w:lineRule="exact"/>
+        <w:ind w:left="709"/>
+        <w:contextualSpacing w:val="0"/>
+        <w:jc w:val="both"/>
+        <w:rPr>
+          <w:rFonts w:ascii="Times New Roman" w:hAnsi="Times New Roman"/>
+          <w:iCs/>
+          <w:color w:val="000000" w:themeColor="text1"/>
+        </w:rPr>
+      </w:pPr>
+      <w:r>
+        <w:rPr>
+          <w:rFonts w:ascii="Times New Roman" w:hAnsi="Times New Roman"/>
+          <w:iCs/>
+          <w:color w:val="000000" w:themeColor="text1"/>
+        </w:rPr>
+        <w:t>{#act_date}</w:t>
       </w:r>
     </w:p>
     <w:p>
@@ -731,14 +766,13 @@
         </w:rPr>
         <w:t xml:space="preserve">территориального банка в срок до </w:t>
       </w:r>
-      <w:proofErr w:type="gramStart"/>
-      <w:r>
-        <w:rPr>
-          <w:rFonts w:ascii="Times New Roman" w:hAnsi="Times New Roman"/>
-          <w:bCs/>
-          <w:color w:val="000000" w:themeColor="text1"/>
-        </w:rPr>
-        <w:t xml:space="preserve">{{ </w:t>
+      <w:r>
+        <w:rPr>
+          <w:rFonts w:ascii="Times New Roman" w:hAnsi="Times New Roman"/>
+          <w:bCs/>
+          <w:color w:val="000000" w:themeColor="text1"/>
+        </w:rPr>
+        <w:t>{</w:t>
       </w:r>
       <w:r>
         <w:rPr>
@@ -749,7 +783,6 @@
         </w:rPr>
         <w:t>act</w:t>
       </w:r>
-      <w:proofErr w:type="gramEnd"/>
       <w:r>
         <w:rPr>
           <w:rFonts w:ascii="Times New Roman" w:hAnsi="Times New Roman"/>
@@ -773,7 +806,7 @@
           <w:bCs/>
           <w:color w:val="000000" w:themeColor="text1"/>
         </w:rPr>
-        <w:t xml:space="preserve"> }}</w:t>
+        <w:t>}</w:t>
       </w:r>
       <w:r>
         <w:rPr>
@@ -782,6 +815,49 @@
           <w:color w:val="000000" w:themeColor="text1"/>
         </w:rPr>
         <w:t>.</w:t>
+      </w:r>
+    </w:p>
+    <w:p>
+      <w:pPr>
+        <w:pStyle w:val="a8"/>
+        <w:tabs>
+          <w:tab w:val="left" w:pos="993"/>
+        </w:tabs>
+        <w:spacing w:line="340" w:lineRule="exact"/>
+        <w:ind w:left="709"/>
+        <w:contextualSpacing w:val="0"/>
+        <w:jc w:val="both"/>
+        <w:rPr>
+          <w:rFonts w:ascii="Times New Roman" w:hAnsi="Times New Roman"/>
+          <w:bCs/>
+          <w:color w:val="000000" w:themeColor="text1"/>
+        </w:rPr>
+      </w:pPr>
+      <w:r>
+        <w:rPr>
+          <w:rFonts w:ascii="Times New Roman" w:hAnsi="Times New Roman"/>
+          <w:bCs/>
+          <w:color w:val="000000" w:themeColor="text1"/>
+        </w:rPr>
+        <w:t>{/</w:t>
+      </w:r>
+      <w:proofErr w:type="spellStart"/>
+      <w:r>
+        <w:rPr>
+          <w:rFonts w:ascii="Times New Roman" w:hAnsi="Times New Roman"/>
+          <w:bCs/>
+          <w:color w:val="000000" w:themeColor="text1"/>
+        </w:rPr>
+        <w:t>act_date</w:t>
+      </w:r>
+      <w:proofErr w:type="spellEnd"/>
+      <w:r>
+        <w:rPr>
+          <w:rFonts w:ascii="Times New Roman" w:hAnsi="Times New Roman"/>
+          <w:bCs/>
+          <w:color w:val="000000" w:themeColor="text1"/>
+        </w:rPr>
+        <w:t>}</w:t>
       </w:r>
     </w:p>
     <w:p>
@@ -812,14 +888,13 @@
         </w:rPr>
         <w:t xml:space="preserve">Завершить </w:t>
       </w:r>
-      <w:proofErr w:type="gramStart"/>
-      <w:r>
-        <w:rPr>
-          <w:rFonts w:ascii="Times New Roman" w:hAnsi="Times New Roman"/>
-          <w:bCs/>
-          <w:color w:val="000000" w:themeColor="text1"/>
-        </w:rPr>
-        <w:t xml:space="preserve">{{ </w:t>
+      <w:r>
+        <w:rPr>
+          <w:rFonts w:ascii="Times New Roman" w:hAnsi="Times New Roman"/>
+          <w:bCs/>
+          <w:color w:val="000000" w:themeColor="text1"/>
+        </w:rPr>
+        <w:t>{</w:t>
       </w:r>
       <w:proofErr w:type="spellStart"/>
       <w:r>
@@ -832,7 +907,6 @@
         <w:t>pv</w:t>
       </w:r>
       <w:proofErr w:type="spellEnd"/>
-      <w:proofErr w:type="gramEnd"/>
       <w:r>
         <w:rPr>
           <w:rFonts w:ascii="Times New Roman" w:hAnsi="Times New Roman"/>
@@ -847,7 +921,7 @@
           <w:bCs/>
           <w:color w:val="000000" w:themeColor="text1"/>
         </w:rPr>
-        <w:t xml:space="preserve"> }}</w:t>
+        <w:t>}</w:t>
       </w:r>
       <w:r>
         <w:rPr>
@@ -871,7 +945,7 @@
           <w:bCs/>
           <w:color w:val="000000" w:themeColor="text1"/>
         </w:rPr>
-        <w:t xml:space="preserve">{{ </w:t>
+        <w:t>{</w:t>
       </w:r>
       <w:proofErr w:type="spellStart"/>
       <w:r>
@@ -889,7 +963,7 @@
           <w:bCs/>
           <w:color w:val="000000" w:themeColor="text1"/>
         </w:rPr>
-        <w:t xml:space="preserve"> }}</w:t>
+        <w:t>}</w:t>
       </w:r>
       <w:r>
         <w:rPr>
@@ -959,13 +1033,12 @@
         </w:rPr>
         <w:t xml:space="preserve">- </w:t>
       </w:r>
-      <w:proofErr w:type="gramStart"/>
-      <w:r>
-        <w:rPr>
-          <w:rFonts w:ascii="Times New Roman" w:hAnsi="Times New Roman"/>
-          <w:color w:val="000000" w:themeColor="text1"/>
-        </w:rPr>
-        <w:t xml:space="preserve">{{ </w:t>
+      <w:r>
+        <w:rPr>
+          <w:rFonts w:ascii="Times New Roman" w:hAnsi="Times New Roman"/>
+          <w:color w:val="000000" w:themeColor="text1"/>
+        </w:rPr>
+        <w:t>{</w:t>
       </w:r>
       <w:proofErr w:type="spellStart"/>
       <w:r>
@@ -976,13 +1049,62 @@
         <w:t>supervisor</w:t>
       </w:r>
       <w:proofErr w:type="spellEnd"/>
-      <w:proofErr w:type="gramEnd"/>
-      <w:r>
-        <w:rPr>
-          <w:rFonts w:ascii="Times New Roman" w:hAnsi="Times New Roman"/>
-          <w:color w:val="000000" w:themeColor="text1"/>
-        </w:rPr>
-        <w:t xml:space="preserve"> }} – руководителя проверки;</w:t>
+      <w:r>
+        <w:rPr>
+          <w:rFonts w:ascii="Times New Roman" w:hAnsi="Times New Roman"/>
+          <w:color w:val="000000" w:themeColor="text1"/>
+        </w:rPr>
+        <w:t>}</w:t>
+      </w:r>
+      <w:r>
+        <w:rPr>
+          <w:rFonts w:ascii="Times New Roman" w:hAnsi="Times New Roman"/>
+          <w:color w:val="000000" w:themeColor="text1"/>
+        </w:rPr>
+        <w:t xml:space="preserve"> – руководителя проверки;</w:t>
+      </w:r>
+    </w:p>
+    <w:p>
+      <w:pPr>
+        <w:pStyle w:val="a8"/>
+        <w:tabs>
+          <w:tab w:val="left" w:pos="993"/>
+        </w:tabs>
+        <w:spacing w:line="340" w:lineRule="exact"/>
+        <w:ind w:left="709"/>
+        <w:contextualSpacing w:val="0"/>
+        <w:jc w:val="both"/>
+        <w:rPr>
+          <w:rFonts w:ascii="Times New Roman" w:hAnsi="Times New Roman"/>
+          <w:iCs/>
+          <w:color w:val="000000" w:themeColor="text1"/>
+        </w:rPr>
+      </w:pPr>
+      <w:r>
+        <w:rPr>
+          <w:rFonts w:ascii="Times New Roman" w:hAnsi="Times New Roman"/>
+          <w:iCs/>
+          <w:color w:val="000000" w:themeColor="text1"/>
+        </w:rPr>
+        <w:t>{#</w:t>
+      </w:r>
+      <w:proofErr w:type="spellStart"/>
+      <w:r>
+        <w:rPr>
+          <w:rFonts w:ascii="Times New Roman" w:hAnsi="Times New Roman"/>
+          <w:color w:val="000000" w:themeColor="text1"/>
+          <w:lang w:val="en-US"/>
+        </w:rPr>
+        <w:t>showSubsuper</w:t>
+      </w:r>
+      <w:proofErr w:type="spellEnd"/>
+      <w:r>
+        <w:rPr>
+          <w:rFonts w:ascii="Times New Roman" w:hAnsi="Times New Roman"/>
+          <w:iCs/>
+          <w:color w:val="000000" w:themeColor="text1"/>
+        </w:rPr>
+        <w:t>}</w:t>
       </w:r>
     </w:p>
     <w:p>
@@ -1007,13 +1129,12 @@
         </w:rPr>
         <w:t xml:space="preserve">- </w:t>
       </w:r>
-      <w:proofErr w:type="gramStart"/>
-      <w:r>
-        <w:rPr>
-          <w:rFonts w:ascii="Times New Roman" w:hAnsi="Times New Roman"/>
-          <w:color w:val="000000" w:themeColor="text1"/>
-        </w:rPr>
-        <w:t xml:space="preserve">{{ </w:t>
+      <w:r>
+        <w:rPr>
+          <w:rFonts w:ascii="Times New Roman" w:hAnsi="Times New Roman"/>
+          <w:color w:val="000000" w:themeColor="text1"/>
+        </w:rPr>
+        <w:t>{</w:t>
       </w:r>
       <w:proofErr w:type="spellStart"/>
       <w:r>
@@ -1025,13 +1146,12 @@
         <w:t>subsuper</w:t>
       </w:r>
       <w:proofErr w:type="spellEnd"/>
-      <w:proofErr w:type="gramEnd"/>
-      <w:r>
-        <w:rPr>
-          <w:rFonts w:ascii="Times New Roman" w:hAnsi="Times New Roman"/>
-          <w:color w:val="000000" w:themeColor="text1"/>
-        </w:rPr>
-        <w:t xml:space="preserve"> }}</w:t>
+      <w:r>
+        <w:rPr>
+          <w:rFonts w:ascii="Times New Roman" w:hAnsi="Times New Roman"/>
+          <w:color w:val="000000" w:themeColor="text1"/>
+        </w:rPr>
+        <w:t>}</w:t>
       </w:r>
       <w:r>
         <w:rPr>
@@ -1060,6 +1180,49 @@
           <w:color w:val="000000" w:themeColor="text1"/>
         </w:rPr>
         <w:t>руководителя проверки;</w:t>
+      </w:r>
+    </w:p>
+    <w:p>
+      <w:pPr>
+        <w:pStyle w:val="a8"/>
+        <w:tabs>
+          <w:tab w:val="left" w:pos="993"/>
+        </w:tabs>
+        <w:spacing w:line="340" w:lineRule="exact"/>
+        <w:ind w:left="709"/>
+        <w:contextualSpacing w:val="0"/>
+        <w:jc w:val="both"/>
+        <w:rPr>
+          <w:rFonts w:ascii="Times New Roman" w:hAnsi="Times New Roman"/>
+          <w:bCs/>
+          <w:color w:val="000000" w:themeColor="text1"/>
+        </w:rPr>
+      </w:pPr>
+      <w:r>
+        <w:rPr>
+          <w:rFonts w:ascii="Times New Roman" w:hAnsi="Times New Roman"/>
+          <w:bCs/>
+          <w:color w:val="000000" w:themeColor="text1"/>
+        </w:rPr>
+        <w:t>{/</w:t>
+      </w:r>
+      <w:proofErr w:type="spellStart"/>
+      <w:r>
+        <w:rPr>
+          <w:rFonts w:ascii="Times New Roman" w:hAnsi="Times New Roman"/>
+          <w:color w:val="000000" w:themeColor="text1"/>
+          <w:lang w:val="en-US"/>
+        </w:rPr>
+        <w:t>showSubsuper</w:t>
+      </w:r>
+      <w:proofErr w:type="spellEnd"/>
+      <w:r>
+        <w:rPr>
+          <w:rFonts w:ascii="Times New Roman" w:hAnsi="Times New Roman"/>
+          <w:bCs/>
+          <w:color w:val="000000" w:themeColor="text1"/>
+        </w:rPr>
+        <w:t>}</w:t>
       </w:r>
     </w:p>
     <w:p>
@@ -1086,14 +1249,78 @@
         </w:rPr>
         <w:t xml:space="preserve">- </w:t>
       </w:r>
-      <w:proofErr w:type="gramStart"/>
-      <w:r>
-        <w:rPr>
-          <w:rFonts w:ascii="Times New Roman" w:hAnsi="Times New Roman"/>
-          <w:bCs/>
-          <w:color w:val="000000" w:themeColor="text1"/>
-        </w:rPr>
-        <w:t xml:space="preserve">{{ </w:t>
+      <w:r>
+        <w:rPr>
+          <w:rFonts w:ascii="Times New Roman" w:hAnsi="Times New Roman"/>
+          <w:bCs/>
+          <w:color w:val="000000" w:themeColor="text1"/>
+        </w:rPr>
+        <w:t>{</w:t>
+      </w:r>
+      <w:r>
+        <w:rPr>
+          <w:rFonts w:ascii="Times New Roman" w:hAnsi="Times New Roman"/>
+          <w:bCs/>
+          <w:color w:val="000000" w:themeColor="text1"/>
+          <w:lang w:val="en-US"/>
+        </w:rPr>
+        <w:t>curator</w:t>
+      </w:r>
+      <w:r>
+        <w:rPr>
+          <w:rFonts w:ascii="Times New Roman" w:hAnsi="Times New Roman"/>
+          <w:bCs/>
+          <w:color w:val="000000" w:themeColor="text1"/>
+        </w:rPr>
+        <w:t>}</w:t>
+      </w:r>
+      <w:r>
+        <w:rPr>
+          <w:rFonts w:ascii="Times New Roman" w:hAnsi="Times New Roman"/>
+          <w:bCs/>
+          <w:color w:val="000000" w:themeColor="text1"/>
+        </w:rPr>
+        <w:t xml:space="preserve"> </w:t>
+      </w:r>
+      <w:r>
+        <w:rPr>
+          <w:rFonts w:ascii="Times New Roman" w:hAnsi="Times New Roman"/>
+          <w:color w:val="000000" w:themeColor="text1"/>
+        </w:rPr>
+        <w:t>–</w:t>
+      </w:r>
+      <w:r>
+        <w:rPr>
+          <w:rFonts w:ascii="Times New Roman" w:hAnsi="Times New Roman"/>
+          <w:bCs/>
+          <w:color w:val="000000" w:themeColor="text1"/>
+        </w:rPr>
+        <w:t xml:space="preserve"> </w:t>
+      </w:r>
+      <w:r>
+        <w:rPr>
+          <w:rFonts w:ascii="Times New Roman" w:hAnsi="Times New Roman"/>
+          <w:bCs/>
+          <w:color w:val="000000" w:themeColor="text1"/>
+        </w:rPr>
+        <w:t>{</w:t>
+      </w:r>
+      <w:r>
+        <w:rPr>
+          <w:rFonts w:ascii="Times New Roman" w:hAnsi="Times New Roman"/>
+          <w:bCs/>
+          <w:color w:val="000000" w:themeColor="text1"/>
+          <w:lang w:val="en-US"/>
+        </w:rPr>
+        <w:t>curator</w:t>
+      </w:r>
+      <w:r>
+        <w:rPr>
+          <w:rFonts w:ascii="Times New Roman" w:hAnsi="Times New Roman"/>
+          <w:bCs/>
+          <w:color w:val="000000" w:themeColor="text1"/>
+        </w:rPr>
+        <w:t>_</w:t>
       </w:r>
       <w:proofErr w:type="spellStart"/>
       <w:r>
@@ -1101,25 +1328,18 @@
           <w:rFonts w:ascii="Times New Roman" w:hAnsi="Times New Roman"/>
           <w:bCs/>
           <w:color w:val="000000" w:themeColor="text1"/>
-        </w:rPr>
-        <w:t>curator</w:t>
+          <w:lang w:val="en-US"/>
+        </w:rPr>
+        <w:t>plur</w:t>
       </w:r>
       <w:proofErr w:type="spellEnd"/>
-      <w:proofErr w:type="gramEnd"/>
-      <w:r>
-        <w:rPr>
-          <w:rFonts w:ascii="Times New Roman" w:hAnsi="Times New Roman"/>
-          <w:bCs/>
-          <w:color w:val="000000" w:themeColor="text1"/>
-        </w:rPr>
-        <w:t xml:space="preserve"> }} </w:t>
-      </w:r>
-      <w:r>
-        <w:rPr>
-          <w:rFonts w:ascii="Times New Roman" w:hAnsi="Times New Roman"/>
-          <w:color w:val="000000" w:themeColor="text1"/>
-        </w:rPr>
-        <w:t>–</w:t>
+      <w:r>
+        <w:rPr>
+          <w:rFonts w:ascii="Times New Roman" w:hAnsi="Times New Roman"/>
+          <w:bCs/>
+          <w:color w:val="000000" w:themeColor="text1"/>
+        </w:rPr>
+        <w:t>}</w:t>
       </w:r>
       <w:r>
         <w:rPr>
@@ -1128,50 +1348,6 @@
           <w:color w:val="000000" w:themeColor="text1"/>
         </w:rPr>
         <w:t xml:space="preserve"> </w:t>
-      </w:r>
-      <w:r>
-        <w:rPr>
-          <w:rFonts w:ascii="Times New Roman" w:hAnsi="Times New Roman"/>
-          <w:bCs/>
-          <w:color w:val="000000" w:themeColor="text1"/>
-        </w:rPr>
-        <w:t xml:space="preserve">{{ </w:t>
-      </w:r>
-      <w:r>
-        <w:rPr>
-          <w:rFonts w:ascii="Times New Roman" w:hAnsi="Times New Roman"/>
-          <w:bCs/>
-          <w:color w:val="000000" w:themeColor="text1"/>
-          <w:lang w:val="en-US"/>
-        </w:rPr>
-        <w:t>curator</w:t>
-      </w:r>
-      <w:r>
-        <w:rPr>
-          <w:rFonts w:ascii="Times New Roman" w:hAnsi="Times New Roman"/>
-          <w:bCs/>
-          <w:color w:val="000000" w:themeColor="text1"/>
-        </w:rPr>
-        <w:t>_</w:t>
-      </w:r>
-      <w:proofErr w:type="spellStart"/>
-      <w:r>
-        <w:rPr>
-          <w:rFonts w:ascii="Times New Roman" w:hAnsi="Times New Roman"/>
-          <w:bCs/>
-          <w:color w:val="000000" w:themeColor="text1"/>
-          <w:lang w:val="en-US"/>
-        </w:rPr>
-        <w:t>plur</w:t>
-      </w:r>
-      <w:proofErr w:type="spellEnd"/>
-      <w:r>
-        <w:rPr>
-          <w:rFonts w:ascii="Times New Roman" w:hAnsi="Times New Roman"/>
-          <w:bCs/>
-          <w:color w:val="000000" w:themeColor="text1"/>
-        </w:rPr>
-        <w:t xml:space="preserve"> }} </w:t>
       </w:r>
       <w:r>
         <w:rPr>
@@ -1202,6 +1378,56 @@
         <w:jc w:val="both"/>
         <w:rPr>
           <w:rFonts w:ascii="Times New Roman" w:hAnsi="Times New Roman"/>
+          <w:bCs/>
+          <w:color w:val="000000" w:themeColor="text1"/>
+        </w:rPr>
+      </w:pPr>
+      <w:r>
+        <w:rPr>
+          <w:rFonts w:ascii="Times New Roman" w:hAnsi="Times New Roman"/>
+          <w:bCs/>
+          <w:color w:val="000000" w:themeColor="text1"/>
+        </w:rPr>
+        <w:t>{#</w:t>
+      </w:r>
+      <w:proofErr w:type="spellStart"/>
+      <w:r>
+        <w:rPr>
+          <w:rFonts w:ascii="Times New Roman" w:hAnsi="Times New Roman"/>
+          <w:color w:val="000000" w:themeColor="text1"/>
+          <w:lang w:val="en-US"/>
+        </w:rPr>
+        <w:t>showLinkApp</w:t>
+      </w:r>
+      <w:proofErr w:type="spellEnd"/>
+      <w:r>
+        <w:rPr>
+          <w:rFonts w:ascii="Times New Roman" w:hAnsi="Times New Roman"/>
+          <w:color w:val="000000" w:themeColor="text1"/>
+        </w:rPr>
+        <w:t>1</w:t>
+      </w:r>
+      <w:r>
+        <w:rPr>
+          <w:rFonts w:ascii="Times New Roman" w:hAnsi="Times New Roman"/>
+          <w:bCs/>
+          <w:color w:val="000000" w:themeColor="text1"/>
+        </w:rPr>
+        <w:t>}</w:t>
+      </w:r>
+    </w:p>
+    <w:p>
+      <w:pPr>
+        <w:pStyle w:val="a8"/>
+        <w:tabs>
+          <w:tab w:val="left" w:pos="993"/>
+        </w:tabs>
+        <w:spacing w:line="340" w:lineRule="exact"/>
+        <w:ind w:left="0" w:firstLine="709"/>
+        <w:contextualSpacing w:val="0"/>
+        <w:jc w:val="both"/>
+        <w:rPr>
+          <w:rFonts w:ascii="Times New Roman" w:hAnsi="Times New Roman"/>
           <w:color w:val="000000" w:themeColor="text1"/>
         </w:rPr>
       </w:pPr>
@@ -1232,6 +1458,117 @@
           <w:color w:val="000000" w:themeColor="text1"/>
         </w:rPr>
         <w:t xml:space="preserve"> в соответствии с Приложением 1 к настоящему Распоряжению.</w:t>
+      </w:r>
+    </w:p>
+    <w:p>
+      <w:pPr>
+        <w:pStyle w:val="a8"/>
+        <w:tabs>
+          <w:tab w:val="left" w:pos="993"/>
+        </w:tabs>
+        <w:spacing w:line="340" w:lineRule="exact"/>
+        <w:ind w:left="0" w:firstLine="709"/>
+        <w:contextualSpacing w:val="0"/>
+        <w:jc w:val="both"/>
+        <w:rPr>
+          <w:rFonts w:ascii="Times New Roman" w:hAnsi="Times New Roman"/>
+          <w:bCs/>
+          <w:color w:val="000000" w:themeColor="text1"/>
+          <w:lang w:val="en-US"/>
+        </w:rPr>
+      </w:pPr>
+      <w:r>
+        <w:rPr>
+          <w:rFonts w:ascii="Times New Roman" w:hAnsi="Times New Roman"/>
+          <w:bCs/>
+          <w:color w:val="000000" w:themeColor="text1"/>
+          <w:lang w:val="en-US"/>
+        </w:rPr>
+        <w:t>{/</w:t>
+      </w:r>
+      <w:r>
+        <w:rPr>
+          <w:rFonts w:ascii="Times New Roman" w:hAnsi="Times New Roman"/>
+          <w:color w:val="000000" w:themeColor="text1"/>
+          <w:lang w:val="en-US"/>
+        </w:rPr>
+        <w:t>showLinkApp</w:t>
+      </w:r>
+      <w:r>
+        <w:rPr>
+          <w:rFonts w:ascii="Times New Roman" w:hAnsi="Times New Roman"/>
+          <w:color w:val="000000" w:themeColor="text1"/>
+          <w:lang w:val="en-US"/>
+        </w:rPr>
+        <w:t>1</w:t>
+      </w:r>
+      <w:r>
+        <w:rPr>
+          <w:rFonts w:ascii="Times New Roman" w:hAnsi="Times New Roman"/>
+          <w:bCs/>
+          <w:color w:val="000000" w:themeColor="text1"/>
+          <w:lang w:val="en-US"/>
+        </w:rPr>
+        <w:t>}</w:t>
+      </w:r>
+    </w:p>
+    <w:p>
+      <w:pPr>
+        <w:pStyle w:val="a8"/>
+        <w:tabs>
+          <w:tab w:val="left" w:pos="993"/>
+        </w:tabs>
+        <w:spacing w:line="340" w:lineRule="exact"/>
+        <w:ind w:left="0" w:firstLine="709"/>
+        <w:contextualSpacing w:val="0"/>
+        <w:jc w:val="both"/>
+        <w:rPr>
+          <w:rFonts w:ascii="Times New Roman" w:hAnsi="Times New Roman"/>
+          <w:color w:val="000000" w:themeColor="text1"/>
+        </w:rPr>
+      </w:pPr>
+      <w:r>
+        <w:rPr>
+          <w:rFonts w:ascii="Times New Roman" w:hAnsi="Times New Roman"/>
+          <w:bCs/>
+          <w:color w:val="000000" w:themeColor="text1"/>
+          <w:lang w:val="en-US"/>
+        </w:rPr>
+        <w:t>{</w:t>
+      </w:r>
+      <w:r>
+        <w:rPr>
+          <w:rFonts w:ascii="Times New Roman" w:hAnsi="Times New Roman"/>
+          <w:bCs/>
+          <w:color w:val="000000" w:themeColor="text1"/>
+          <w:lang w:val="en-US"/>
+        </w:rPr>
+        <w:t>#</w:t>
+      </w:r>
+      <w:r>
+        <w:rPr>
+          <w:rFonts w:ascii="Times New Roman" w:hAnsi="Times New Roman"/>
+          <w:color w:val="000000" w:themeColor="text1"/>
+          <w:lang w:val="en-US"/>
+        </w:rPr>
+        <w:t>showLinkApp</w:t>
+      </w:r>
+      <w:r>
+        <w:rPr>
+          <w:rFonts w:ascii="Times New Roman" w:hAnsi="Times New Roman"/>
+          <w:color w:val="000000" w:themeColor="text1"/>
+          <w:lang w:val="en-US"/>
+        </w:rPr>
+        <w:t>2</w:t>
+      </w:r>
+      <w:r>
+        <w:rPr>
+          <w:rFonts w:ascii="Times New Roman" w:hAnsi="Times New Roman"/>
+          <w:bCs/>
+          <w:color w:val="000000" w:themeColor="text1"/>
+          <w:lang w:val="en-US"/>
+        </w:rPr>
+        <w:t>}</w:t>
       </w:r>
     </w:p>
     <w:p>
@@ -1275,7 +1612,7 @@
           <w:rFonts w:ascii="Times New Roman" w:hAnsi="Times New Roman"/>
           <w:color w:val="000000" w:themeColor="text1"/>
         </w:rPr>
-        <w:t xml:space="preserve">{{ </w:t>
+        <w:t>{</w:t>
       </w:r>
       <w:proofErr w:type="spellStart"/>
       <w:r>
@@ -1299,7 +1636,7 @@
           <w:rFonts w:ascii="Times New Roman" w:hAnsi="Times New Roman"/>
           <w:color w:val="000000" w:themeColor="text1"/>
         </w:rPr>
-        <w:t xml:space="preserve"> }}</w:t>
+        <w:t>}</w:t>
       </w:r>
       <w:r>
         <w:rPr>
@@ -1315,100 +1652,176 @@
           <w:bCs/>
           <w:color w:val="000000" w:themeColor="text1"/>
         </w:rPr>
-        <w:t xml:space="preserve"> </w:t>
-      </w:r>
-      <w:r>
-        <w:rPr>
-          <w:rFonts w:ascii="Times New Roman" w:hAnsi="Times New Roman"/>
-          <w:bCs/>
-          <w:color w:val="000000" w:themeColor="text1"/>
-        </w:rPr>
-        <w:t xml:space="preserve">{{ </w:t>
+        <w:t xml:space="preserve"> Банка</w:t>
+      </w:r>
+      <w:r>
+        <w:rPr>
+          <w:rStyle w:val="af"/>
+          <w:rFonts w:ascii="Times New Roman" w:hAnsi="Times New Roman"/>
+        </w:rPr>
+        <w:footnoteReference w:id="2"/>
+      </w:r>
+      <w:r>
+        <w:rPr>
+          <w:rFonts w:ascii="Times New Roman" w:hAnsi="Times New Roman"/>
+          <w:bCs/>
+          <w:color w:val="000000" w:themeColor="text1"/>
+        </w:rPr>
+        <w:t xml:space="preserve"> (перечень в Приложении </w:t>
+      </w:r>
+      <w:r>
+        <w:rPr>
+          <w:rFonts w:ascii="Times New Roman" w:hAnsi="Times New Roman"/>
+        </w:rPr>
+        <w:t>{</w:t>
       </w:r>
       <w:proofErr w:type="spellStart"/>
       <w:r>
         <w:rPr>
           <w:rFonts w:ascii="Times New Roman" w:hAnsi="Times New Roman"/>
-          <w:bCs/>
-          <w:color w:val="000000" w:themeColor="text1"/>
-        </w:rPr>
-        <w:t>kps_and_ps_count</w:t>
+          <w:lang w:val="en-US"/>
+        </w:rPr>
+        <w:t>pril</w:t>
       </w:r>
       <w:proofErr w:type="spellEnd"/>
       <w:r>
         <w:rPr>
           <w:rFonts w:ascii="Times New Roman" w:hAnsi="Times New Roman"/>
-          <w:bCs/>
-          <w:color w:val="000000" w:themeColor="text1"/>
-        </w:rPr>
-        <w:t xml:space="preserve"> }} </w:t>
-      </w:r>
-      <w:r>
-        <w:rPr>
-          <w:rFonts w:ascii="Times New Roman" w:hAnsi="Times New Roman"/>
-          <w:bCs/>
-          <w:color w:val="000000" w:themeColor="text1"/>
-        </w:rPr>
-        <w:t>Банка</w:t>
-      </w:r>
-      <w:r>
-        <w:rPr>
-          <w:rStyle w:val="af"/>
-          <w:rFonts w:ascii="Times New Roman" w:hAnsi="Times New Roman"/>
-        </w:rPr>
-        <w:footnoteReference w:id="2"/>
-      </w:r>
-      <w:r>
-        <w:rPr>
-          <w:rFonts w:ascii="Times New Roman" w:hAnsi="Times New Roman"/>
-          <w:bCs/>
-          <w:color w:val="000000" w:themeColor="text1"/>
-        </w:rPr>
-        <w:t xml:space="preserve"> (перечень в Приложении </w:t>
-      </w:r>
-      <w:r>
-        <w:rPr>
-          <w:rFonts w:ascii="Times New Roman" w:hAnsi="Times New Roman"/>
-        </w:rPr>
-        <w:t xml:space="preserve">{{ </w:t>
-      </w:r>
-      <w:proofErr w:type="spellStart"/>
+        </w:rPr>
+        <w:t>_</w:t>
+      </w:r>
       <w:r>
         <w:rPr>
           <w:rFonts w:ascii="Times New Roman" w:hAnsi="Times New Roman"/>
           <w:lang w:val="en-US"/>
         </w:rPr>
-        <w:t>pril</w:t>
-      </w:r>
-      <w:proofErr w:type="spellEnd"/>
-      <w:r>
-        <w:rPr>
-          <w:rFonts w:ascii="Times New Roman" w:hAnsi="Times New Roman"/>
-        </w:rPr>
-        <w:t>_</w:t>
-      </w:r>
-      <w:proofErr w:type="spellStart"/>
-      <w:r>
-        <w:rPr>
-          <w:rFonts w:ascii="Times New Roman" w:hAnsi="Times New Roman"/>
+        <w:t>procs</w:t>
+      </w:r>
+      <w:r>
+        <w:rPr>
+          <w:rFonts w:ascii="Times New Roman" w:hAnsi="Times New Roman"/>
+        </w:rPr>
+        <w:t>}</w:t>
+      </w:r>
+      <w:r>
+        <w:rPr>
+          <w:rFonts w:ascii="Times New Roman" w:hAnsi="Times New Roman"/>
+          <w:bCs/>
+          <w:color w:val="000000" w:themeColor="text1"/>
+        </w:rPr>
+        <w:t>).</w:t>
+      </w:r>
+    </w:p>
+    <w:p>
+      <w:pPr>
+        <w:pStyle w:val="a8"/>
+        <w:tabs>
+          <w:tab w:val="left" w:pos="993"/>
+        </w:tabs>
+        <w:spacing w:line="340" w:lineRule="exact"/>
+        <w:ind w:left="709"/>
+        <w:contextualSpacing w:val="0"/>
+        <w:jc w:val="both"/>
+        <w:rPr>
+          <w:rFonts w:ascii="Times New Roman" w:hAnsi="Times New Roman"/>
+          <w:bCs/>
+          <w:color w:val="000000" w:themeColor="text1"/>
           <w:lang w:val="en-US"/>
         </w:rPr>
-        <w:t>procs</w:t>
-      </w:r>
-      <w:proofErr w:type="spellEnd"/>
-      <w:r>
-        <w:rPr>
-          <w:rFonts w:ascii="Times New Roman" w:hAnsi="Times New Roman"/>
-        </w:rPr>
-        <w:t xml:space="preserve"> }}</w:t>
-      </w:r>
-      <w:r>
-        <w:rPr>
-          <w:rFonts w:ascii="Times New Roman" w:hAnsi="Times New Roman"/>
-          <w:bCs/>
-          <w:color w:val="000000" w:themeColor="text1"/>
-        </w:rPr>
-        <w:t>).</w:t>
+      </w:pPr>
+      <w:r>
+        <w:rPr>
+          <w:rFonts w:ascii="Times New Roman" w:hAnsi="Times New Roman"/>
+          <w:bCs/>
+          <w:color w:val="000000" w:themeColor="text1"/>
+          <w:lang w:val="en-US"/>
+        </w:rPr>
+        <w:t>{/</w:t>
+      </w:r>
+      <w:r>
+        <w:rPr>
+          <w:rFonts w:ascii="Times New Roman" w:hAnsi="Times New Roman"/>
+          <w:color w:val="000000" w:themeColor="text1"/>
+          <w:lang w:val="en-US"/>
+        </w:rPr>
+        <w:t>showLinkApp</w:t>
+      </w:r>
+      <w:r>
+        <w:rPr>
+          <w:rFonts w:ascii="Times New Roman" w:hAnsi="Times New Roman"/>
+          <w:color w:val="000000" w:themeColor="text1"/>
+          <w:lang w:val="en-US"/>
+        </w:rPr>
+        <w:t>2</w:t>
+      </w:r>
+      <w:r>
+        <w:rPr>
+          <w:rFonts w:ascii="Times New Roman" w:hAnsi="Times New Roman"/>
+          <w:bCs/>
+          <w:color w:val="000000" w:themeColor="text1"/>
+          <w:lang w:val="en-US"/>
+        </w:rPr>
+        <w:t>}</w:t>
+      </w:r>
+    </w:p>
+    <w:p>
+      <w:pPr>
+        <w:pStyle w:val="a8"/>
+        <w:tabs>
+          <w:tab w:val="left" w:pos="993"/>
+        </w:tabs>
+        <w:spacing w:line="340" w:lineRule="exact"/>
+        <w:ind w:left="709"/>
+        <w:contextualSpacing w:val="0"/>
+        <w:jc w:val="both"/>
+        <w:rPr>
+          <w:rFonts w:ascii="Times New Roman" w:hAnsi="Times New Roman"/>
+          <w:bCs/>
+          <w:color w:val="000000" w:themeColor="text1"/>
+        </w:rPr>
+      </w:pPr>
+      <w:r>
+        <w:rPr>
+          <w:rFonts w:ascii="Times New Roman" w:hAnsi="Times New Roman"/>
+          <w:bCs/>
+          <w:color w:val="000000" w:themeColor="text1"/>
+          <w:lang w:val="en-US"/>
+        </w:rPr>
+        <w:t>{</w:t>
+      </w:r>
+      <w:r>
+        <w:rPr>
+          <w:rFonts w:ascii="Times New Roman" w:hAnsi="Times New Roman"/>
+          <w:bCs/>
+          <w:color w:val="000000" w:themeColor="text1"/>
+          <w:lang w:val="en-US"/>
+        </w:rPr>
+        <w:t>#</w:t>
+      </w:r>
+      <w:r>
+        <w:rPr>
+          <w:rFonts w:ascii="Times New Roman" w:hAnsi="Times New Roman"/>
+          <w:color w:val="000000" w:themeColor="text1"/>
+          <w:lang w:val="en-US"/>
+        </w:rPr>
+        <w:t>showLinkApp</w:t>
+      </w:r>
+      <w:r>
+        <w:rPr>
+          <w:rFonts w:ascii="Times New Roman" w:hAnsi="Times New Roman"/>
+          <w:color w:val="000000" w:themeColor="text1"/>
+          <w:lang w:val="en-US"/>
+        </w:rPr>
+        <w:t>3</w:t>
+      </w:r>
+      <w:r>
+        <w:rPr>
+          <w:rFonts w:ascii="Times New Roman" w:hAnsi="Times New Roman"/>
+          <w:bCs/>
+          <w:color w:val="000000" w:themeColor="text1"/>
+          <w:lang w:val="en-US"/>
+        </w:rPr>
+        <w:t>}</w:t>
       </w:r>
     </w:p>
     <w:p>
@@ -1447,61 +1860,66 @@
         </w:rPr>
         <w:t xml:space="preserve">проверяемому направлению, в </w:t>
       </w:r>
+      <w:r>
+        <w:rPr>
+          <w:rFonts w:ascii="Times New Roman" w:hAnsi="Times New Roman"/>
+          <w:bCs/>
+          <w:color w:val="000000" w:themeColor="text1"/>
+        </w:rPr>
+        <w:t xml:space="preserve">т.ч. </w:t>
+      </w:r>
+      <w:r>
+        <w:rPr>
+          <w:rFonts w:ascii="Times New Roman" w:hAnsi="Times New Roman"/>
+          <w:bCs/>
+          <w:color w:val="000000" w:themeColor="text1"/>
+        </w:rPr>
+        <w:t>к автоматизированным банковским системам и хранилищам/витринам данных на просмотр информации</w:t>
+      </w:r>
+      <w:r>
+        <w:rPr>
+          <w:rFonts w:ascii="Times New Roman" w:hAnsi="Times New Roman"/>
+          <w:bCs/>
+          <w:vertAlign w:val="superscript"/>
+        </w:rPr>
+        <w:footnoteReference w:id="3"/>
+      </w:r>
+      <w:r>
+        <w:rPr>
+          <w:rFonts w:ascii="Times New Roman" w:hAnsi="Times New Roman"/>
+          <w:bCs/>
+          <w:color w:val="000000" w:themeColor="text1"/>
+        </w:rPr>
+        <w:t xml:space="preserve"> </w:t>
+      </w:r>
+      <w:r>
+        <w:rPr>
+          <w:rFonts w:ascii="Times New Roman" w:hAnsi="Times New Roman"/>
+          <w:bCs/>
+          <w:color w:val="000000" w:themeColor="text1"/>
+        </w:rPr>
+        <w:t xml:space="preserve">(перечень в Приложении </w:t>
+      </w:r>
+      <w:r>
+        <w:rPr>
+          <w:rFonts w:ascii="Times New Roman" w:hAnsi="Times New Roman"/>
+        </w:rPr>
+        <w:t>{</w:t>
+      </w:r>
       <w:proofErr w:type="spellStart"/>
       <w:r>
         <w:rPr>
           <w:rFonts w:ascii="Times New Roman" w:hAnsi="Times New Roman"/>
-          <w:bCs/>
-          <w:color w:val="000000" w:themeColor="text1"/>
-        </w:rPr>
-        <w:t>т.ч</w:t>
+          <w:lang w:val="en-US"/>
+        </w:rPr>
+        <w:t>pril</w:t>
       </w:r>
       <w:proofErr w:type="spellEnd"/>
       <w:r>
         <w:rPr>
           <w:rFonts w:ascii="Times New Roman" w:hAnsi="Times New Roman"/>
-          <w:bCs/>
-          <w:color w:val="000000" w:themeColor="text1"/>
-        </w:rPr>
-        <w:t xml:space="preserve">. </w:t>
-      </w:r>
-      <w:r>
-        <w:rPr>
-          <w:rFonts w:ascii="Times New Roman" w:hAnsi="Times New Roman"/>
-          <w:bCs/>
-          <w:color w:val="000000" w:themeColor="text1"/>
-        </w:rPr>
-        <w:t>к автоматизированным банковским системам и хранилищам/витринам данных на просмотр информации</w:t>
-      </w:r>
-      <w:r>
-        <w:rPr>
-          <w:rFonts w:ascii="Times New Roman" w:hAnsi="Times New Roman"/>
-          <w:bCs/>
-          <w:vertAlign w:val="superscript"/>
-        </w:rPr>
-        <w:footnoteReference w:id="3"/>
-      </w:r>
-      <w:r>
-        <w:rPr>
-          <w:rFonts w:ascii="Times New Roman" w:hAnsi="Times New Roman"/>
-          <w:bCs/>
-          <w:color w:val="000000" w:themeColor="text1"/>
-        </w:rPr>
-        <w:t xml:space="preserve"> </w:t>
-      </w:r>
-      <w:r>
-        <w:rPr>
-          <w:rFonts w:ascii="Times New Roman" w:hAnsi="Times New Roman"/>
-          <w:bCs/>
-          <w:color w:val="000000" w:themeColor="text1"/>
-        </w:rPr>
-        <w:t xml:space="preserve">(перечень в Приложении </w:t>
-      </w:r>
-      <w:r>
-        <w:rPr>
-          <w:rFonts w:ascii="Times New Roman" w:hAnsi="Times New Roman"/>
-        </w:rPr>
-        <w:t xml:space="preserve">{{ </w:t>
+        </w:rPr>
+        <w:t>_</w:t>
       </w:r>
       <w:proofErr w:type="spellStart"/>
       <w:r>
@@ -1509,44 +1927,81 @@
           <w:rFonts w:ascii="Times New Roman" w:hAnsi="Times New Roman"/>
           <w:lang w:val="en-US"/>
         </w:rPr>
-        <w:t>pril</w:t>
+        <w:t>as</w:t>
+      </w:r>
+      <w:r>
+        <w:rPr>
+          <w:rFonts w:ascii="Times New Roman" w:hAnsi="Times New Roman"/>
+          <w:lang w:val="en-US"/>
+        </w:rPr>
+        <w:t>ki</w:t>
       </w:r>
       <w:proofErr w:type="spellEnd"/>
       <w:r>
         <w:rPr>
           <w:rFonts w:ascii="Times New Roman" w:hAnsi="Times New Roman"/>
         </w:rPr>
-        <w:t>_</w:t>
-      </w:r>
-      <w:proofErr w:type="spellStart"/>
-      <w:r>
-        <w:rPr>
-          <w:rFonts w:ascii="Times New Roman" w:hAnsi="Times New Roman"/>
+        <w:t>}</w:t>
+      </w:r>
+      <w:r>
+        <w:rPr>
+          <w:rFonts w:ascii="Times New Roman" w:hAnsi="Times New Roman"/>
+          <w:bCs/>
+          <w:color w:val="000000" w:themeColor="text1"/>
+        </w:rPr>
+        <w:t>).</w:t>
+      </w:r>
+    </w:p>
+    <w:p>
+      <w:pPr>
+        <w:pStyle w:val="a8"/>
+        <w:tabs>
+          <w:tab w:val="left" w:pos="993"/>
+        </w:tabs>
+        <w:spacing w:line="340" w:lineRule="exact"/>
+        <w:ind w:left="709"/>
+        <w:contextualSpacing w:val="0"/>
+        <w:jc w:val="both"/>
+        <w:rPr>
+          <w:rFonts w:ascii="Times New Roman" w:hAnsi="Times New Roman"/>
+          <w:bCs/>
+          <w:color w:val="000000" w:themeColor="text1"/>
+        </w:rPr>
+      </w:pPr>
+      <w:r>
+        <w:rPr>
+          <w:rFonts w:ascii="Times New Roman" w:hAnsi="Times New Roman"/>
+          <w:bCs/>
+          <w:color w:val="000000" w:themeColor="text1"/>
           <w:lang w:val="en-US"/>
         </w:rPr>
-        <w:t>as</w:t>
-      </w:r>
-      <w:r>
-        <w:rPr>
-          <w:rFonts w:ascii="Times New Roman" w:hAnsi="Times New Roman"/>
+        <w:lastRenderedPageBreak/>
+        <w:t>{/</w:t>
+      </w:r>
+      <w:r>
+        <w:rPr>
+          <w:rFonts w:ascii="Times New Roman" w:hAnsi="Times New Roman"/>
+          <w:color w:val="000000" w:themeColor="text1"/>
           <w:lang w:val="en-US"/>
         </w:rPr>
-        <w:t>ki</w:t>
-      </w:r>
-      <w:proofErr w:type="spellEnd"/>
-      <w:r>
-        <w:rPr>
-          <w:rFonts w:ascii="Times New Roman" w:hAnsi="Times New Roman"/>
-        </w:rPr>
-        <w:t xml:space="preserve"> }}</w:t>
-      </w:r>
-      <w:r>
-        <w:rPr>
-          <w:rFonts w:ascii="Times New Roman" w:hAnsi="Times New Roman"/>
-          <w:bCs/>
-          <w:color w:val="000000" w:themeColor="text1"/>
-        </w:rPr>
-        <w:t>).</w:t>
+        <w:t>showLinkApp</w:t>
+      </w:r>
+      <w:r>
+        <w:rPr>
+          <w:rFonts w:ascii="Times New Roman" w:hAnsi="Times New Roman"/>
+          <w:color w:val="000000" w:themeColor="text1"/>
+          <w:lang w:val="en-US"/>
+        </w:rPr>
+        <w:t>3</w:t>
+      </w:r>
+      <w:r>
+        <w:rPr>
+          <w:rFonts w:ascii="Times New Roman" w:hAnsi="Times New Roman"/>
+          <w:bCs/>
+          <w:color w:val="000000" w:themeColor="text1"/>
+          <w:lang w:val="en-US"/>
+        </w:rPr>
+        <w:t>}</w:t>
       </w:r>
     </w:p>
     <w:p>
@@ -1604,14 +2059,13 @@
       <w:r>
         <w:t xml:space="preserve"> </w:t>
       </w:r>
-      <w:proofErr w:type="gramStart"/>
-      <w:r>
-        <w:rPr>
-          <w:rFonts w:ascii="Times New Roman" w:hAnsi="Times New Roman"/>
-          <w:bCs/>
-          <w:color w:val="000000" w:themeColor="text1"/>
-        </w:rPr>
-        <w:t xml:space="preserve">{{ </w:t>
+      <w:r>
+        <w:rPr>
+          <w:rFonts w:ascii="Times New Roman" w:hAnsi="Times New Roman"/>
+          <w:bCs/>
+          <w:color w:val="000000" w:themeColor="text1"/>
+        </w:rPr>
+        <w:t>{</w:t>
       </w:r>
       <w:proofErr w:type="spellStart"/>
       <w:r>
@@ -1623,14 +2077,13 @@
         <w:t>dir</w:t>
       </w:r>
       <w:proofErr w:type="spellEnd"/>
-      <w:proofErr w:type="gramEnd"/>
-      <w:r>
-        <w:rPr>
-          <w:rFonts w:ascii="Times New Roman" w:hAnsi="Times New Roman"/>
-          <w:bCs/>
-          <w:color w:val="000000" w:themeColor="text1"/>
-        </w:rPr>
-        <w:t xml:space="preserve"> }}</w:t>
+      <w:r>
+        <w:rPr>
+          <w:rFonts w:ascii="Times New Roman" w:hAnsi="Times New Roman"/>
+          <w:bCs/>
+          <w:color w:val="000000" w:themeColor="text1"/>
+        </w:rPr>
+        <w:t>}</w:t>
       </w:r>
       <w:r>
         <w:rPr>
@@ -1719,7 +2172,7 @@
                 <w:b/>
                 <w:lang w:val="en-US"/>
               </w:rPr>
-              <w:t xml:space="preserve">{{ </w:t>
+              <w:t>{</w:t>
             </w:r>
             <w:proofErr w:type="spellStart"/>
             <w:r>
@@ -1735,7 +2188,7 @@
                 <w:b/>
                 <w:lang w:val="en-US"/>
               </w:rPr>
-              <w:t xml:space="preserve"> }}</w:t>
+              <w:t>}</w:t>
             </w:r>
             <w:r>
               <w:rPr>
@@ -1790,7 +2243,7 @@
                 <w:b/>
                 <w:lang w:val="en-US"/>
               </w:rPr>
-              <w:t xml:space="preserve">{{ </w:t>
+              <w:t>{</w:t>
             </w:r>
             <w:proofErr w:type="spellStart"/>
             <w:r>
@@ -1806,7 +2259,7 @@
                 <w:b/>
                 <w:lang w:val="en-US"/>
               </w:rPr>
-              <w:t xml:space="preserve"> }}</w:t>
+              <w:t>}</w:t>
             </w:r>
           </w:p>
         </w:tc>
@@ -1848,6 +2301,13 @@
           <w:b/>
         </w:rPr>
         <w:lastRenderedPageBreak/>
+        <w:t>{#showApp1}</w:t>
+      </w:r>
+      <w:r>
+        <w:rPr>
+          <w:rFonts w:ascii="Times New Roman" w:hAnsi="Times New Roman"/>
+          <w:b/>
+        </w:rPr>
         <w:t xml:space="preserve">Приложение 1 </w:t>
       </w:r>
     </w:p>
@@ -1895,7 +2355,7 @@
           <w:rFonts w:ascii="Times New Roman" w:hAnsi="Times New Roman"/>
           <w:b/>
         </w:rPr>
-        <w:t xml:space="preserve">{{ </w:t>
+        <w:t>{</w:t>
       </w:r>
       <w:proofErr w:type="spellStart"/>
       <w:r>
@@ -1914,7 +2374,6 @@
         </w:rPr>
         <w:t>_</w:t>
       </w:r>
-      <w:proofErr w:type="spellStart"/>
       <w:r>
         <w:rPr>
           <w:rFonts w:ascii="Times New Roman" w:hAnsi="Times New Roman"/>
@@ -1923,13 +2382,12 @@
         </w:rPr>
         <w:t>emp</w:t>
       </w:r>
-      <w:proofErr w:type="spellEnd"/>
-      <w:r>
-        <w:rPr>
-          <w:rFonts w:ascii="Times New Roman" w:hAnsi="Times New Roman"/>
-          <w:b/>
-        </w:rPr>
-        <w:t xml:space="preserve"> }}</w:t>
+      <w:r>
+        <w:rPr>
+          <w:rFonts w:ascii="Times New Roman" w:hAnsi="Times New Roman"/>
+          <w:b/>
+        </w:rPr>
+        <w:t>}</w:t>
       </w:r>
     </w:p>
     <w:p>
@@ -1948,12 +2406,12 @@
         <w:tblLook w:val="04A0" w:firstRow="1" w:lastRow="0" w:firstColumn="1" w:lastColumn="0" w:noHBand="0" w:noVBand="1"/>
       </w:tblPr>
       <w:tblGrid>
-        <w:gridCol w:w="914"/>
-        <w:gridCol w:w="4161"/>
-        <w:gridCol w:w="2448"/>
-        <w:gridCol w:w="2434"/>
-        <w:gridCol w:w="2438"/>
-        <w:gridCol w:w="2768"/>
+        <w:gridCol w:w="2174"/>
+        <w:gridCol w:w="3645"/>
+        <w:gridCol w:w="2291"/>
+        <w:gridCol w:w="2209"/>
+        <w:gridCol w:w="2200"/>
+        <w:gridCol w:w="2644"/>
       </w:tblGrid>
       <w:tr>
         <w:trPr>
@@ -2038,7 +2496,7 @@
                 <w:b/>
                 <w:lang w:val="en-US"/>
               </w:rPr>
-              <w:t xml:space="preserve">{{ </w:t>
+              <w:t>{</w:t>
             </w:r>
             <w:proofErr w:type="spellStart"/>
             <w:r>
@@ -2054,7 +2512,7 @@
                 <w:b/>
                 <w:lang w:val="en-US"/>
               </w:rPr>
-              <w:t xml:space="preserve"> }}</w:t>
+              <w:t>}</w:t>
             </w:r>
           </w:p>
         </w:tc>
@@ -2095,62 +2553,6 @@
                 <w:b/>
               </w:rPr>
               <w:t>Табельный номер</w:t>
-            </w:r>
-          </w:p>
-        </w:tc>
-      </w:tr>
-      <w:tr>
-        <w:tc>
-          <w:tcPr>
-            <w:tcW w:w="15163" w:type="dxa"/>
-            <w:gridSpan w:val="6"/>
-          </w:tcPr>
-          <w:p>
-            <w:pPr>
-              <w:jc w:val="center"/>
-              <w:rPr>
-                <w:color w:val="000000" w:themeColor="text1"/>
-                <w:lang w:val="en-US"/>
-              </w:rPr>
-            </w:pPr>
-            <w:r>
-              <w:rPr>
-                <w:color w:val="000000"/>
-                <w:lang w:val="en-US"/>
-              </w:rPr>
-              <w:t>{%</w:t>
-            </w:r>
-            <w:proofErr w:type="spellStart"/>
-            <w:r>
-              <w:rPr>
-                <w:color w:val="000000"/>
-                <w:lang w:val="en-US"/>
-              </w:rPr>
-              <w:t>tr</w:t>
-            </w:r>
-            <w:proofErr w:type="spellEnd"/>
-            <w:r>
-              <w:rPr>
-                <w:color w:val="000000"/>
-                <w:lang w:val="en-US"/>
-              </w:rPr>
-              <w:t xml:space="preserve"> for </w:t>
-            </w:r>
-            <w:proofErr w:type="spellStart"/>
-            <w:r>
-              <w:rPr>
-                <w:color w:val="000000"/>
-                <w:lang w:val="en-US"/>
-              </w:rPr>
-              <w:t>emp</w:t>
-            </w:r>
-            <w:proofErr w:type="spellEnd"/>
-            <w:r>
-              <w:rPr>
-                <w:color w:val="000000"/>
-                <w:lang w:val="en-US"/>
-              </w:rPr>
-              <w:t xml:space="preserve"> in employees %}</w:t>
             </w:r>
           </w:p>
         </w:tc>
@@ -2175,39 +2577,21 @@
                 <w:color w:val="000000"/>
                 <w:lang w:val="en-US"/>
               </w:rPr>
-              <w:t xml:space="preserve">{{ </w:t>
-            </w:r>
-            <w:proofErr w:type="spellStart"/>
+              <w:t>{#employees}</w:t>
+            </w:r>
             <w:r>
               <w:rPr>
                 <w:color w:val="000000"/>
                 <w:lang w:val="en-US"/>
               </w:rPr>
-              <w:t>emp</w:t>
-            </w:r>
-            <w:proofErr w:type="spellEnd"/>
+              <w:t>{</w:t>
+            </w:r>
             <w:r>
               <w:rPr>
                 <w:color w:val="000000"/>
                 <w:lang w:val="en-US"/>
               </w:rPr>
-              <w:t xml:space="preserve"> .</w:t>
-            </w:r>
-            <w:proofErr w:type="spellStart"/>
-            <w:r>
-              <w:rPr>
-                <w:color w:val="000000"/>
-                <w:lang w:val="en-US"/>
-              </w:rPr>
-              <w:t>i</w:t>
-            </w:r>
-            <w:proofErr w:type="spellEnd"/>
-            <w:r>
-              <w:rPr>
-                <w:color w:val="000000"/>
-                <w:lang w:val="en-US"/>
-              </w:rPr>
-              <w:t>}}</w:t>
+              <w:t>i}</w:t>
             </w:r>
           </w:p>
         </w:tc>
@@ -2225,29 +2609,18 @@
               </w:rPr>
             </w:pPr>
             <w:r>
-              <w:t xml:space="preserve">{{ </w:t>
+              <w:t>{</w:t>
             </w:r>
             <w:proofErr w:type="spellStart"/>
             <w:r>
               <w:rPr>
                 <w:lang w:val="en-US"/>
               </w:rPr>
-              <w:t>emp</w:t>
+              <w:t>fio</w:t>
             </w:r>
             <w:proofErr w:type="spellEnd"/>
             <w:r>
-              <w:t>.</w:t>
-            </w:r>
-            <w:proofErr w:type="spellStart"/>
-            <w:r>
-              <w:rPr>
-                <w:lang w:val="en-US"/>
-              </w:rPr>
-              <w:t>fio</w:t>
-            </w:r>
-            <w:proofErr w:type="spellEnd"/>
-            <w:r>
-              <w:t xml:space="preserve"> }}</w:t>
+              <w:t>}</w:t>
             </w:r>
           </w:p>
         </w:tc>
@@ -2268,21 +2641,19 @@
               <w:rPr>
                 <w:lang w:val="en-US"/>
               </w:rPr>
-              <w:t xml:space="preserve">{{ </w:t>
-            </w:r>
-            <w:proofErr w:type="spellStart"/>
+              <w:t>{</w:t>
+            </w:r>
             <w:r>
               <w:rPr>
                 <w:lang w:val="en-US"/>
               </w:rPr>
-              <w:t>emp.title</w:t>
-            </w:r>
-            <w:proofErr w:type="spellEnd"/>
+              <w:t>title</w:t>
+            </w:r>
             <w:r>
               <w:rPr>
                 <w:lang w:val="en-US"/>
               </w:rPr>
-              <w:t xml:space="preserve"> }}</w:t>
+              <w:t>}</w:t>
             </w:r>
           </w:p>
         </w:tc>
@@ -2303,27 +2674,19 @@
               <w:rPr>
                 <w:lang w:val="en-US"/>
               </w:rPr>
-              <w:t xml:space="preserve">{{ </w:t>
-            </w:r>
-            <w:proofErr w:type="spellStart"/>
+              <w:t>{</w:t>
+            </w:r>
             <w:r>
               <w:rPr>
                 <w:lang w:val="en-US"/>
               </w:rPr>
-              <w:t>emp.t</w:t>
+              <w:t>t</w:t>
             </w:r>
             <w:r>
               <w:rPr>
                 <w:lang w:val="en-US"/>
               </w:rPr>
-              <w:t>b</w:t>
-            </w:r>
-            <w:proofErr w:type="spellEnd"/>
-            <w:r>
-              <w:rPr>
-                <w:lang w:val="en-US"/>
-              </w:rPr>
-              <w:t xml:space="preserve"> }}</w:t>
+              <w:t>b}</w:t>
             </w:r>
           </w:p>
         </w:tc>
@@ -2341,27 +2704,16 @@
               </w:rPr>
             </w:pPr>
             <w:r>
-              <w:t xml:space="preserve">{{ </w:t>
-            </w:r>
-            <w:proofErr w:type="spellStart"/>
+              <w:t>{</w:t>
+            </w:r>
             <w:r>
               <w:rPr>
                 <w:lang w:val="en-US"/>
               </w:rPr>
-              <w:t>emp</w:t>
-            </w:r>
-            <w:proofErr w:type="spellEnd"/>
-            <w:r>
-              <w:t>.</w:t>
-            </w:r>
-            <w:r>
-              <w:rPr>
-                <w:lang w:val="en-US"/>
-              </w:rPr>
               <w:t>dep</w:t>
             </w:r>
             <w:r>
-              <w:t xml:space="preserve"> }}</w:t>
+              <w:t>}</w:t>
             </w:r>
           </w:p>
         </w:tc>
@@ -2385,84 +2737,37 @@
               <w:t xml:space="preserve"> </w:t>
             </w:r>
             <w:r>
-              <w:t xml:space="preserve">{{ </w:t>
+              <w:t>{</w:t>
             </w:r>
             <w:proofErr w:type="spellStart"/>
             <w:r>
               <w:rPr>
                 <w:lang w:val="en-US"/>
               </w:rPr>
-              <w:t>emp</w:t>
+              <w:t>tn</w:t>
             </w:r>
             <w:proofErr w:type="spellEnd"/>
             <w:r>
-              <w:t>.</w:t>
-            </w:r>
-            <w:proofErr w:type="spellStart"/>
-            <w:r>
-              <w:rPr>
-                <w:lang w:val="en-US"/>
-              </w:rPr>
-              <w:t>tn</w:t>
-            </w:r>
-            <w:proofErr w:type="spellEnd"/>
-            <w:r>
-              <w:t xml:space="preserve"> }}</w:t>
-            </w:r>
-          </w:p>
-        </w:tc>
-      </w:tr>
-      <w:tr>
-        <w:tc>
-          <w:tcPr>
-            <w:tcW w:w="15163" w:type="dxa"/>
-            <w:gridSpan w:val="6"/>
-          </w:tcPr>
-          <w:p>
-            <w:pPr>
-              <w:jc w:val="center"/>
-              <w:rPr>
-                <w:color w:val="000000" w:themeColor="text1"/>
-              </w:rPr>
-            </w:pPr>
+              <w:t>}</w:t>
+            </w:r>
+            <w:r>
+              <w:rPr>
+                <w:color w:val="000000"/>
+              </w:rPr>
+              <w:t>{/</w:t>
+            </w:r>
             <w:r>
               <w:rPr>
                 <w:color w:val="000000"/>
                 <w:lang w:val="en-US"/>
               </w:rPr>
-              <w:t>{%</w:t>
-            </w:r>
-            <w:proofErr w:type="spellStart"/>
+              <w:t>employees</w:t>
+            </w:r>
             <w:r>
               <w:rPr>
                 <w:color w:val="000000"/>
-                <w:lang w:val="en-US"/>
-              </w:rPr>
-              <w:t>tr</w:t>
-            </w:r>
-            <w:proofErr w:type="spellEnd"/>
-            <w:r>
-              <w:rPr>
-                <w:color w:val="000000"/>
-                <w:lang w:val="en-US"/>
-              </w:rPr>
-              <w:t xml:space="preserve"> </w:t>
-            </w:r>
-            <w:proofErr w:type="spellStart"/>
-            <w:r>
-              <w:rPr>
-                <w:color w:val="000000"/>
-                <w:lang w:val="en-US"/>
-              </w:rPr>
-              <w:t>endfor</w:t>
-            </w:r>
-            <w:proofErr w:type="spellEnd"/>
-            <w:r>
-              <w:rPr>
-                <w:color w:val="000000"/>
-                <w:lang w:val="en-US"/>
-              </w:rPr>
-              <w:t xml:space="preserve"> %}</w:t>
+              </w:rPr>
+              <w:t>}</w:t>
             </w:r>
           </w:p>
         </w:tc>
@@ -2481,6 +2786,13 @@
           <w:rFonts w:ascii="Times New Roman" w:hAnsi="Times New Roman"/>
           <w:b/>
         </w:rPr>
+        <w:t>{/showApp1}</w:t>
+      </w:r>
+      <w:r>
+        <w:rPr>
+          <w:rFonts w:ascii="Times New Roman" w:hAnsi="Times New Roman"/>
+          <w:b/>
+        </w:rPr>
         <w:br w:type="page"/>
       </w:r>
     </w:p>
@@ -2499,9 +2811,15 @@
           <w:b/>
         </w:rPr>
         <w:lastRenderedPageBreak/>
+        <w:t>{#showApp2}</w:t>
+      </w:r>
+      <w:r>
+        <w:rPr>
+          <w:rFonts w:ascii="Times New Roman" w:hAnsi="Times New Roman"/>
+          <w:b/>
+        </w:rPr>
         <w:t xml:space="preserve">Приложение </w:t>
       </w:r>
-      <w:proofErr w:type="gramStart"/>
       <w:r>
         <w:rPr>
           <w:rFonts w:ascii="Times New Roman" w:hAnsi="Times New Roman"/>
@@ -2509,13 +2827,6 @@
         </w:rPr>
         <w:t>{</w:t>
       </w:r>
-      <w:r>
-        <w:rPr>
-          <w:rFonts w:ascii="Times New Roman" w:hAnsi="Times New Roman"/>
-          <w:b/>
-        </w:rPr>
-        <w:t xml:space="preserve">{ </w:t>
-      </w:r>
       <w:proofErr w:type="spellStart"/>
       <w:r>
         <w:rPr>
@@ -2526,7 +2837,6 @@
         <w:t>pril</w:t>
       </w:r>
       <w:proofErr w:type="spellEnd"/>
-      <w:proofErr w:type="gramEnd"/>
       <w:r>
         <w:rPr>
           <w:rFonts w:ascii="Times New Roman" w:hAnsi="Times New Roman"/>
@@ -2534,7 +2844,6 @@
         </w:rPr>
         <w:t>_</w:t>
       </w:r>
-      <w:proofErr w:type="spellStart"/>
       <w:r>
         <w:rPr>
           <w:rFonts w:ascii="Times New Roman" w:hAnsi="Times New Roman"/>
@@ -2543,13 +2852,12 @@
         </w:rPr>
         <w:t>procs</w:t>
       </w:r>
-      <w:proofErr w:type="spellEnd"/>
-      <w:r>
-        <w:rPr>
-          <w:rFonts w:ascii="Times New Roman" w:hAnsi="Times New Roman"/>
-          <w:b/>
-        </w:rPr>
-        <w:t xml:space="preserve"> }}</w:t>
+      <w:r>
+        <w:rPr>
+          <w:rFonts w:ascii="Times New Roman" w:hAnsi="Times New Roman"/>
+          <w:b/>
+        </w:rPr>
+        <w:t>}</w:t>
       </w:r>
     </w:p>
     <w:p>
@@ -2624,14 +2932,14 @@
         <w:tblLook w:val="04A0" w:firstRow="1" w:lastRow="0" w:firstColumn="1" w:lastColumn="0" w:noHBand="0" w:noVBand="1"/>
       </w:tblPr>
       <w:tblGrid>
-        <w:gridCol w:w="823"/>
-        <w:gridCol w:w="1210"/>
-        <w:gridCol w:w="2698"/>
-        <w:gridCol w:w="2338"/>
-        <w:gridCol w:w="703"/>
-        <w:gridCol w:w="1090"/>
-        <w:gridCol w:w="3125"/>
-        <w:gridCol w:w="3176"/>
+        <w:gridCol w:w="2144"/>
+        <w:gridCol w:w="1260"/>
+        <w:gridCol w:w="2317"/>
+        <w:gridCol w:w="2125"/>
+        <w:gridCol w:w="754"/>
+        <w:gridCol w:w="1140"/>
+        <w:gridCol w:w="2559"/>
+        <w:gridCol w:w="2864"/>
       </w:tblGrid>
       <w:tr>
         <w:trPr>
@@ -2641,7 +2949,7 @@
         </w:trPr>
         <w:tc>
           <w:tcPr>
-            <w:tcW w:w="6914" w:type="dxa"/>
+            <w:tcW w:w="7100" w:type="dxa"/>
             <w:gridSpan w:val="4"/>
             <w:tcBorders>
               <w:bottom w:val="single" w:sz="4" w:space="0" w:color="auto"/>
@@ -2665,7 +2973,7 @@
         </w:tc>
         <w:tc>
           <w:tcPr>
-            <w:tcW w:w="8249" w:type="dxa"/>
+            <w:tcW w:w="8063" w:type="dxa"/>
             <w:gridSpan w:val="4"/>
             <w:tcBorders>
               <w:bottom w:val="single" w:sz="4" w:space="0" w:color="auto"/>
@@ -2695,7 +3003,7 @@
         </w:trPr>
         <w:tc>
           <w:tcPr>
-            <w:tcW w:w="463" w:type="dxa"/>
+            <w:tcW w:w="874" w:type="dxa"/>
             <w:tcBorders>
               <w:top w:val="single" w:sz="4" w:space="0" w:color="auto"/>
               <w:left w:val="single" w:sz="4" w:space="0" w:color="auto"/>
@@ -2722,7 +3030,7 @@
         </w:tc>
         <w:tc>
           <w:tcPr>
-            <w:tcW w:w="1210" w:type="dxa"/>
+            <w:tcW w:w="1260" w:type="dxa"/>
             <w:tcBorders>
               <w:top w:val="single" w:sz="4" w:space="0" w:color="auto"/>
               <w:left w:val="single" w:sz="4" w:space="0" w:color="auto"/>
@@ -2749,7 +3057,7 @@
         </w:tc>
         <w:tc>
           <w:tcPr>
-            <w:tcW w:w="2829" w:type="dxa"/>
+            <w:tcW w:w="2653" w:type="dxa"/>
             <w:tcBorders>
               <w:top w:val="single" w:sz="4" w:space="0" w:color="auto"/>
               <w:left w:val="single" w:sz="4" w:space="0" w:color="auto"/>
@@ -2776,7 +3084,7 @@
         </w:tc>
         <w:tc>
           <w:tcPr>
-            <w:tcW w:w="2412" w:type="dxa"/>
+            <w:tcW w:w="2313" w:type="dxa"/>
             <w:tcBorders>
               <w:top w:val="single" w:sz="4" w:space="0" w:color="auto"/>
               <w:left w:val="single" w:sz="4" w:space="0" w:color="auto"/>
@@ -2803,7 +3111,7 @@
         </w:tc>
         <w:tc>
           <w:tcPr>
-            <w:tcW w:w="463" w:type="dxa"/>
+            <w:tcW w:w="754" w:type="dxa"/>
             <w:tcBorders>
               <w:top w:val="single" w:sz="4" w:space="0" w:color="auto"/>
               <w:left w:val="single" w:sz="4" w:space="0" w:color="auto"/>
@@ -2830,7 +3138,7 @@
         </w:tc>
         <w:tc>
           <w:tcPr>
-            <w:tcW w:w="1090" w:type="dxa"/>
+            <w:tcW w:w="1140" w:type="dxa"/>
             <w:tcBorders>
               <w:top w:val="single" w:sz="4" w:space="0" w:color="auto"/>
               <w:left w:val="single" w:sz="4" w:space="0" w:color="auto"/>
@@ -2857,7 +3165,7 @@
         </w:tc>
         <w:tc>
           <w:tcPr>
-            <w:tcW w:w="3321" w:type="dxa"/>
+            <w:tcW w:w="3060" w:type="dxa"/>
             <w:tcBorders>
               <w:top w:val="single" w:sz="4" w:space="0" w:color="auto"/>
               <w:left w:val="single" w:sz="4" w:space="0" w:color="auto"/>
@@ -2884,7 +3192,7 @@
         </w:tc>
         <w:tc>
           <w:tcPr>
-            <w:tcW w:w="3375" w:type="dxa"/>
+            <w:tcW w:w="3109" w:type="dxa"/>
             <w:tcBorders>
               <w:top w:val="single" w:sz="4" w:space="0" w:color="auto"/>
               <w:left w:val="single" w:sz="4" w:space="0" w:color="auto"/>
@@ -2914,50 +3222,7 @@
       <w:tr>
         <w:tc>
           <w:tcPr>
-            <w:tcW w:w="15163" w:type="dxa"/>
-            <w:gridSpan w:val="8"/>
-            <w:tcBorders>
-              <w:top w:val="single" w:sz="4" w:space="0" w:color="auto"/>
-              <w:left w:val="single" w:sz="4" w:space="0" w:color="auto"/>
-              <w:bottom w:val="single" w:sz="4" w:space="0" w:color="auto"/>
-              <w:right w:val="single" w:sz="4" w:space="0" w:color="auto"/>
-            </w:tcBorders>
-            <w:vAlign w:val="center"/>
-          </w:tcPr>
-          <w:p>
-            <w:pPr>
-              <w:jc w:val="center"/>
-              <w:rPr>
-                <w:lang w:val="en-US"/>
-              </w:rPr>
-            </w:pPr>
-            <w:r>
-              <w:rPr>
-                <w:lang w:val="en-US"/>
-              </w:rPr>
-              <w:t>{%</w:t>
-            </w:r>
-            <w:proofErr w:type="spellStart"/>
-            <w:r>
-              <w:rPr>
-                <w:lang w:val="en-US"/>
-              </w:rPr>
-              <w:t>tr</w:t>
-            </w:r>
-            <w:proofErr w:type="spellEnd"/>
-            <w:r>
-              <w:rPr>
-                <w:lang w:val="en-US"/>
-              </w:rPr>
-              <w:t xml:space="preserve"> for p in processes%}</w:t>
-            </w:r>
-          </w:p>
-        </w:tc>
-      </w:tr>
-      <w:tr>
-        <w:tc>
-          <w:tcPr>
-            <w:tcW w:w="463" w:type="dxa"/>
+            <w:tcW w:w="874" w:type="dxa"/>
             <w:tcBorders>
               <w:top w:val="single" w:sz="4" w:space="0" w:color="auto"/>
               <w:left w:val="single" w:sz="4" w:space="0" w:color="auto"/>
@@ -2979,45 +3244,25 @@
               <w:rPr>
                 <w:lang w:val="en-US"/>
               </w:rPr>
-              <w:t xml:space="preserve">{{ </w:t>
-            </w:r>
-            <w:proofErr w:type="spellStart"/>
+              <w:t>{#processes}</w:t>
+            </w:r>
             <w:r>
               <w:rPr>
                 <w:lang w:val="en-US"/>
               </w:rPr>
-              <w:t>p.</w:t>
+              <w:t>{kp_</w:t>
             </w:r>
             <w:r>
               <w:rPr>
                 <w:lang w:val="en-US"/>
               </w:rPr>
-              <w:t>kp_</w:t>
-            </w:r>
-            <w:r>
-              <w:rPr>
-                <w:lang w:val="en-US"/>
-              </w:rPr>
-              <w:t>i</w:t>
-            </w:r>
-            <w:proofErr w:type="spellEnd"/>
-          </w:p>
-          <w:p>
-            <w:pPr>
-              <w:suppressAutoHyphens/>
-              <w:jc w:val="center"/>
-            </w:pPr>
-            <w:r>
-              <w:rPr>
-                <w:lang w:val="en-US"/>
-              </w:rPr>
-              <w:t>}}</w:t>
+              <w:t>i}</w:t>
             </w:r>
           </w:p>
         </w:tc>
         <w:tc>
           <w:tcPr>
-            <w:tcW w:w="1210" w:type="dxa"/>
+            <w:tcW w:w="1260" w:type="dxa"/>
             <w:tcBorders>
               <w:top w:val="single" w:sz="4" w:space="0" w:color="auto"/>
               <w:left w:val="single" w:sz="4" w:space="0" w:color="auto"/>
@@ -3032,33 +3277,24 @@
               <w:jc w:val="center"/>
             </w:pPr>
             <w:r>
-              <w:t xml:space="preserve">{{ </w:t>
-            </w:r>
+              <w:t>{</w:t>
+            </w:r>
+            <w:proofErr w:type="spellStart"/>
             <w:r>
               <w:rPr>
                 <w:lang w:val="en-US"/>
               </w:rPr>
-              <w:t>p</w:t>
-            </w:r>
-            <w:r>
-              <w:t>.</w:t>
-            </w:r>
-            <w:proofErr w:type="spellStart"/>
-            <w:r>
-              <w:rPr>
-                <w:lang w:val="en-US"/>
-              </w:rPr>
               <w:t>kp_code</w:t>
             </w:r>
             <w:proofErr w:type="spellEnd"/>
             <w:r>
-              <w:t xml:space="preserve"> }}</w:t>
+              <w:t>}</w:t>
             </w:r>
           </w:p>
         </w:tc>
         <w:tc>
           <w:tcPr>
-            <w:tcW w:w="2829" w:type="dxa"/>
+            <w:tcW w:w="2653" w:type="dxa"/>
             <w:tcBorders>
               <w:top w:val="single" w:sz="4" w:space="0" w:color="auto"/>
               <w:left w:val="single" w:sz="4" w:space="0" w:color="auto"/>
@@ -3073,33 +3309,24 @@
               <w:jc w:val="center"/>
             </w:pPr>
             <w:r>
-              <w:t xml:space="preserve">{{ </w:t>
-            </w:r>
+              <w:t>{</w:t>
+            </w:r>
+            <w:proofErr w:type="spellStart"/>
             <w:r>
               <w:rPr>
                 <w:lang w:val="en-US"/>
               </w:rPr>
-              <w:t>p</w:t>
-            </w:r>
-            <w:r>
-              <w:t>.</w:t>
-            </w:r>
-            <w:proofErr w:type="spellStart"/>
-            <w:r>
-              <w:rPr>
-                <w:lang w:val="en-US"/>
-              </w:rPr>
               <w:t>kp_name</w:t>
             </w:r>
             <w:proofErr w:type="spellEnd"/>
             <w:r>
-              <w:t xml:space="preserve"> }}</w:t>
+              <w:t>}</w:t>
             </w:r>
           </w:p>
         </w:tc>
         <w:tc>
           <w:tcPr>
-            <w:tcW w:w="2412" w:type="dxa"/>
+            <w:tcW w:w="2313" w:type="dxa"/>
             <w:tcBorders>
               <w:top w:val="single" w:sz="4" w:space="0" w:color="auto"/>
               <w:left w:val="single" w:sz="4" w:space="0" w:color="auto"/>
@@ -3114,33 +3341,24 @@
               <w:jc w:val="center"/>
             </w:pPr>
             <w:r>
-              <w:t xml:space="preserve">{{ </w:t>
-            </w:r>
+              <w:t>{</w:t>
+            </w:r>
+            <w:proofErr w:type="spellStart"/>
             <w:r>
               <w:rPr>
                 <w:lang w:val="en-US"/>
               </w:rPr>
-              <w:t>p</w:t>
-            </w:r>
-            <w:r>
-              <w:t>.</w:t>
-            </w:r>
-            <w:proofErr w:type="spellStart"/>
-            <w:r>
-              <w:rPr>
-                <w:lang w:val="en-US"/>
-              </w:rPr>
               <w:t>kp_owner</w:t>
             </w:r>
             <w:proofErr w:type="spellEnd"/>
             <w:r>
-              <w:t xml:space="preserve"> }}</w:t>
+              <w:t>}</w:t>
             </w:r>
           </w:p>
         </w:tc>
         <w:tc>
           <w:tcPr>
-            <w:tcW w:w="463" w:type="dxa"/>
+            <w:tcW w:w="754" w:type="dxa"/>
             <w:tcBorders>
               <w:top w:val="single" w:sz="4" w:space="0" w:color="auto"/>
               <w:left w:val="single" w:sz="4" w:space="0" w:color="auto"/>
@@ -3156,45 +3374,30 @@
               <w:jc w:val="center"/>
             </w:pPr>
             <w:r>
-              <w:t>{{</w:t>
-            </w:r>
-          </w:p>
-          <w:p>
-            <w:pPr>
-              <w:suppressAutoHyphens/>
-              <w:jc w:val="center"/>
-            </w:pPr>
+              <w:t>{</w:t>
+            </w:r>
+            <w:proofErr w:type="spellStart"/>
             <w:r>
               <w:rPr>
                 <w:lang w:val="en-US"/>
               </w:rPr>
-              <w:t>p</w:t>
-            </w:r>
-            <w:r>
-              <w:t>.</w:t>
-            </w:r>
-            <w:proofErr w:type="spellStart"/>
+              <w:t>p_</w:t>
+            </w:r>
             <w:r>
               <w:rPr>
                 <w:lang w:val="en-US"/>
               </w:rPr>
-              <w:t>p_</w:t>
-            </w:r>
-            <w:r>
-              <w:rPr>
-                <w:lang w:val="en-US"/>
-              </w:rPr>
               <w:t>i</w:t>
             </w:r>
             <w:proofErr w:type="spellEnd"/>
             <w:r>
-              <w:t xml:space="preserve"> }}</w:t>
+              <w:t>}</w:t>
             </w:r>
           </w:p>
         </w:tc>
         <w:tc>
           <w:tcPr>
-            <w:tcW w:w="1090" w:type="dxa"/>
+            <w:tcW w:w="1140" w:type="dxa"/>
             <w:tcBorders>
               <w:top w:val="single" w:sz="4" w:space="0" w:color="auto"/>
               <w:left w:val="single" w:sz="4" w:space="0" w:color="auto"/>
@@ -3209,33 +3412,24 @@
               <w:jc w:val="center"/>
             </w:pPr>
             <w:r>
-              <w:t xml:space="preserve">{{ </w:t>
-            </w:r>
+              <w:t>{</w:t>
+            </w:r>
+            <w:proofErr w:type="spellStart"/>
             <w:r>
               <w:rPr>
                 <w:lang w:val="en-US"/>
               </w:rPr>
-              <w:t>p</w:t>
-            </w:r>
-            <w:r>
-              <w:t>.</w:t>
-            </w:r>
-            <w:proofErr w:type="spellStart"/>
-            <w:r>
-              <w:rPr>
-                <w:lang w:val="en-US"/>
-              </w:rPr>
               <w:t>p_code</w:t>
             </w:r>
             <w:proofErr w:type="spellEnd"/>
             <w:r>
-              <w:t xml:space="preserve"> }}</w:t>
+              <w:t>}</w:t>
             </w:r>
           </w:p>
         </w:tc>
         <w:tc>
           <w:tcPr>
-            <w:tcW w:w="3321" w:type="dxa"/>
+            <w:tcW w:w="3060" w:type="dxa"/>
             <w:tcBorders>
               <w:top w:val="single" w:sz="4" w:space="0" w:color="auto"/>
               <w:left w:val="single" w:sz="4" w:space="0" w:color="auto"/>
@@ -3250,33 +3444,24 @@
               <w:jc w:val="center"/>
             </w:pPr>
             <w:r>
-              <w:t xml:space="preserve">{{ </w:t>
-            </w:r>
+              <w:t>{</w:t>
+            </w:r>
+            <w:proofErr w:type="spellStart"/>
             <w:r>
               <w:rPr>
                 <w:lang w:val="en-US"/>
               </w:rPr>
-              <w:t>p</w:t>
-            </w:r>
-            <w:r>
-              <w:t>.</w:t>
-            </w:r>
-            <w:proofErr w:type="spellStart"/>
-            <w:r>
-              <w:rPr>
-                <w:lang w:val="en-US"/>
-              </w:rPr>
               <w:t>p_name</w:t>
             </w:r>
             <w:proofErr w:type="spellEnd"/>
             <w:r>
-              <w:t xml:space="preserve"> }}</w:t>
+              <w:t>}</w:t>
             </w:r>
           </w:p>
         </w:tc>
         <w:tc>
           <w:tcPr>
-            <w:tcW w:w="3375" w:type="dxa"/>
+            <w:tcW w:w="3109" w:type="dxa"/>
             <w:tcBorders>
               <w:top w:val="single" w:sz="4" w:space="0" w:color="auto"/>
               <w:left w:val="single" w:sz="4" w:space="0" w:color="auto"/>
@@ -3291,81 +3476,24 @@
               <w:jc w:val="center"/>
             </w:pPr>
             <w:r>
-              <w:t xml:space="preserve">{{ </w:t>
-            </w:r>
+              <w:t>{</w:t>
+            </w:r>
+            <w:proofErr w:type="spellStart"/>
             <w:r>
               <w:rPr>
                 <w:lang w:val="en-US"/>
               </w:rPr>
-              <w:t>p</w:t>
-            </w:r>
-            <w:r>
-              <w:t>.</w:t>
-            </w:r>
-            <w:proofErr w:type="spellStart"/>
+              <w:t>p_owner</w:t>
+            </w:r>
+            <w:proofErr w:type="spellEnd"/>
+            <w:r>
+              <w:t>}</w:t>
+            </w:r>
             <w:r>
               <w:rPr>
                 <w:lang w:val="en-US"/>
               </w:rPr>
-              <w:t>p_owner</w:t>
-            </w:r>
-            <w:proofErr w:type="spellEnd"/>
-            <w:r>
-              <w:t xml:space="preserve"> }}</w:t>
-            </w:r>
-          </w:p>
-        </w:tc>
-      </w:tr>
-      <w:tr>
-        <w:tc>
-          <w:tcPr>
-            <w:tcW w:w="15163" w:type="dxa"/>
-            <w:gridSpan w:val="8"/>
-            <w:tcBorders>
-              <w:top w:val="single" w:sz="4" w:space="0" w:color="auto"/>
-              <w:left w:val="single" w:sz="4" w:space="0" w:color="auto"/>
-              <w:bottom w:val="single" w:sz="4" w:space="0" w:color="auto"/>
-              <w:right w:val="single" w:sz="4" w:space="0" w:color="auto"/>
-            </w:tcBorders>
-            <w:vAlign w:val="center"/>
-          </w:tcPr>
-          <w:p>
-            <w:pPr>
-              <w:jc w:val="center"/>
-            </w:pPr>
-            <w:r>
-              <w:rPr>
-                <w:lang w:val="en-US"/>
-              </w:rPr>
-              <w:t>{%</w:t>
-            </w:r>
-            <w:proofErr w:type="spellStart"/>
-            <w:r>
-              <w:rPr>
-                <w:lang w:val="en-US"/>
-              </w:rPr>
-              <w:t>tr</w:t>
-            </w:r>
-            <w:proofErr w:type="spellEnd"/>
-            <w:r>
-              <w:rPr>
-                <w:lang w:val="en-US"/>
-              </w:rPr>
-              <w:t xml:space="preserve"> </w:t>
-            </w:r>
-            <w:proofErr w:type="spellStart"/>
-            <w:r>
-              <w:rPr>
-                <w:lang w:val="en-US"/>
-              </w:rPr>
-              <w:t>endfor</w:t>
-            </w:r>
-            <w:proofErr w:type="spellEnd"/>
-            <w:r>
-              <w:rPr>
-                <w:lang w:val="en-US"/>
-              </w:rPr>
-              <w:t>%}</w:t>
+              <w:t>{/processes}</w:t>
             </w:r>
           </w:p>
         </w:tc>
@@ -3385,6 +3513,28 @@
           <w:rFonts w:ascii="Times New Roman" w:hAnsi="Times New Roman"/>
           <w:b/>
         </w:rPr>
+        <w:t>{</w:t>
+      </w:r>
+      <w:r>
+        <w:rPr>
+          <w:rFonts w:ascii="Times New Roman" w:hAnsi="Times New Roman"/>
+          <w:b/>
+          <w:lang w:val="en-US"/>
+        </w:rPr>
+        <w:t>/</w:t>
+      </w:r>
+      <w:r>
+        <w:rPr>
+          <w:rFonts w:ascii="Times New Roman" w:hAnsi="Times New Roman"/>
+          <w:b/>
+        </w:rPr>
+        <w:t>showApp2}</w:t>
+      </w:r>
+      <w:r>
+        <w:rPr>
+          <w:rFonts w:ascii="Times New Roman" w:hAnsi="Times New Roman"/>
+          <w:b/>
+        </w:rPr>
         <w:br w:type="page"/>
       </w:r>
     </w:p>
@@ -3403,17 +3553,37 @@
           <w:b/>
         </w:rPr>
         <w:lastRenderedPageBreak/>
+        <w:t>{#showApp</w:t>
+      </w:r>
+      <w:r>
+        <w:rPr>
+          <w:rFonts w:ascii="Times New Roman" w:hAnsi="Times New Roman"/>
+          <w:b/>
+        </w:rPr>
+        <w:t>3</w:t>
+      </w:r>
+      <w:r>
+        <w:rPr>
+          <w:rFonts w:ascii="Times New Roman" w:hAnsi="Times New Roman"/>
+          <w:b/>
+        </w:rPr>
+        <w:t>}</w:t>
+      </w:r>
+      <w:r>
+        <w:rPr>
+          <w:rFonts w:ascii="Times New Roman" w:hAnsi="Times New Roman"/>
+          <w:b/>
+        </w:rPr>
         <w:t xml:space="preserve">Приложение </w:t>
       </w:r>
-      <w:proofErr w:type="gramStart"/>
-      <w:r>
-        <w:rPr>
-          <w:rFonts w:ascii="Times New Roman" w:hAnsi="Times New Roman"/>
-          <w:b/>
-          <w:bCs/>
-          <w:color w:val="000000" w:themeColor="text1"/>
-        </w:rPr>
-        <w:t xml:space="preserve">{{ </w:t>
+      <w:r>
+        <w:rPr>
+          <w:rFonts w:ascii="Times New Roman" w:hAnsi="Times New Roman"/>
+          <w:b/>
+          <w:bCs/>
+          <w:color w:val="000000" w:themeColor="text1"/>
+        </w:rPr>
+        <w:t>{</w:t>
       </w:r>
       <w:proofErr w:type="spellStart"/>
       <w:r>
@@ -3426,7 +3596,17 @@
         </w:rPr>
         <w:t>pril</w:t>
       </w:r>
-      <w:proofErr w:type="gramEnd"/>
+      <w:proofErr w:type="spellEnd"/>
+      <w:r>
+        <w:rPr>
+          <w:rFonts w:ascii="Times New Roman" w:hAnsi="Times New Roman"/>
+          <w:b/>
+          <w:bCs/>
+          <w:color w:val="000000" w:themeColor="text1"/>
+        </w:rPr>
+        <w:t>_</w:t>
+      </w:r>
+      <w:proofErr w:type="spellStart"/>
       <w:r>
         <w:rPr>
           <w:rFonts w:ascii="Times New Roman" w:hAnsi="Times New Roman"/>
@@ -3435,7 +3615,7 @@
           <w:color w:val="000000" w:themeColor="text1"/>
           <w:lang w:val="en-US"/>
         </w:rPr>
-        <w:t>_aski</w:t>
+        <w:t>aski</w:t>
       </w:r>
       <w:proofErr w:type="spellEnd"/>
       <w:r>
@@ -3445,7 +3625,7 @@
           <w:bCs/>
           <w:color w:val="000000" w:themeColor="text1"/>
         </w:rPr>
-        <w:t xml:space="preserve"> }}</w:t>
+        <w:t>}</w:t>
       </w:r>
     </w:p>
     <w:p>
@@ -3525,13 +3705,12 @@
         </w:rPr>
         <w:t xml:space="preserve">доступ для </w:t>
       </w:r>
-      <w:proofErr w:type="gramStart"/>
-      <w:r>
-        <w:rPr>
-          <w:rFonts w:ascii="Times New Roman" w:hAnsi="Times New Roman"/>
-          <w:b/>
-        </w:rPr>
-        <w:t xml:space="preserve">{{ </w:t>
+      <w:r>
+        <w:rPr>
+          <w:rFonts w:ascii="Times New Roman" w:hAnsi="Times New Roman"/>
+          <w:b/>
+        </w:rPr>
+        <w:t>{</w:t>
       </w:r>
       <w:proofErr w:type="spellStart"/>
       <w:r>
@@ -3543,7 +3722,6 @@
         <w:t>pv</w:t>
       </w:r>
       <w:proofErr w:type="spellEnd"/>
-      <w:proofErr w:type="gramEnd"/>
       <w:r>
         <w:rPr>
           <w:rFonts w:ascii="Times New Roman" w:hAnsi="Times New Roman"/>
@@ -3566,7 +3744,7 @@
           <w:rFonts w:ascii="Times New Roman" w:hAnsi="Times New Roman"/>
           <w:b/>
         </w:rPr>
-        <w:t xml:space="preserve"> }}</w:t>
+        <w:t>}</w:t>
       </w:r>
     </w:p>
     <w:p>
@@ -3586,13 +3764,13 @@
         <w:tblLook w:val="04A0" w:firstRow="1" w:lastRow="0" w:firstColumn="1" w:lastColumn="0" w:noHBand="0" w:noVBand="1"/>
       </w:tblPr>
       <w:tblGrid>
-        <w:gridCol w:w="560"/>
-        <w:gridCol w:w="2753"/>
+        <w:gridCol w:w="1252"/>
+        <w:gridCol w:w="2637"/>
         <w:gridCol w:w="2219"/>
-        <w:gridCol w:w="3289"/>
-        <w:gridCol w:w="2568"/>
-        <w:gridCol w:w="1822"/>
-        <w:gridCol w:w="1946"/>
+        <w:gridCol w:w="3059"/>
+        <w:gridCol w:w="2452"/>
+        <w:gridCol w:w="1707"/>
+        <w:gridCol w:w="1831"/>
       </w:tblGrid>
       <w:tr>
         <w:trPr>
@@ -3601,7 +3779,7 @@
         </w:trPr>
         <w:tc>
           <w:tcPr>
-            <w:tcW w:w="185" w:type="pct"/>
+            <w:tcW w:w="413" w:type="pct"/>
             <w:shd w:val="clear" w:color="auto" w:fill="EDEDED" w:themeFill="accent3" w:themeFillTint="33"/>
             <w:vAlign w:val="center"/>
           </w:tcPr>
@@ -3625,7 +3803,7 @@
         </w:tc>
         <w:tc>
           <w:tcPr>
-            <w:tcW w:w="908" w:type="pct"/>
+            <w:tcW w:w="870" w:type="pct"/>
             <w:shd w:val="clear" w:color="auto" w:fill="EDEDED" w:themeFill="accent3" w:themeFillTint="33"/>
             <w:vAlign w:val="center"/>
           </w:tcPr>
@@ -3680,7 +3858,7 @@
         </w:tc>
         <w:tc>
           <w:tcPr>
-            <w:tcW w:w="1085" w:type="pct"/>
+            <w:tcW w:w="1009" w:type="pct"/>
             <w:shd w:val="clear" w:color="auto" w:fill="EDEDED" w:themeFill="accent3" w:themeFillTint="33"/>
             <w:vAlign w:val="center"/>
           </w:tcPr>
@@ -3704,7 +3882,7 @@
         </w:tc>
         <w:tc>
           <w:tcPr>
-            <w:tcW w:w="847" w:type="pct"/>
+            <w:tcW w:w="809" w:type="pct"/>
             <w:shd w:val="clear" w:color="auto" w:fill="EDEDED" w:themeFill="accent3" w:themeFillTint="33"/>
             <w:vAlign w:val="center"/>
           </w:tcPr>
@@ -3728,7 +3906,7 @@
         </w:tc>
         <w:tc>
           <w:tcPr>
-            <w:tcW w:w="601" w:type="pct"/>
+            <w:tcW w:w="563" w:type="pct"/>
             <w:shd w:val="clear" w:color="auto" w:fill="EDEDED" w:themeFill="accent3" w:themeFillTint="33"/>
             <w:vAlign w:val="center"/>
           </w:tcPr>
@@ -3752,7 +3930,7 @@
         </w:tc>
         <w:tc>
           <w:tcPr>
-            <w:tcW w:w="644" w:type="pct"/>
+            <w:tcW w:w="604" w:type="pct"/>
             <w:shd w:val="clear" w:color="auto" w:fill="EDEDED" w:themeFill="accent3" w:themeFillTint="33"/>
             <w:vAlign w:val="center"/>
           </w:tcPr>
@@ -3771,70 +3949,6 @@
                 <w:szCs w:val="20"/>
               </w:rPr>
               <w:t>Табельный номер</w:t>
-            </w:r>
-          </w:p>
-        </w:tc>
-      </w:tr>
-      <w:tr>
-        <w:trPr>
-          <w:trHeight w:val="437"/>
-          <w:tblHeader/>
-        </w:trPr>
-        <w:tc>
-          <w:tcPr>
-            <w:tcW w:w="5000" w:type="pct"/>
-            <w:gridSpan w:val="7"/>
-            <w:shd w:val="clear" w:color="auto" w:fill="FFFFFF" w:themeFill="background1"/>
-            <w:vAlign w:val="center"/>
-          </w:tcPr>
-          <w:p>
-            <w:pPr>
-              <w:suppressAutoHyphens/>
-              <w:jc w:val="center"/>
-              <w:rPr>
-                <w:b/>
-                <w:szCs w:val="20"/>
-                <w:lang w:val="en-US"/>
-              </w:rPr>
-            </w:pPr>
-            <w:r>
-              <w:rPr>
-                <w:color w:val="000000"/>
-                <w:lang w:val="en-US"/>
-              </w:rPr>
-              <w:t>{%</w:t>
-            </w:r>
-            <w:proofErr w:type="spellStart"/>
-            <w:r>
-              <w:rPr>
-                <w:color w:val="000000"/>
-                <w:lang w:val="en-US"/>
-              </w:rPr>
-              <w:t>tr</w:t>
-            </w:r>
-            <w:proofErr w:type="spellEnd"/>
-            <w:r>
-              <w:rPr>
-                <w:color w:val="000000"/>
-                <w:lang w:val="en-US"/>
-              </w:rPr>
-              <w:t xml:space="preserve"> for as in </w:t>
-            </w:r>
-            <w:proofErr w:type="spellStart"/>
-            <w:r>
-              <w:rPr>
-                <w:color w:val="000000"/>
-                <w:lang w:val="en-US"/>
-              </w:rPr>
-              <w:t>aski</w:t>
-            </w:r>
-            <w:proofErr w:type="spellEnd"/>
-            <w:r>
-              <w:rPr>
-                <w:color w:val="000000"/>
-                <w:lang w:val="en-US"/>
-              </w:rPr>
-              <w:t>%}</w:t>
             </w:r>
           </w:p>
         </w:tc>
@@ -3845,7 +3959,7 @@
         </w:trPr>
         <w:tc>
           <w:tcPr>
-            <w:tcW w:w="185" w:type="pct"/>
+            <w:tcW w:w="413" w:type="pct"/>
             <w:vAlign w:val="center"/>
           </w:tcPr>
           <w:p>
@@ -3858,32 +3972,37 @@
             </w:pPr>
             <w:r>
               <w:rPr>
+                <w:color w:val="000000"/>
+                <w:lang w:val="en-US"/>
+              </w:rPr>
+              <w:t>{#aski}</w:t>
+            </w:r>
+            <w:r>
+              <w:rPr>
                 <w:color w:val="000000" w:themeColor="text1"/>
                 <w:lang w:val="en-US"/>
               </w:rPr>
-              <w:t xml:space="preserve">{{ </w:t>
-            </w:r>
-            <w:proofErr w:type="spellStart"/>
+              <w:t>{</w:t>
+            </w:r>
             <w:r>
               <w:rPr>
                 <w:color w:val="000000" w:themeColor="text1"/>
                 <w:lang w:val="en-US"/>
               </w:rPr>
-              <w:t>as.i</w:t>
-            </w:r>
-            <w:proofErr w:type="spellEnd"/>
+              <w:t>i</w:t>
+            </w:r>
             <w:r>
               <w:rPr>
                 <w:color w:val="000000" w:themeColor="text1"/>
                 <w:lang w:val="en-US"/>
               </w:rPr>
-              <w:t xml:space="preserve"> }}</w:t>
+              <w:t>}</w:t>
             </w:r>
           </w:p>
         </w:tc>
         <w:tc>
           <w:tcPr>
-            <w:tcW w:w="908" w:type="pct"/>
+            <w:tcW w:w="870" w:type="pct"/>
             <w:shd w:val="clear" w:color="auto" w:fill="auto"/>
             <w:vAlign w:val="center"/>
           </w:tcPr>
@@ -3899,7 +4018,19 @@
               <w:rPr>
                 <w:lang w:val="en-US"/>
               </w:rPr>
-              <w:t>{{ as.name }}</w:t>
+              <w:t>{</w:t>
+            </w:r>
+            <w:r>
+              <w:rPr>
+                <w:lang w:val="en-US"/>
+              </w:rPr>
+              <w:t>name</w:t>
+            </w:r>
+            <w:r>
+              <w:rPr>
+                <w:lang w:val="en-US"/>
+              </w:rPr>
+              <w:t>}</w:t>
             </w:r>
           </w:p>
         </w:tc>
@@ -3920,13 +4051,27 @@
               <w:rPr>
                 <w:lang w:val="en-US"/>
               </w:rPr>
-              <w:t>{{ as.ke }}</w:t>
+              <w:t>{</w:t>
+            </w:r>
+            <w:proofErr w:type="spellStart"/>
+            <w:r>
+              <w:rPr>
+                <w:lang w:val="en-US"/>
+              </w:rPr>
+              <w:t>ke</w:t>
+            </w:r>
+            <w:proofErr w:type="spellEnd"/>
+            <w:r>
+              <w:rPr>
+                <w:lang w:val="en-US"/>
+              </w:rPr>
+              <w:t>}</w:t>
             </w:r>
           </w:p>
         </w:tc>
         <w:tc>
           <w:tcPr>
-            <w:tcW w:w="1085" w:type="pct"/>
+            <w:tcW w:w="1009" w:type="pct"/>
             <w:vAlign w:val="center"/>
           </w:tcPr>
           <w:p>
@@ -3942,27 +4087,25 @@
               <w:rPr>
                 <w:lang w:val="en-US"/>
               </w:rPr>
-              <w:t xml:space="preserve">{{ </w:t>
-            </w:r>
-            <w:proofErr w:type="spellStart"/>
+              <w:t>{</w:t>
+            </w:r>
             <w:r>
               <w:rPr>
                 <w:lang w:val="en-US"/>
               </w:rPr>
-              <w:t>as.roles</w:t>
-            </w:r>
-            <w:proofErr w:type="spellEnd"/>
+              <w:t>roles</w:t>
+            </w:r>
             <w:r>
               <w:rPr>
                 <w:lang w:val="en-US"/>
               </w:rPr>
-              <w:t xml:space="preserve"> }}</w:t>
+              <w:t>}</w:t>
             </w:r>
           </w:p>
         </w:tc>
         <w:tc>
           <w:tcPr>
-            <w:tcW w:w="847" w:type="pct"/>
+            <w:tcW w:w="809" w:type="pct"/>
             <w:vAlign w:val="center"/>
           </w:tcPr>
           <w:p>
@@ -3973,42 +4116,31 @@
               </w:rPr>
             </w:pPr>
             <w:r>
-              <w:t xml:space="preserve">{{ </w:t>
+              <w:t>{</w:t>
             </w:r>
             <w:r>
               <w:rPr>
                 <w:lang w:val="en-US"/>
               </w:rPr>
-              <w:t>as</w:t>
-            </w:r>
-            <w:r>
-              <w:t>.</w:t>
-            </w:r>
-            <w:proofErr w:type="spellStart"/>
+              <w:t>emp</w:t>
+            </w:r>
+            <w:r>
+              <w:t>_</w:t>
+            </w:r>
             <w:r>
               <w:rPr>
                 <w:lang w:val="en-US"/>
               </w:rPr>
-              <w:t>emp</w:t>
-            </w:r>
-            <w:proofErr w:type="spellEnd"/>
-            <w:r>
-              <w:t>_</w:t>
-            </w:r>
-            <w:r>
-              <w:rPr>
-                <w:lang w:val="en-US"/>
-              </w:rPr>
               <w:t>name</w:t>
             </w:r>
             <w:r>
-              <w:t xml:space="preserve"> }}</w:t>
+              <w:t>}</w:t>
             </w:r>
           </w:p>
         </w:tc>
         <w:tc>
           <w:tcPr>
-            <w:tcW w:w="601" w:type="pct"/>
+            <w:tcW w:w="563" w:type="pct"/>
             <w:vAlign w:val="center"/>
           </w:tcPr>
           <w:p>
@@ -4019,31 +4151,22 @@
               </w:rPr>
             </w:pPr>
             <w:r>
-              <w:t xml:space="preserve">{{ </w:t>
+              <w:t>{</w:t>
             </w:r>
             <w:r>
               <w:rPr>
                 <w:lang w:val="en-US"/>
               </w:rPr>
-              <w:t>as</w:t>
-            </w:r>
-            <w:r>
-              <w:t>.</w:t>
-            </w:r>
-            <w:r>
-              <w:rPr>
-                <w:lang w:val="en-US"/>
-              </w:rPr>
               <w:t>title</w:t>
             </w:r>
             <w:r>
-              <w:t xml:space="preserve"> }}</w:t>
+              <w:t>}</w:t>
             </w:r>
           </w:p>
         </w:tc>
         <w:tc>
           <w:tcPr>
-            <w:tcW w:w="644" w:type="pct"/>
+            <w:tcW w:w="604" w:type="pct"/>
             <w:vAlign w:val="center"/>
           </w:tcPr>
           <w:p>
@@ -4054,84 +4177,38 @@
               </w:rPr>
             </w:pPr>
             <w:r>
-              <w:t xml:space="preserve">{{ </w:t>
-            </w:r>
+              <w:t>{</w:t>
+            </w:r>
+            <w:proofErr w:type="spellStart"/>
             <w:r>
               <w:rPr>
                 <w:lang w:val="en-US"/>
               </w:rPr>
-              <w:t>as</w:t>
-            </w:r>
-            <w:r>
-              <w:t>.</w:t>
+              <w:t>tn</w:t>
+            </w:r>
+            <w:proofErr w:type="spellEnd"/>
+            <w:r>
+              <w:t>}</w:t>
+            </w:r>
+            <w:r>
+              <w:rPr>
+                <w:color w:val="000000"/>
+              </w:rPr>
+              <w:t>{/</w:t>
             </w:r>
             <w:proofErr w:type="spellStart"/>
             <w:r>
               <w:rPr>
-                <w:lang w:val="en-US"/>
-              </w:rPr>
-              <w:t>tn</w:t>
+                <w:color w:val="000000"/>
+              </w:rPr>
+              <w:t>aski</w:t>
             </w:r>
             <w:proofErr w:type="spellEnd"/>
             <w:r>
-              <w:t xml:space="preserve"> }}</w:t>
-            </w:r>
-          </w:p>
-        </w:tc>
-      </w:tr>
-      <w:tr>
-        <w:trPr>
-          <w:trHeight w:val="437"/>
-        </w:trPr>
-        <w:tc>
-          <w:tcPr>
-            <w:tcW w:w="5000" w:type="pct"/>
-            <w:gridSpan w:val="7"/>
-            <w:vAlign w:val="center"/>
-          </w:tcPr>
-          <w:p>
-            <w:pPr>
-              <w:suppressAutoHyphens/>
-              <w:jc w:val="center"/>
-              <w:rPr>
-                <w:color w:val="000000" w:themeColor="text1"/>
-              </w:rPr>
-            </w:pPr>
-            <w:r>
               <w:rPr>
                 <w:color w:val="000000"/>
               </w:rPr>
-              <w:t>{%</w:t>
-            </w:r>
-            <w:proofErr w:type="spellStart"/>
-            <w:r>
-              <w:rPr>
-                <w:color w:val="000000"/>
-                <w:lang w:val="en-US"/>
-              </w:rPr>
-              <w:t>tr</w:t>
-            </w:r>
-            <w:proofErr w:type="spellEnd"/>
-            <w:r>
-              <w:rPr>
-                <w:color w:val="000000"/>
-              </w:rPr>
-              <w:t xml:space="preserve"> </w:t>
-            </w:r>
-            <w:proofErr w:type="spellStart"/>
-            <w:r>
-              <w:rPr>
-                <w:color w:val="000000"/>
-                <w:lang w:val="en-US"/>
-              </w:rPr>
-              <w:t>endfor</w:t>
-            </w:r>
-            <w:proofErr w:type="spellEnd"/>
-            <w:r>
-              <w:rPr>
-                <w:color w:val="000000"/>
-              </w:rPr>
-              <w:t xml:space="preserve"> %}</w:t>
+              <w:t>}</w:t>
             </w:r>
           </w:p>
         </w:tc>
@@ -4146,6 +4223,42 @@
           <w:rFonts w:ascii="Times New Roman" w:hAnsi="Times New Roman"/>
         </w:rPr>
       </w:pPr>
+      <w:r>
+        <w:rPr>
+          <w:rFonts w:ascii="Times New Roman" w:hAnsi="Times New Roman"/>
+          <w:b/>
+        </w:rPr>
+        <w:t>{</w:t>
+      </w:r>
+      <w:r>
+        <w:rPr>
+          <w:rFonts w:ascii="Times New Roman" w:hAnsi="Times New Roman"/>
+          <w:b/>
+          <w:lang w:val="en-US"/>
+        </w:rPr>
+        <w:t>/</w:t>
+      </w:r>
+      <w:r>
+        <w:rPr>
+          <w:rFonts w:ascii="Times New Roman" w:hAnsi="Times New Roman"/>
+          <w:b/>
+        </w:rPr>
+        <w:t>showApp</w:t>
+      </w:r>
+      <w:r>
+        <w:rPr>
+          <w:rFonts w:ascii="Times New Roman" w:hAnsi="Times New Roman"/>
+          <w:b/>
+        </w:rPr>
+        <w:t>3</w:t>
+      </w:r>
+      <w:r>
+        <w:rPr>
+          <w:rFonts w:ascii="Times New Roman" w:hAnsi="Times New Roman"/>
+          <w:b/>
+        </w:rPr>
+        <w:t>}</w:t>
+      </w:r>
     </w:p>
     <w:sectPr>
       <w:footerReference w:type="first" r:id="rId15"/>
@@ -4160,7 +4273,7 @@
 </file>
 
 <file path=word/endnotes.xml><?xml version="1.0" encoding="utf-8"?>
-<w:endnotes xmlns:wpc="http://schemas.microsoft.com/office/word/2010/wordprocessingCanvas" xmlns:cx="http://schemas.microsoft.com/office/drawing/2014/chartex" xmlns:cx1="http://schemas.microsoft.com/office/drawing/2015/9/8/chartex" xmlns:mc="http://schemas.openxmlformats.org/markup-compatibility/2006" xmlns:o="urn:schemas-microsoft-com:office:office" xmlns:r="http://schemas.openxmlformats.org/officeDocument/2006/relationships" xmlns:m="http://schemas.openxmlformats.org/officeDocument/2006/math" xmlns:v="urn:schemas-microsoft-com:vml" xmlns:wp14="http://schemas.microsoft.com/office/word/2010/wordprocessingDrawing" xmlns:wp="http://schemas.openxmlformats.org/drawingml/2006/wordprocessingDrawing" xmlns:w10="urn:schemas-microsoft-com:office:word" xmlns:w="http://schemas.openxmlformats.org/wordprocessingml/2006/main" xmlns:w14="http://schemas.microsoft.com/office/word/2010/wordml" xmlns:w15="http://schemas.microsoft.com/office/word/2012/wordml" xmlns:w16se="http://schemas.microsoft.com/office/word/2015/wordml/symex" xmlns:wpg="http://schemas.microsoft.com/office/word/2010/wordprocessingGroup" xmlns:wpi="http://schemas.microsoft.com/office/word/2010/wordprocessingInk" xmlns:wne="http://schemas.microsoft.com/office/word/2006/wordml" xmlns:wps="http://schemas.microsoft.com/office/word/2010/wordprocessingShape" mc:Ignorable="w14 w15 w16se wp14">
+<w:endnotes xmlns:wpc="http://schemas.microsoft.com/office/word/2010/wordprocessingCanvas" xmlns:cx="http://schemas.microsoft.com/office/drawing/2014/chartex" xmlns:cx1="http://schemas.microsoft.com/office/drawing/2015/9/8/chartex" xmlns:cx2="http://schemas.microsoft.com/office/drawing/2015/10/21/chartex" xmlns:cx3="http://schemas.microsoft.com/office/drawing/2016/5/9/chartex" xmlns:cx4="http://schemas.microsoft.com/office/drawing/2016/5/10/chartex" xmlns:cx5="http://schemas.microsoft.com/office/drawing/2016/5/11/chartex" xmlns:cx6="http://schemas.microsoft.com/office/drawing/2016/5/12/chartex" xmlns:cx7="http://schemas.microsoft.com/office/drawing/2016/5/13/chartex" xmlns:cx8="http://schemas.microsoft.com/office/drawing/2016/5/14/chartex" xmlns:mc="http://schemas.openxmlformats.org/markup-compatibility/2006" xmlns:aink="http://schemas.microsoft.com/office/drawing/2016/ink" xmlns:am3d="http://schemas.microsoft.com/office/drawing/2017/model3d" xmlns:o="urn:schemas-microsoft-com:office:office" xmlns:r="http://schemas.openxmlformats.org/officeDocument/2006/relationships" xmlns:m="http://schemas.openxmlformats.org/officeDocument/2006/math" xmlns:v="urn:schemas-microsoft-com:vml" xmlns:wp14="http://schemas.microsoft.com/office/word/2010/wordprocessingDrawing" xmlns:wp="http://schemas.openxmlformats.org/drawingml/2006/wordprocessingDrawing" xmlns:w10="urn:schemas-microsoft-com:office:word" xmlns:w="http://schemas.openxmlformats.org/wordprocessingml/2006/main" xmlns:w14="http://schemas.microsoft.com/office/word/2010/wordml" xmlns:w15="http://schemas.microsoft.com/office/word/2012/wordml" xmlns:w16cex="http://schemas.microsoft.com/office/word/2018/wordml/cex" xmlns:w16cid="http://schemas.microsoft.com/office/word/2016/wordml/cid" xmlns:w16="http://schemas.microsoft.com/office/word/2018/wordml" xmlns:w16sdtdh="http://schemas.microsoft.com/office/word/2020/wordml/sdtdatahash" xmlns:w16se="http://schemas.microsoft.com/office/word/2015/wordml/symex" xmlns:wpg="http://schemas.microsoft.com/office/word/2010/wordprocessingGroup" xmlns:wpi="http://schemas.microsoft.com/office/word/2010/wordprocessingInk" xmlns:wne="http://schemas.microsoft.com/office/word/2006/wordml" xmlns:wps="http://schemas.microsoft.com/office/word/2010/wordprocessingShape" mc:Ignorable="w14 w15 w16se w16cid w16 w16cex w16sdtdh wp14">
   <w:endnote w:type="separator" w:id="-1">
     <w:p>
       <w:r>
@@ -4179,7 +4292,7 @@
 </file>
 
 <file path=word/footer1.xml><?xml version="1.0" encoding="utf-8"?>
-<w:ftr xmlns:wpc="http://schemas.microsoft.com/office/word/2010/wordprocessingCanvas" xmlns:cx="http://schemas.microsoft.com/office/drawing/2014/chartex" xmlns:cx1="http://schemas.microsoft.com/office/drawing/2015/9/8/chartex" xmlns:mc="http://schemas.openxmlformats.org/markup-compatibility/2006" xmlns:o="urn:schemas-microsoft-com:office:office" xmlns:r="http://schemas.openxmlformats.org/officeDocument/2006/relationships" xmlns:m="http://schemas.openxmlformats.org/officeDocument/2006/math" xmlns:v="urn:schemas-microsoft-com:vml" xmlns:wp14="http://schemas.microsoft.com/office/word/2010/wordprocessingDrawing" xmlns:wp="http://schemas.openxmlformats.org/drawingml/2006/wordprocessingDrawing" xmlns:w10="urn:schemas-microsoft-com:office:word" xmlns:w="http://schemas.openxmlformats.org/wordprocessingml/2006/main" xmlns:w14="http://schemas.microsoft.com/office/word/2010/wordml" xmlns:w15="http://schemas.microsoft.com/office/word/2012/wordml" xmlns:w16se="http://schemas.microsoft.com/office/word/2015/wordml/symex" xmlns:wpg="http://schemas.microsoft.com/office/word/2010/wordprocessingGroup" xmlns:wpi="http://schemas.microsoft.com/office/word/2010/wordprocessingInk" xmlns:wne="http://schemas.microsoft.com/office/word/2006/wordml" xmlns:wps="http://schemas.microsoft.com/office/word/2010/wordprocessingShape" mc:Ignorable="w14 w15 w16se wp14">
+<w:ftr xmlns:wpc="http://schemas.microsoft.com/office/word/2010/wordprocessingCanvas" xmlns:cx="http://schemas.microsoft.com/office/drawing/2014/chartex" xmlns:cx1="http://schemas.microsoft.com/office/drawing/2015/9/8/chartex" xmlns:cx2="http://schemas.microsoft.com/office/drawing/2015/10/21/chartex" xmlns:cx3="http://schemas.microsoft.com/office/drawing/2016/5/9/chartex" xmlns:cx4="http://schemas.microsoft.com/office/drawing/2016/5/10/chartex" xmlns:cx5="http://schemas.microsoft.com/office/drawing/2016/5/11/chartex" xmlns:cx6="http://schemas.microsoft.com/office/drawing/2016/5/12/chartex" xmlns:cx7="http://schemas.microsoft.com/office/drawing/2016/5/13/chartex" xmlns:cx8="http://schemas.microsoft.com/office/drawing/2016/5/14/chartex" xmlns:mc="http://schemas.openxmlformats.org/markup-compatibility/2006" xmlns:aink="http://schemas.microsoft.com/office/drawing/2016/ink" xmlns:am3d="http://schemas.microsoft.com/office/drawing/2017/model3d" xmlns:o="urn:schemas-microsoft-com:office:office" xmlns:r="http://schemas.openxmlformats.org/officeDocument/2006/relationships" xmlns:m="http://schemas.openxmlformats.org/officeDocument/2006/math" xmlns:v="urn:schemas-microsoft-com:vml" xmlns:wp14="http://schemas.microsoft.com/office/word/2010/wordprocessingDrawing" xmlns:wp="http://schemas.openxmlformats.org/drawingml/2006/wordprocessingDrawing" xmlns:w10="urn:schemas-microsoft-com:office:word" xmlns:w="http://schemas.openxmlformats.org/wordprocessingml/2006/main" xmlns:w14="http://schemas.microsoft.com/office/word/2010/wordml" xmlns:w15="http://schemas.microsoft.com/office/word/2012/wordml" xmlns:w16cex="http://schemas.microsoft.com/office/word/2018/wordml/cex" xmlns:w16cid="http://schemas.microsoft.com/office/word/2016/wordml/cid" xmlns:w16="http://schemas.microsoft.com/office/word/2018/wordml" xmlns:w16sdtdh="http://schemas.microsoft.com/office/word/2020/wordml/sdtdatahash" xmlns:w16se="http://schemas.microsoft.com/office/word/2015/wordml/symex" xmlns:wpg="http://schemas.microsoft.com/office/word/2010/wordprocessingGroup" xmlns:wpi="http://schemas.microsoft.com/office/word/2010/wordprocessingInk" xmlns:wne="http://schemas.microsoft.com/office/word/2006/wordml" xmlns:wps="http://schemas.microsoft.com/office/word/2010/wordprocessingShape" mc:Ignorable="w14 w15 w16se w16cid w16 w16cex w16sdtdh wp14">
   <w:p>
     <w:pPr>
       <w:pStyle w:val="a6"/>
@@ -4189,7 +4302,7 @@
 </file>
 
 <file path=word/footer2.xml><?xml version="1.0" encoding="utf-8"?>
-<w:ftr xmlns:wpc="http://schemas.microsoft.com/office/word/2010/wordprocessingCanvas" xmlns:cx="http://schemas.microsoft.com/office/drawing/2014/chartex" xmlns:cx1="http://schemas.microsoft.com/office/drawing/2015/9/8/chartex" xmlns:mc="http://schemas.openxmlformats.org/markup-compatibility/2006" xmlns:o="urn:schemas-microsoft-com:office:office" xmlns:r="http://schemas.openxmlformats.org/officeDocument/2006/relationships" xmlns:m="http://schemas.openxmlformats.org/officeDocument/2006/math" xmlns:v="urn:schemas-microsoft-com:vml" xmlns:wp14="http://schemas.microsoft.com/office/word/2010/wordprocessingDrawing" xmlns:wp="http://schemas.openxmlformats.org/drawingml/2006/wordprocessingDrawing" xmlns:w10="urn:schemas-microsoft-com:office:word" xmlns:w="http://schemas.openxmlformats.org/wordprocessingml/2006/main" xmlns:w14="http://schemas.microsoft.com/office/word/2010/wordml" xmlns:w15="http://schemas.microsoft.com/office/word/2012/wordml" xmlns:w16se="http://schemas.microsoft.com/office/word/2015/wordml/symex" xmlns:wpg="http://schemas.microsoft.com/office/word/2010/wordprocessingGroup" xmlns:wpi="http://schemas.microsoft.com/office/word/2010/wordprocessingInk" xmlns:wne="http://schemas.microsoft.com/office/word/2006/wordml" xmlns:wps="http://schemas.microsoft.com/office/word/2010/wordprocessingShape" mc:Ignorable="w14 w15 w16se wp14">
+<w:ftr xmlns:wpc="http://schemas.microsoft.com/office/word/2010/wordprocessingCanvas" xmlns:cx="http://schemas.microsoft.com/office/drawing/2014/chartex" xmlns:cx1="http://schemas.microsoft.com/office/drawing/2015/9/8/chartex" xmlns:cx2="http://schemas.microsoft.com/office/drawing/2015/10/21/chartex" xmlns:cx3="http://schemas.microsoft.com/office/drawing/2016/5/9/chartex" xmlns:cx4="http://schemas.microsoft.com/office/drawing/2016/5/10/chartex" xmlns:cx5="http://schemas.microsoft.com/office/drawing/2016/5/11/chartex" xmlns:cx6="http://schemas.microsoft.com/office/drawing/2016/5/12/chartex" xmlns:cx7="http://schemas.microsoft.com/office/drawing/2016/5/13/chartex" xmlns:cx8="http://schemas.microsoft.com/office/drawing/2016/5/14/chartex" xmlns:mc="http://schemas.openxmlformats.org/markup-compatibility/2006" xmlns:aink="http://schemas.microsoft.com/office/drawing/2016/ink" xmlns:am3d="http://schemas.microsoft.com/office/drawing/2017/model3d" xmlns:o="urn:schemas-microsoft-com:office:office" xmlns:r="http://schemas.openxmlformats.org/officeDocument/2006/relationships" xmlns:m="http://schemas.openxmlformats.org/officeDocument/2006/math" xmlns:v="urn:schemas-microsoft-com:vml" xmlns:wp14="http://schemas.microsoft.com/office/word/2010/wordprocessingDrawing" xmlns:wp="http://schemas.openxmlformats.org/drawingml/2006/wordprocessingDrawing" xmlns:w10="urn:schemas-microsoft-com:office:word" xmlns:w="http://schemas.openxmlformats.org/wordprocessingml/2006/main" xmlns:w14="http://schemas.microsoft.com/office/word/2010/wordml" xmlns:w15="http://schemas.microsoft.com/office/word/2012/wordml" xmlns:w16cex="http://schemas.microsoft.com/office/word/2018/wordml/cex" xmlns:w16cid="http://schemas.microsoft.com/office/word/2016/wordml/cid" xmlns:w16="http://schemas.microsoft.com/office/word/2018/wordml" xmlns:w16sdtdh="http://schemas.microsoft.com/office/word/2020/wordml/sdtdatahash" xmlns:w16se="http://schemas.microsoft.com/office/word/2015/wordml/symex" xmlns:wpg="http://schemas.microsoft.com/office/word/2010/wordprocessingGroup" xmlns:wpi="http://schemas.microsoft.com/office/word/2010/wordprocessingInk" xmlns:wne="http://schemas.microsoft.com/office/word/2006/wordml" xmlns:wps="http://schemas.microsoft.com/office/word/2010/wordprocessingShape" mc:Ignorable="w14 w15 w16se w16cid w16 w16cex w16sdtdh wp14">
   <w:sdt>
     <w:sdtPr>
       <w:id w:val="-973597985"/>
@@ -4250,7 +4363,7 @@
 </file>
 
 <file path=word/footer3.xml><?xml version="1.0" encoding="utf-8"?>
-<w:ftr xmlns:wpc="http://schemas.microsoft.com/office/word/2010/wordprocessingCanvas" xmlns:cx="http://schemas.microsoft.com/office/drawing/2014/chartex" xmlns:cx1="http://schemas.microsoft.com/office/drawing/2015/9/8/chartex" xmlns:mc="http://schemas.openxmlformats.org/markup-compatibility/2006" xmlns:o="urn:schemas-microsoft-com:office:office" xmlns:r="http://schemas.openxmlformats.org/officeDocument/2006/relationships" xmlns:m="http://schemas.openxmlformats.org/officeDocument/2006/math" xmlns:v="urn:schemas-microsoft-com:vml" xmlns:wp14="http://schemas.microsoft.com/office/word/2010/wordprocessingDrawing" xmlns:wp="http://schemas.openxmlformats.org/drawingml/2006/wordprocessingDrawing" xmlns:w10="urn:schemas-microsoft-com:office:word" xmlns:w="http://schemas.openxmlformats.org/wordprocessingml/2006/main" xmlns:w14="http://schemas.microsoft.com/office/word/2010/wordml" xmlns:w15="http://schemas.microsoft.com/office/word/2012/wordml" xmlns:w16se="http://schemas.microsoft.com/office/word/2015/wordml/symex" xmlns:wpg="http://schemas.microsoft.com/office/word/2010/wordprocessingGroup" xmlns:wpi="http://schemas.microsoft.com/office/word/2010/wordprocessingInk" xmlns:wne="http://schemas.microsoft.com/office/word/2006/wordml" xmlns:wps="http://schemas.microsoft.com/office/word/2010/wordprocessingShape" mc:Ignorable="w14 w15 w16se wp14">
+<w:ftr xmlns:wpc="http://schemas.microsoft.com/office/word/2010/wordprocessingCanvas" xmlns:cx="http://schemas.microsoft.com/office/drawing/2014/chartex" xmlns:cx1="http://schemas.microsoft.com/office/drawing/2015/9/8/chartex" xmlns:cx2="http://schemas.microsoft.com/office/drawing/2015/10/21/chartex" xmlns:cx3="http://schemas.microsoft.com/office/drawing/2016/5/9/chartex" xmlns:cx4="http://schemas.microsoft.com/office/drawing/2016/5/10/chartex" xmlns:cx5="http://schemas.microsoft.com/office/drawing/2016/5/11/chartex" xmlns:cx6="http://schemas.microsoft.com/office/drawing/2016/5/12/chartex" xmlns:cx7="http://schemas.microsoft.com/office/drawing/2016/5/13/chartex" xmlns:cx8="http://schemas.microsoft.com/office/drawing/2016/5/14/chartex" xmlns:mc="http://schemas.openxmlformats.org/markup-compatibility/2006" xmlns:aink="http://schemas.microsoft.com/office/drawing/2016/ink" xmlns:am3d="http://schemas.microsoft.com/office/drawing/2017/model3d" xmlns:o="urn:schemas-microsoft-com:office:office" xmlns:r="http://schemas.openxmlformats.org/officeDocument/2006/relationships" xmlns:m="http://schemas.openxmlformats.org/officeDocument/2006/math" xmlns:v="urn:schemas-microsoft-com:vml" xmlns:wp14="http://schemas.microsoft.com/office/word/2010/wordprocessingDrawing" xmlns:wp="http://schemas.openxmlformats.org/drawingml/2006/wordprocessingDrawing" xmlns:w10="urn:schemas-microsoft-com:office:word" xmlns:w="http://schemas.openxmlformats.org/wordprocessingml/2006/main" xmlns:w14="http://schemas.microsoft.com/office/word/2010/wordml" xmlns:w15="http://schemas.microsoft.com/office/word/2012/wordml" xmlns:w16cex="http://schemas.microsoft.com/office/word/2018/wordml/cex" xmlns:w16cid="http://schemas.microsoft.com/office/word/2016/wordml/cid" xmlns:w16="http://schemas.microsoft.com/office/word/2018/wordml" xmlns:w16sdtdh="http://schemas.microsoft.com/office/word/2020/wordml/sdtdatahash" xmlns:w16se="http://schemas.microsoft.com/office/word/2015/wordml/symex" xmlns:wpg="http://schemas.microsoft.com/office/word/2010/wordprocessingGroup" xmlns:wpi="http://schemas.microsoft.com/office/word/2010/wordprocessingInk" xmlns:wne="http://schemas.microsoft.com/office/word/2006/wordml" xmlns:wps="http://schemas.microsoft.com/office/word/2010/wordprocessingShape" mc:Ignorable="w14 w15 w16se w16cid w16 w16cex w16sdtdh wp14">
   <w:p>
     <w:pPr>
       <w:pStyle w:val="a6"/>
@@ -4260,7 +4373,7 @@
 </file>
 
 <file path=word/footer4.xml><?xml version="1.0" encoding="utf-8"?>
-<w:ftr xmlns:wpc="http://schemas.microsoft.com/office/word/2010/wordprocessingCanvas" xmlns:cx="http://schemas.microsoft.com/office/drawing/2014/chartex" xmlns:cx1="http://schemas.microsoft.com/office/drawing/2015/9/8/chartex" xmlns:mc="http://schemas.openxmlformats.org/markup-compatibility/2006" xmlns:o="urn:schemas-microsoft-com:office:office" xmlns:r="http://schemas.openxmlformats.org/officeDocument/2006/relationships" xmlns:m="http://schemas.openxmlformats.org/officeDocument/2006/math" xmlns:v="urn:schemas-microsoft-com:vml" xmlns:wp14="http://schemas.microsoft.com/office/word/2010/wordprocessingDrawing" xmlns:wp="http://schemas.openxmlformats.org/drawingml/2006/wordprocessingDrawing" xmlns:w10="urn:schemas-microsoft-com:office:word" xmlns:w="http://schemas.openxmlformats.org/wordprocessingml/2006/main" xmlns:w14="http://schemas.microsoft.com/office/word/2010/wordml" xmlns:w15="http://schemas.microsoft.com/office/word/2012/wordml" xmlns:w16se="http://schemas.microsoft.com/office/word/2015/wordml/symex" xmlns:wpg="http://schemas.microsoft.com/office/word/2010/wordprocessingGroup" xmlns:wpi="http://schemas.microsoft.com/office/word/2010/wordprocessingInk" xmlns:wne="http://schemas.microsoft.com/office/word/2006/wordml" xmlns:wps="http://schemas.microsoft.com/office/word/2010/wordprocessingShape" mc:Ignorable="w14 w15 w16se wp14">
+<w:ftr xmlns:wpc="http://schemas.microsoft.com/office/word/2010/wordprocessingCanvas" xmlns:cx="http://schemas.microsoft.com/office/drawing/2014/chartex" xmlns:cx1="http://schemas.microsoft.com/office/drawing/2015/9/8/chartex" xmlns:cx2="http://schemas.microsoft.com/office/drawing/2015/10/21/chartex" xmlns:cx3="http://schemas.microsoft.com/office/drawing/2016/5/9/chartex" xmlns:cx4="http://schemas.microsoft.com/office/drawing/2016/5/10/chartex" xmlns:cx5="http://schemas.microsoft.com/office/drawing/2016/5/11/chartex" xmlns:cx6="http://schemas.microsoft.com/office/drawing/2016/5/12/chartex" xmlns:cx7="http://schemas.microsoft.com/office/drawing/2016/5/13/chartex" xmlns:cx8="http://schemas.microsoft.com/office/drawing/2016/5/14/chartex" xmlns:mc="http://schemas.openxmlformats.org/markup-compatibility/2006" xmlns:aink="http://schemas.microsoft.com/office/drawing/2016/ink" xmlns:am3d="http://schemas.microsoft.com/office/drawing/2017/model3d" xmlns:o="urn:schemas-microsoft-com:office:office" xmlns:r="http://schemas.openxmlformats.org/officeDocument/2006/relationships" xmlns:m="http://schemas.openxmlformats.org/officeDocument/2006/math" xmlns:v="urn:schemas-microsoft-com:vml" xmlns:wp14="http://schemas.microsoft.com/office/word/2010/wordprocessingDrawing" xmlns:wp="http://schemas.openxmlformats.org/drawingml/2006/wordprocessingDrawing" xmlns:w10="urn:schemas-microsoft-com:office:word" xmlns:w="http://schemas.openxmlformats.org/wordprocessingml/2006/main" xmlns:w14="http://schemas.microsoft.com/office/word/2010/wordml" xmlns:w15="http://schemas.microsoft.com/office/word/2012/wordml" xmlns:w16cex="http://schemas.microsoft.com/office/word/2018/wordml/cex" xmlns:w16cid="http://schemas.microsoft.com/office/word/2016/wordml/cid" xmlns:w16="http://schemas.microsoft.com/office/word/2018/wordml" xmlns:w16sdtdh="http://schemas.microsoft.com/office/word/2020/wordml/sdtdatahash" xmlns:w16se="http://schemas.microsoft.com/office/word/2015/wordml/symex" xmlns:wpg="http://schemas.microsoft.com/office/word/2010/wordprocessingGroup" xmlns:wpi="http://schemas.microsoft.com/office/word/2010/wordprocessingInk" xmlns:wne="http://schemas.microsoft.com/office/word/2006/wordml" xmlns:wps="http://schemas.microsoft.com/office/word/2010/wordprocessingShape" mc:Ignorable="w14 w15 w16se w16cid w16 w16cex w16sdtdh wp14">
   <w:p>
     <w:pPr>
       <w:pStyle w:val="a6"/>
@@ -4282,7 +4395,7 @@
 </file>
 
 <file path=word/footnotes.xml><?xml version="1.0" encoding="utf-8"?>
-<w:footnotes xmlns:wpc="http://schemas.microsoft.com/office/word/2010/wordprocessingCanvas" xmlns:cx="http://schemas.microsoft.com/office/drawing/2014/chartex" xmlns:cx1="http://schemas.microsoft.com/office/drawing/2015/9/8/chartex" xmlns:mc="http://schemas.openxmlformats.org/markup-compatibility/2006" xmlns:o="urn:schemas-microsoft-com:office:office" xmlns:r="http://schemas.openxmlformats.org/officeDocument/2006/relationships" xmlns:m="http://schemas.openxmlformats.org/officeDocument/2006/math" xmlns:v="urn:schemas-microsoft-com:vml" xmlns:wp14="http://schemas.microsoft.com/office/word/2010/wordprocessingDrawing" xmlns:wp="http://schemas.openxmlformats.org/drawingml/2006/wordprocessingDrawing" xmlns:w10="urn:schemas-microsoft-com:office:word" xmlns:w="http://schemas.openxmlformats.org/wordprocessingml/2006/main" xmlns:w14="http://schemas.microsoft.com/office/word/2010/wordml" xmlns:w15="http://schemas.microsoft.com/office/word/2012/wordml" xmlns:w16se="http://schemas.microsoft.com/office/word/2015/wordml/symex" xmlns:wpg="http://schemas.microsoft.com/office/word/2010/wordprocessingGroup" xmlns:wpi="http://schemas.microsoft.com/office/word/2010/wordprocessingInk" xmlns:wne="http://schemas.microsoft.com/office/word/2006/wordml" xmlns:wps="http://schemas.microsoft.com/office/word/2010/wordprocessingShape" mc:Ignorable="w14 w15 w16se wp14">
+<w:footnotes xmlns:wpc="http://schemas.microsoft.com/office/word/2010/wordprocessingCanvas" xmlns:cx="http://schemas.microsoft.com/office/drawing/2014/chartex" xmlns:cx1="http://schemas.microsoft.com/office/drawing/2015/9/8/chartex" xmlns:cx2="http://schemas.microsoft.com/office/drawing/2015/10/21/chartex" xmlns:cx3="http://schemas.microsoft.com/office/drawing/2016/5/9/chartex" xmlns:cx4="http://schemas.microsoft.com/office/drawing/2016/5/10/chartex" xmlns:cx5="http://schemas.microsoft.com/office/drawing/2016/5/11/chartex" xmlns:cx6="http://schemas.microsoft.com/office/drawing/2016/5/12/chartex" xmlns:cx7="http://schemas.microsoft.com/office/drawing/2016/5/13/chartex" xmlns:cx8="http://schemas.microsoft.com/office/drawing/2016/5/14/chartex" xmlns:mc="http://schemas.openxmlformats.org/markup-compatibility/2006" xmlns:aink="http://schemas.microsoft.com/office/drawing/2016/ink" xmlns:am3d="http://schemas.microsoft.com/office/drawing/2017/model3d" xmlns:o="urn:schemas-microsoft-com:office:office" xmlns:r="http://schemas.openxmlformats.org/officeDocument/2006/relationships" xmlns:m="http://schemas.openxmlformats.org/officeDocument/2006/math" xmlns:v="urn:schemas-microsoft-com:vml" xmlns:wp14="http://schemas.microsoft.com/office/word/2010/wordprocessingDrawing" xmlns:wp="http://schemas.openxmlformats.org/drawingml/2006/wordprocessingDrawing" xmlns:w10="urn:schemas-microsoft-com:office:word" xmlns:w="http://schemas.openxmlformats.org/wordprocessingml/2006/main" xmlns:w14="http://schemas.microsoft.com/office/word/2010/wordml" xmlns:w15="http://schemas.microsoft.com/office/word/2012/wordml" xmlns:w16cex="http://schemas.microsoft.com/office/word/2018/wordml/cex" xmlns:w16cid="http://schemas.microsoft.com/office/word/2016/wordml/cid" xmlns:w16="http://schemas.microsoft.com/office/word/2018/wordml" xmlns:w16sdtdh="http://schemas.microsoft.com/office/word/2020/wordml/sdtdatahash" xmlns:w16se="http://schemas.microsoft.com/office/word/2015/wordml/symex" xmlns:wpg="http://schemas.microsoft.com/office/word/2010/wordprocessingGroup" xmlns:wpi="http://schemas.microsoft.com/office/word/2010/wordprocessingInk" xmlns:wne="http://schemas.microsoft.com/office/word/2006/wordml" xmlns:wps="http://schemas.microsoft.com/office/word/2010/wordprocessingShape" mc:Ignorable="w14 w15 w16se w16cid w16 w16cex w16sdtdh wp14">
   <w:footnote w:type="separator" w:id="-1">
     <w:p>
       <w:r>
@@ -4501,7 +4614,7 @@
 </file>
 
 <file path=word/header1.xml><?xml version="1.0" encoding="utf-8"?>
-<w:hdr xmlns:wpc="http://schemas.microsoft.com/office/word/2010/wordprocessingCanvas" xmlns:cx="http://schemas.microsoft.com/office/drawing/2014/chartex" xmlns:cx1="http://schemas.microsoft.com/office/drawing/2015/9/8/chartex" xmlns:mc="http://schemas.openxmlformats.org/markup-compatibility/2006" xmlns:o="urn:schemas-microsoft-com:office:office" xmlns:r="http://schemas.openxmlformats.org/officeDocument/2006/relationships" xmlns:m="http://schemas.openxmlformats.org/officeDocument/2006/math" xmlns:v="urn:schemas-microsoft-com:vml" xmlns:wp14="http://schemas.microsoft.com/office/word/2010/wordprocessingDrawing" xmlns:wp="http://schemas.openxmlformats.org/drawingml/2006/wordprocessingDrawing" xmlns:w10="urn:schemas-microsoft-com:office:word" xmlns:w="http://schemas.openxmlformats.org/wordprocessingml/2006/main" xmlns:w14="http://schemas.microsoft.com/office/word/2010/wordml" xmlns:w15="http://schemas.microsoft.com/office/word/2012/wordml" xmlns:w16se="http://schemas.microsoft.com/office/word/2015/wordml/symex" xmlns:wpg="http://schemas.microsoft.com/office/word/2010/wordprocessingGroup" xmlns:wpi="http://schemas.microsoft.com/office/word/2010/wordprocessingInk" xmlns:wne="http://schemas.microsoft.com/office/word/2006/wordml" xmlns:wps="http://schemas.microsoft.com/office/word/2010/wordprocessingShape" mc:Ignorable="w14 w15 w16se wp14">
+<w:hdr xmlns:wpc="http://schemas.microsoft.com/office/word/2010/wordprocessingCanvas" xmlns:cx="http://schemas.microsoft.com/office/drawing/2014/chartex" xmlns:cx1="http://schemas.microsoft.com/office/drawing/2015/9/8/chartex" xmlns:cx2="http://schemas.microsoft.com/office/drawing/2015/10/21/chartex" xmlns:cx3="http://schemas.microsoft.com/office/drawing/2016/5/9/chartex" xmlns:cx4="http://schemas.microsoft.com/office/drawing/2016/5/10/chartex" xmlns:cx5="http://schemas.microsoft.com/office/drawing/2016/5/11/chartex" xmlns:cx6="http://schemas.microsoft.com/office/drawing/2016/5/12/chartex" xmlns:cx7="http://schemas.microsoft.com/office/drawing/2016/5/13/chartex" xmlns:cx8="http://schemas.microsoft.com/office/drawing/2016/5/14/chartex" xmlns:mc="http://schemas.openxmlformats.org/markup-compatibility/2006" xmlns:aink="http://schemas.microsoft.com/office/drawing/2016/ink" xmlns:am3d="http://schemas.microsoft.com/office/drawing/2017/model3d" xmlns:o="urn:schemas-microsoft-com:office:office" xmlns:r="http://schemas.openxmlformats.org/officeDocument/2006/relationships" xmlns:m="http://schemas.openxmlformats.org/officeDocument/2006/math" xmlns:v="urn:schemas-microsoft-com:vml" xmlns:wp14="http://schemas.microsoft.com/office/word/2010/wordprocessingDrawing" xmlns:wp="http://schemas.openxmlformats.org/drawingml/2006/wordprocessingDrawing" xmlns:w10="urn:schemas-microsoft-com:office:word" xmlns:w="http://schemas.openxmlformats.org/wordprocessingml/2006/main" xmlns:w14="http://schemas.microsoft.com/office/word/2010/wordml" xmlns:w15="http://schemas.microsoft.com/office/word/2012/wordml" xmlns:w16cex="http://schemas.microsoft.com/office/word/2018/wordml/cex" xmlns:w16cid="http://schemas.microsoft.com/office/word/2016/wordml/cid" xmlns:w16="http://schemas.microsoft.com/office/word/2018/wordml" xmlns:w16sdtdh="http://schemas.microsoft.com/office/word/2020/wordml/sdtdatahash" xmlns:w16se="http://schemas.microsoft.com/office/word/2015/wordml/symex" xmlns:wpg="http://schemas.microsoft.com/office/word/2010/wordprocessingGroup" xmlns:wpi="http://schemas.microsoft.com/office/word/2010/wordprocessingInk" xmlns:wne="http://schemas.microsoft.com/office/word/2006/wordml" xmlns:wps="http://schemas.microsoft.com/office/word/2010/wordprocessingShape" mc:Ignorable="w14 w15 w16se w16cid w16 w16cex w16sdtdh wp14">
   <w:p>
     <w:pPr>
       <w:pStyle w:val="a4"/>
@@ -4511,7 +4624,7 @@
 </file>
 
 <file path=word/header2.xml><?xml version="1.0" encoding="utf-8"?>
-<w:hdr xmlns:wpc="http://schemas.microsoft.com/office/word/2010/wordprocessingCanvas" xmlns:cx="http://schemas.microsoft.com/office/drawing/2014/chartex" xmlns:cx1="http://schemas.microsoft.com/office/drawing/2015/9/8/chartex" xmlns:mc="http://schemas.openxmlformats.org/markup-compatibility/2006" xmlns:o="urn:schemas-microsoft-com:office:office" xmlns:r="http://schemas.openxmlformats.org/officeDocument/2006/relationships" xmlns:m="http://schemas.openxmlformats.org/officeDocument/2006/math" xmlns:v="urn:schemas-microsoft-com:vml" xmlns:wp14="http://schemas.microsoft.com/office/word/2010/wordprocessingDrawing" xmlns:wp="http://schemas.openxmlformats.org/drawingml/2006/wordprocessingDrawing" xmlns:w10="urn:schemas-microsoft-com:office:word" xmlns:w="http://schemas.openxmlformats.org/wordprocessingml/2006/main" xmlns:w14="http://schemas.microsoft.com/office/word/2010/wordml" xmlns:w15="http://schemas.microsoft.com/office/word/2012/wordml" xmlns:w16se="http://schemas.microsoft.com/office/word/2015/wordml/symex" xmlns:wpg="http://schemas.microsoft.com/office/word/2010/wordprocessingGroup" xmlns:wpi="http://schemas.microsoft.com/office/word/2010/wordprocessingInk" xmlns:wne="http://schemas.microsoft.com/office/word/2006/wordml" xmlns:wps="http://schemas.microsoft.com/office/word/2010/wordprocessingShape" mc:Ignorable="w14 w15 w16se wp14">
+<w:hdr xmlns:wpc="http://schemas.microsoft.com/office/word/2010/wordprocessingCanvas" xmlns:cx="http://schemas.microsoft.com/office/drawing/2014/chartex" xmlns:cx1="http://schemas.microsoft.com/office/drawing/2015/9/8/chartex" xmlns:cx2="http://schemas.microsoft.com/office/drawing/2015/10/21/chartex" xmlns:cx3="http://schemas.microsoft.com/office/drawing/2016/5/9/chartex" xmlns:cx4="http://schemas.microsoft.com/office/drawing/2016/5/10/chartex" xmlns:cx5="http://schemas.microsoft.com/office/drawing/2016/5/11/chartex" xmlns:cx6="http://schemas.microsoft.com/office/drawing/2016/5/12/chartex" xmlns:cx7="http://schemas.microsoft.com/office/drawing/2016/5/13/chartex" xmlns:cx8="http://schemas.microsoft.com/office/drawing/2016/5/14/chartex" xmlns:mc="http://schemas.openxmlformats.org/markup-compatibility/2006" xmlns:aink="http://schemas.microsoft.com/office/drawing/2016/ink" xmlns:am3d="http://schemas.microsoft.com/office/drawing/2017/model3d" xmlns:o="urn:schemas-microsoft-com:office:office" xmlns:r="http://schemas.openxmlformats.org/officeDocument/2006/relationships" xmlns:m="http://schemas.openxmlformats.org/officeDocument/2006/math" xmlns:v="urn:schemas-microsoft-com:vml" xmlns:wp14="http://schemas.microsoft.com/office/word/2010/wordprocessingDrawing" xmlns:wp="http://schemas.openxmlformats.org/drawingml/2006/wordprocessingDrawing" xmlns:w10="urn:schemas-microsoft-com:office:word" xmlns:w="http://schemas.openxmlformats.org/wordprocessingml/2006/main" xmlns:w14="http://schemas.microsoft.com/office/word/2010/wordml" xmlns:w15="http://schemas.microsoft.com/office/word/2012/wordml" xmlns:w16cex="http://schemas.microsoft.com/office/word/2018/wordml/cex" xmlns:w16cid="http://schemas.microsoft.com/office/word/2016/wordml/cid" xmlns:w16="http://schemas.microsoft.com/office/word/2018/wordml" xmlns:w16sdtdh="http://schemas.microsoft.com/office/word/2020/wordml/sdtdatahash" xmlns:w16se="http://schemas.microsoft.com/office/word/2015/wordml/symex" xmlns:wpg="http://schemas.microsoft.com/office/word/2010/wordprocessingGroup" xmlns:wpi="http://schemas.microsoft.com/office/word/2010/wordprocessingInk" xmlns:wne="http://schemas.microsoft.com/office/word/2006/wordml" xmlns:wps="http://schemas.microsoft.com/office/word/2010/wordprocessingShape" mc:Ignorable="w14 w15 w16se w16cid w16 w16cex w16sdtdh wp14">
   <w:p>
     <w:pPr>
       <w:pStyle w:val="a4"/>
@@ -4521,7 +4634,7 @@
 </file>
 
 <file path=word/header3.xml><?xml version="1.0" encoding="utf-8"?>
-<w:hdr xmlns:wpc="http://schemas.microsoft.com/office/word/2010/wordprocessingCanvas" xmlns:cx="http://schemas.microsoft.com/office/drawing/2014/chartex" xmlns:cx1="http://schemas.microsoft.com/office/drawing/2015/9/8/chartex" xmlns:mc="http://schemas.openxmlformats.org/markup-compatibility/2006" xmlns:o="urn:schemas-microsoft-com:office:office" xmlns:r="http://schemas.openxmlformats.org/officeDocument/2006/relationships" xmlns:m="http://schemas.openxmlformats.org/officeDocument/2006/math" xmlns:v="urn:schemas-microsoft-com:vml" xmlns:wp14="http://schemas.microsoft.com/office/word/2010/wordprocessingDrawing" xmlns:wp="http://schemas.openxmlformats.org/drawingml/2006/wordprocessingDrawing" xmlns:w10="urn:schemas-microsoft-com:office:word" xmlns:w="http://schemas.openxmlformats.org/wordprocessingml/2006/main" xmlns:w14="http://schemas.microsoft.com/office/word/2010/wordml" xmlns:w15="http://schemas.microsoft.com/office/word/2012/wordml" xmlns:w16se="http://schemas.microsoft.com/office/word/2015/wordml/symex" xmlns:wpg="http://schemas.microsoft.com/office/word/2010/wordprocessingGroup" xmlns:wpi="http://schemas.microsoft.com/office/word/2010/wordprocessingInk" xmlns:wne="http://schemas.microsoft.com/office/word/2006/wordml" xmlns:wps="http://schemas.microsoft.com/office/word/2010/wordprocessingShape" mc:Ignorable="w14 w15 w16se wp14">
+<w:hdr xmlns:wpc="http://schemas.microsoft.com/office/word/2010/wordprocessingCanvas" xmlns:cx="http://schemas.microsoft.com/office/drawing/2014/chartex" xmlns:cx1="http://schemas.microsoft.com/office/drawing/2015/9/8/chartex" xmlns:cx2="http://schemas.microsoft.com/office/drawing/2015/10/21/chartex" xmlns:cx3="http://schemas.microsoft.com/office/drawing/2016/5/9/chartex" xmlns:cx4="http://schemas.microsoft.com/office/drawing/2016/5/10/chartex" xmlns:cx5="http://schemas.microsoft.com/office/drawing/2016/5/11/chartex" xmlns:cx6="http://schemas.microsoft.com/office/drawing/2016/5/12/chartex" xmlns:cx7="http://schemas.microsoft.com/office/drawing/2016/5/13/chartex" xmlns:cx8="http://schemas.microsoft.com/office/drawing/2016/5/14/chartex" xmlns:mc="http://schemas.openxmlformats.org/markup-compatibility/2006" xmlns:aink="http://schemas.microsoft.com/office/drawing/2016/ink" xmlns:am3d="http://schemas.microsoft.com/office/drawing/2017/model3d" xmlns:o="urn:schemas-microsoft-com:office:office" xmlns:r="http://schemas.openxmlformats.org/officeDocument/2006/relationships" xmlns:m="http://schemas.openxmlformats.org/officeDocument/2006/math" xmlns:v="urn:schemas-microsoft-com:vml" xmlns:wp14="http://schemas.microsoft.com/office/word/2010/wordprocessingDrawing" xmlns:wp="http://schemas.openxmlformats.org/drawingml/2006/wordprocessingDrawing" xmlns:w10="urn:schemas-microsoft-com:office:word" xmlns:w="http://schemas.openxmlformats.org/wordprocessingml/2006/main" xmlns:w14="http://schemas.microsoft.com/office/word/2010/wordml" xmlns:w15="http://schemas.microsoft.com/office/word/2012/wordml" xmlns:w16cex="http://schemas.microsoft.com/office/word/2018/wordml/cex" xmlns:w16cid="http://schemas.microsoft.com/office/word/2016/wordml/cid" xmlns:w16="http://schemas.microsoft.com/office/word/2018/wordml" xmlns:w16sdtdh="http://schemas.microsoft.com/office/word/2020/wordml/sdtdatahash" xmlns:w16se="http://schemas.microsoft.com/office/word/2015/wordml/symex" xmlns:wpg="http://schemas.microsoft.com/office/word/2010/wordprocessingGroup" xmlns:wpi="http://schemas.microsoft.com/office/word/2010/wordprocessingInk" xmlns:wne="http://schemas.microsoft.com/office/word/2006/wordml" xmlns:wps="http://schemas.microsoft.com/office/word/2010/wordprocessingShape" mc:Ignorable="w14 w15 w16se w16cid w16 w16cex w16sdtdh wp14">
   <w:p>
     <w:pPr>
       <w:pStyle w:val="a4"/>
@@ -4531,7 +4644,7 @@
 </file>
 
 <file path=word/numbering.xml><?xml version="1.0" encoding="utf-8"?>
-<w:numbering xmlns:wpc="http://schemas.microsoft.com/office/word/2010/wordprocessingCanvas" xmlns:cx="http://schemas.microsoft.com/office/drawing/2014/chartex" xmlns:cx1="http://schemas.microsoft.com/office/drawing/2015/9/8/chartex" xmlns:mc="http://schemas.openxmlformats.org/markup-compatibility/2006" xmlns:o="urn:schemas-microsoft-com:office:office" xmlns:r="http://schemas.openxmlformats.org/officeDocument/2006/relationships" xmlns:m="http://schemas.openxmlformats.org/officeDocument/2006/math" xmlns:v="urn:schemas-microsoft-com:vml" xmlns:wp14="http://schemas.microsoft.com/office/word/2010/wordprocessingDrawing" xmlns:wp="http://schemas.openxmlformats.org/drawingml/2006/wordprocessingDrawing" xmlns:w10="urn:schemas-microsoft-com:office:word" xmlns:w="http://schemas.openxmlformats.org/wordprocessingml/2006/main" xmlns:w14="http://schemas.microsoft.com/office/word/2010/wordml" xmlns:w15="http://schemas.microsoft.com/office/word/2012/wordml" xmlns:w16se="http://schemas.microsoft.com/office/word/2015/wordml/symex" xmlns:wpg="http://schemas.microsoft.com/office/word/2010/wordprocessingGroup" xmlns:wpi="http://schemas.microsoft.com/office/word/2010/wordprocessingInk" xmlns:wne="http://schemas.microsoft.com/office/word/2006/wordml" xmlns:wps="http://schemas.microsoft.com/office/word/2010/wordprocessingShape" mc:Ignorable="w14 w15 w16se wp14">
+<w:numbering xmlns:wpc="http://schemas.microsoft.com/office/word/2010/wordprocessingCanvas" xmlns:cx="http://schemas.microsoft.com/office/drawing/2014/chartex" xmlns:cx1="http://schemas.microsoft.com/office/drawing/2015/9/8/chartex" xmlns:cx2="http://schemas.microsoft.com/office/drawing/2015/10/21/chartex" xmlns:cx3="http://schemas.microsoft.com/office/drawing/2016/5/9/chartex" xmlns:cx4="http://schemas.microsoft.com/office/drawing/2016/5/10/chartex" xmlns:cx5="http://schemas.microsoft.com/office/drawing/2016/5/11/chartex" xmlns:cx6="http://schemas.microsoft.com/office/drawing/2016/5/12/chartex" xmlns:cx7="http://schemas.microsoft.com/office/drawing/2016/5/13/chartex" xmlns:cx8="http://schemas.microsoft.com/office/drawing/2016/5/14/chartex" xmlns:mc="http://schemas.openxmlformats.org/markup-compatibility/2006" xmlns:aink="http://schemas.microsoft.com/office/drawing/2016/ink" xmlns:am3d="http://schemas.microsoft.com/office/drawing/2017/model3d" xmlns:o="urn:schemas-microsoft-com:office:office" xmlns:r="http://schemas.openxmlformats.org/officeDocument/2006/relationships" xmlns:m="http://schemas.openxmlformats.org/officeDocument/2006/math" xmlns:v="urn:schemas-microsoft-com:vml" xmlns:wp14="http://schemas.microsoft.com/office/word/2010/wordprocessingDrawing" xmlns:wp="http://schemas.openxmlformats.org/drawingml/2006/wordprocessingDrawing" xmlns:w10="urn:schemas-microsoft-com:office:word" xmlns:w="http://schemas.openxmlformats.org/wordprocessingml/2006/main" xmlns:w14="http://schemas.microsoft.com/office/word/2010/wordml" xmlns:w15="http://schemas.microsoft.com/office/word/2012/wordml" xmlns:w16cex="http://schemas.microsoft.com/office/word/2018/wordml/cex" xmlns:w16cid="http://schemas.microsoft.com/office/word/2016/wordml/cid" xmlns:w16="http://schemas.microsoft.com/office/word/2018/wordml" xmlns:w16sdtdh="http://schemas.microsoft.com/office/word/2020/wordml/sdtdatahash" xmlns:w16se="http://schemas.microsoft.com/office/word/2015/wordml/symex" xmlns:wpg="http://schemas.microsoft.com/office/word/2010/wordprocessingGroup" xmlns:wpi="http://schemas.microsoft.com/office/word/2010/wordprocessingInk" xmlns:wne="http://schemas.microsoft.com/office/word/2006/wordml" xmlns:wps="http://schemas.microsoft.com/office/word/2010/wordprocessingShape" mc:Ignorable="w14 w15 w16se w16cid w16 w16cex w16sdtdh wp14">
   <w:abstractNum w:abstractNumId="0" w15:restartNumberingAfterBreak="0">
     <w:nsid w:val="2A390D47"/>
     <w:multiLevelType w:val="hybridMultilevel"/>
@@ -5589,7 +5702,7 @@
 </file>
 
 <file path=word/styles.xml><?xml version="1.0" encoding="utf-8"?>
-<w:styles xmlns:mc="http://schemas.openxmlformats.org/markup-compatibility/2006" xmlns:r="http://schemas.openxmlformats.org/officeDocument/2006/relationships" xmlns:w="http://schemas.openxmlformats.org/wordprocessingml/2006/main" xmlns:w14="http://schemas.microsoft.com/office/word/2010/wordml" xmlns:w15="http://schemas.microsoft.com/office/word/2012/wordml" xmlns:w16se="http://schemas.microsoft.com/office/word/2015/wordml/symex" mc:Ignorable="w14 w15 w16se">
+<w:styles xmlns:mc="http://schemas.openxmlformats.org/markup-compatibility/2006" xmlns:r="http://schemas.openxmlformats.org/officeDocument/2006/relationships" xmlns:w="http://schemas.openxmlformats.org/wordprocessingml/2006/main" xmlns:w14="http://schemas.microsoft.com/office/word/2010/wordml" xmlns:w15="http://schemas.microsoft.com/office/word/2012/wordml" xmlns:w16cex="http://schemas.microsoft.com/office/word/2018/wordml/cex" xmlns:w16cid="http://schemas.microsoft.com/office/word/2016/wordml/cid" xmlns:w16="http://schemas.microsoft.com/office/word/2018/wordml" xmlns:w16sdtdh="http://schemas.microsoft.com/office/word/2020/wordml/sdtdatahash" xmlns:w16se="http://schemas.microsoft.com/office/word/2015/wordml/symex" mc:Ignorable="w14 w15 w16se w16cid w16 w16cex w16sdtdh">
   <w:docDefaults>
     <w:rPrDefault>
       <w:rPr>
@@ -5605,7 +5718,7 @@
       </w:pPr>
     </w:pPrDefault>
   </w:docDefaults>
-  <w:latentStyles w:defLockedState="0" w:defUIPriority="99" w:defSemiHidden="0" w:defUnhideWhenUsed="0" w:defQFormat="0" w:count="371">
+  <w:latentStyles w:defLockedState="0" w:defUIPriority="99" w:defSemiHidden="0" w:defUnhideWhenUsed="0" w:defQFormat="0" w:count="376">
     <w:lsdException w:name="Normal" w:uiPriority="0" w:qFormat="1"/>
     <w:lsdException w:name="heading 1" w:uiPriority="9" w:qFormat="1"/>
     <w:lsdException w:name="heading 2" w:semiHidden="1" w:uiPriority="9" w:unhideWhenUsed="1" w:qFormat="1"/>
@@ -5977,6 +6090,11 @@
     <w:lsdException w:name="List Table 5 Dark Accent 6" w:uiPriority="50"/>
     <w:lsdException w:name="List Table 6 Colorful Accent 6" w:uiPriority="51"/>
     <w:lsdException w:name="List Table 7 Colorful Accent 6" w:uiPriority="52"/>
+    <w:lsdException w:name="Mention" w:semiHidden="1" w:unhideWhenUsed="1"/>
+    <w:lsdException w:name="Smart Hyperlink" w:semiHidden="1" w:unhideWhenUsed="1"/>
+    <w:lsdException w:name="Hashtag" w:semiHidden="1" w:unhideWhenUsed="1"/>
+    <w:lsdException w:name="Unresolved Mention" w:semiHidden="1" w:unhideWhenUsed="1"/>
+    <w:lsdException w:name="Smart Link" w:semiHidden="1" w:unhideWhenUsed="1"/>
   </w:latentStyles>
   <w:style w:type="paragraph" w:default="1" w:styleId="a">
     <w:name w:val="Normal"/>

--- a/templates/TemplateOrderExecuteOrPrepAudit2026.docx
+++ b/templates/TemplateOrderExecuteOrPrepAudit2026.docx
@@ -71,11 +71,19 @@
         <w:adjustRightInd w:val="0"/>
         <w:spacing w:line="214" w:lineRule="auto"/>
         <w:rPr>
-          <w:noProof/>
-          <w:sz w:val="20"/>
-          <w:szCs w:val="20"/>
-        </w:rPr>
-      </w:pPr>
+          <w:rFonts w:ascii="SB Sans Text Semibold" w:hAnsi="SB Sans Text Semibold" w:cs="SB Sans Text Semibold"/>
+          <w:color w:val="000000" w:themeColor="text1"/>
+          <w:lang w:val="en-US"/>
+        </w:rPr>
+      </w:pPr>
+      <w:r>
+        <w:rPr>
+          <w:rFonts w:ascii="SB Sans Text Semibold" w:hAnsi="SB Sans Text Semibold" w:cs="SB Sans Text Semibold"/>
+          <w:color w:val="000000" w:themeColor="text1"/>
+          <w:lang w:val="en-US"/>
+        </w:rPr>
+        <w:t>{#showTB}</w:t>
+      </w:r>
     </w:p>
     <w:p>
       <w:pPr>
@@ -86,11 +94,35 @@
         <w:rPr>
           <w:rFonts w:ascii="SB Sans Text Semibold" w:hAnsi="SB Sans Text Semibold" w:cs="SB Sans Text Semibold"/>
           <w:color w:val="000000" w:themeColor="text1"/>
-          <w:sz w:val="20"/>
-          <w:szCs w:val="20"/>
-          <w:lang w:val="en-US"/>
-        </w:rPr>
-      </w:pPr>
+          <w:lang w:val="en-US"/>
+        </w:rPr>
+      </w:pPr>
+      <w:r>
+        <w:rPr>
+          <w:rFonts w:ascii="SB Sans Text Semibold" w:hAnsi="SB Sans Text Semibold" w:cs="SB Sans Text Semibold"/>
+          <w:color w:val="000000" w:themeColor="text1"/>
+          <w:lang w:val="en-US"/>
+        </w:rPr>
+        <w:t>{</w:t>
+      </w:r>
+      <w:proofErr w:type="spellStart"/>
+      <w:r>
+        <w:rPr>
+          <w:rFonts w:ascii="SB Sans Text Semibold" w:hAnsi="SB Sans Text Semibold" w:cs="SB Sans Text Semibold"/>
+          <w:color w:val="000000" w:themeColor="text1"/>
+          <w:lang w:val="en-US"/>
+        </w:rPr>
+        <w:t>TB_full_name</w:t>
+      </w:r>
+      <w:proofErr w:type="spellEnd"/>
+      <w:r>
+        <w:rPr>
+          <w:rFonts w:ascii="SB Sans Text Semibold" w:hAnsi="SB Sans Text Semibold" w:cs="SB Sans Text Semibold"/>
+          <w:color w:val="000000" w:themeColor="text1"/>
+          <w:lang w:val="en-US"/>
+        </w:rPr>
+        <w:t>}</w:t>
+      </w:r>
     </w:p>
     <w:p>
       <w:pPr>
@@ -101,49 +133,34 @@
         <w:rPr>
           <w:rFonts w:ascii="SB Sans Text Semibold" w:hAnsi="SB Sans Text Semibold" w:cs="SB Sans Text Semibold"/>
           <w:color w:val="000000" w:themeColor="text1"/>
+          <w:lang w:val="en-US"/>
         </w:rPr>
       </w:pPr>
       <w:r>
         <w:rPr>
           <w:rFonts w:ascii="SB Sans Text Semibold" w:hAnsi="SB Sans Text Semibold" w:cs="SB Sans Text Semibold"/>
           <w:color w:val="000000" w:themeColor="text1"/>
-        </w:rPr>
-        <w:t>УПРАВЛЕНИЕ</w:t>
-      </w:r>
+          <w:lang w:val="en-US"/>
+        </w:rPr>
+        <w:t>{/</w:t>
+      </w:r>
+      <w:proofErr w:type="spellStart"/>
       <w:r>
         <w:rPr>
           <w:rFonts w:ascii="SB Sans Text Semibold" w:hAnsi="SB Sans Text Semibold" w:cs="SB Sans Text Semibold"/>
           <w:color w:val="000000" w:themeColor="text1"/>
-        </w:rPr>
-        <w:t xml:space="preserve"> </w:t>
-      </w:r>
+          <w:lang w:val="en-US"/>
+        </w:rPr>
+        <w:t>showTB</w:t>
+      </w:r>
+      <w:proofErr w:type="spellEnd"/>
       <w:r>
         <w:rPr>
           <w:rFonts w:ascii="SB Sans Text Semibold" w:hAnsi="SB Sans Text Semibold" w:cs="SB Sans Text Semibold"/>
           <w:color w:val="000000" w:themeColor="text1"/>
-        </w:rPr>
-        <w:t>ВНУТРЕННЕГО</w:t>
-      </w:r>
-      <w:r>
-        <w:rPr>
-          <w:rFonts w:ascii="SB Sans Text Semibold" w:hAnsi="SB Sans Text Semibold" w:cs="SB Sans Text Semibold"/>
-          <w:color w:val="000000" w:themeColor="text1"/>
-        </w:rPr>
-        <w:t xml:space="preserve"> </w:t>
-      </w:r>
-      <w:r>
-        <w:rPr>
-          <w:rFonts w:ascii="SB Sans Text Semibold" w:hAnsi="SB Sans Text Semibold" w:cs="SB Sans Text Semibold"/>
-          <w:color w:val="000000" w:themeColor="text1"/>
-        </w:rPr>
-        <w:t>АУДИТА</w:t>
-      </w:r>
-      <w:r>
-        <w:rPr>
-          <w:rFonts w:ascii="SB Sans Text Semibold" w:hAnsi="SB Sans Text Semibold" w:cs="SB Sans Text Semibold"/>
-          <w:color w:val="000000" w:themeColor="text1"/>
-        </w:rPr>
-        <w:t xml:space="preserve"> </w:t>
+          <w:lang w:val="en-US"/>
+        </w:rPr>
+        <w:t>}</w:t>
       </w:r>
     </w:p>
     <w:p>
@@ -157,6 +174,91 @@
           <w:color w:val="000000" w:themeColor="text1"/>
           <w:sz w:val="20"/>
           <w:szCs w:val="20"/>
+          <w:lang w:val="en-US"/>
+        </w:rPr>
+      </w:pPr>
+      <w:r>
+        <w:rPr>
+          <w:rFonts w:ascii="SB Sans Text Semibold" w:hAnsi="SB Sans Text Semibold" w:cs="SB Sans Text Semibold"/>
+          <w:color w:val="000000" w:themeColor="text1"/>
+        </w:rPr>
+        <w:t>УПРАВЛЕНИЕ</w:t>
+      </w:r>
+      <w:r>
+        <w:rPr>
+          <w:rFonts w:ascii="SB Sans Text Semibold" w:hAnsi="SB Sans Text Semibold" w:cs="SB Sans Text Semibold"/>
+          <w:color w:val="000000" w:themeColor="text1"/>
+          <w:lang w:val="en-US"/>
+        </w:rPr>
+        <w:t xml:space="preserve"> </w:t>
+      </w:r>
+      <w:r>
+        <w:rPr>
+          <w:rFonts w:ascii="SB Sans Text Semibold" w:hAnsi="SB Sans Text Semibold" w:cs="SB Sans Text Semibold"/>
+          <w:color w:val="000000" w:themeColor="text1"/>
+        </w:rPr>
+        <w:t>ВНУТРЕННЕГО</w:t>
+      </w:r>
+      <w:r>
+        <w:rPr>
+          <w:rFonts w:ascii="SB Sans Text Semibold" w:hAnsi="SB Sans Text Semibold" w:cs="SB Sans Text Semibold"/>
+          <w:color w:val="000000" w:themeColor="text1"/>
+          <w:lang w:val="en-US"/>
+        </w:rPr>
+        <w:t xml:space="preserve"> </w:t>
+      </w:r>
+      <w:r>
+        <w:rPr>
+          <w:rFonts w:ascii="SB Sans Text Semibold" w:hAnsi="SB Sans Text Semibold" w:cs="SB Sans Text Semibold"/>
+          <w:color w:val="000000" w:themeColor="text1"/>
+        </w:rPr>
+        <w:t>АУДИТА</w:t>
+      </w:r>
+      <w:r>
+        <w:rPr>
+          <w:rFonts w:ascii="SB Sans Text Semibold" w:hAnsi="SB Sans Text Semibold" w:cs="SB Sans Text Semibold"/>
+          <w:color w:val="000000" w:themeColor="text1"/>
+          <w:lang w:val="en-US"/>
+        </w:rPr>
+        <w:t xml:space="preserve"> </w:t>
+      </w:r>
+      <w:r>
+        <w:rPr>
+          <w:rFonts w:ascii="SB Sans Text Semibold" w:hAnsi="SB Sans Text Semibold" w:cs="SB Sans Text Semibold"/>
+          <w:color w:val="000000" w:themeColor="text1"/>
+          <w:lang w:val="en-US"/>
+        </w:rPr>
+        <w:t>{#</w:t>
+      </w:r>
+      <w:proofErr w:type="gramStart"/>
+      <w:r>
+        <w:rPr>
+          <w:rFonts w:ascii="SB Sans Text Semibold" w:hAnsi="SB Sans Text Semibold" w:cs="SB Sans Text Semibold"/>
+          <w:color w:val="000000" w:themeColor="text1"/>
+          <w:lang w:val="en-US"/>
+        </w:rPr>
+        <w:t>showTB}{</w:t>
+      </w:r>
+      <w:proofErr w:type="gramEnd"/>
+      <w:r>
+        <w:rPr>
+          <w:rFonts w:ascii="SB Sans Text Semibold" w:hAnsi="SB Sans Text Semibold" w:cs="SB Sans Text Semibold"/>
+          <w:color w:val="000000" w:themeColor="text1"/>
+          <w:lang w:val="en-US"/>
+        </w:rPr>
+        <w:t>TB_full_name2}{/showTB}</w:t>
+      </w:r>
+    </w:p>
+    <w:p>
+      <w:pPr>
+        <w:widowControl w:val="0"/>
+        <w:overflowPunct w:val="0"/>
+        <w:adjustRightInd w:val="0"/>
+        <w:spacing w:line="214" w:lineRule="auto"/>
+        <w:rPr>
+          <w:rFonts w:ascii="SB Sans Text Semibold" w:hAnsi="SB Sans Text Semibold" w:cs="SB Sans Text Semibold"/>
+          <w:color w:val="000000" w:themeColor="text1"/>
+          <w:lang w:val="en-US"/>
         </w:rPr>
       </w:pPr>
     </w:p>
@@ -1196,13 +1298,15 @@
           <w:rFonts w:ascii="Times New Roman" w:hAnsi="Times New Roman"/>
           <w:bCs/>
           <w:color w:val="000000" w:themeColor="text1"/>
-        </w:rPr>
-      </w:pPr>
-      <w:r>
-        <w:rPr>
-          <w:rFonts w:ascii="Times New Roman" w:hAnsi="Times New Roman"/>
-          <w:bCs/>
-          <w:color w:val="000000" w:themeColor="text1"/>
+          <w:lang w:val="en-US"/>
+        </w:rPr>
+      </w:pPr>
+      <w:r>
+        <w:rPr>
+          <w:rFonts w:ascii="Times New Roman" w:hAnsi="Times New Roman"/>
+          <w:bCs/>
+          <w:color w:val="000000" w:themeColor="text1"/>
+          <w:lang w:val="en-US"/>
         </w:rPr>
         <w:t>{/</w:t>
       </w:r>
@@ -1221,6 +1325,7 @@
           <w:rFonts w:ascii="Times New Roman" w:hAnsi="Times New Roman"/>
           <w:bCs/>
           <w:color w:val="000000" w:themeColor="text1"/>
+          <w:lang w:val="en-US"/>
         </w:rPr>
         <w:t>}</w:t>
       </w:r>
@@ -1239,13 +1344,15 @@
           <w:rFonts w:ascii="Times New Roman" w:hAnsi="Times New Roman"/>
           <w:bCs/>
           <w:color w:val="000000" w:themeColor="text1"/>
-        </w:rPr>
-      </w:pPr>
-      <w:r>
-        <w:rPr>
-          <w:rFonts w:ascii="Times New Roman" w:hAnsi="Times New Roman"/>
-          <w:bCs/>
-          <w:color w:val="000000" w:themeColor="text1"/>
+          <w:lang w:val="en-US"/>
+        </w:rPr>
+      </w:pPr>
+      <w:r>
+        <w:rPr>
+          <w:rFonts w:ascii="Times New Roman" w:hAnsi="Times New Roman"/>
+          <w:bCs/>
+          <w:color w:val="000000" w:themeColor="text1"/>
+          <w:lang w:val="en-US"/>
         </w:rPr>
         <w:t xml:space="preserve">- </w:t>
       </w:r>
@@ -1254,6 +1361,7 @@
           <w:rFonts w:ascii="Times New Roman" w:hAnsi="Times New Roman"/>
           <w:bCs/>
           <w:color w:val="000000" w:themeColor="text1"/>
+          <w:lang w:val="en-US"/>
         </w:rPr>
         <w:t>{</w:t>
       </w:r>
@@ -1271,6 +1379,7 @@
           <w:rFonts w:ascii="Times New Roman" w:hAnsi="Times New Roman"/>
           <w:bCs/>
           <w:color w:val="000000" w:themeColor="text1"/>
+          <w:lang w:val="en-US"/>
         </w:rPr>
         <w:t>}</w:t>
       </w:r>
@@ -1279,6 +1388,7 @@
           <w:rFonts w:ascii="Times New Roman" w:hAnsi="Times New Roman"/>
           <w:bCs/>
           <w:color w:val="000000" w:themeColor="text1"/>
+          <w:lang w:val="en-US"/>
         </w:rPr>
         <w:t xml:space="preserve"> </w:t>
       </w:r>
@@ -1286,6 +1396,7 @@
         <w:rPr>
           <w:rFonts w:ascii="Times New Roman" w:hAnsi="Times New Roman"/>
           <w:color w:val="000000" w:themeColor="text1"/>
+          <w:lang w:val="en-US"/>
         </w:rPr>
         <w:t>–</w:t>
       </w:r>
@@ -1294,6 +1405,7 @@
           <w:rFonts w:ascii="Times New Roman" w:hAnsi="Times New Roman"/>
           <w:bCs/>
           <w:color w:val="000000" w:themeColor="text1"/>
+          <w:lang w:val="en-US"/>
         </w:rPr>
         <w:t xml:space="preserve"> </w:t>
       </w:r>
@@ -1302,9 +1414,11 @@
           <w:rFonts w:ascii="Times New Roman" w:hAnsi="Times New Roman"/>
           <w:bCs/>
           <w:color w:val="000000" w:themeColor="text1"/>
+          <w:lang w:val="en-US"/>
         </w:rPr>
         <w:t>{</w:t>
       </w:r>
+      <w:proofErr w:type="spellStart"/>
       <w:r>
         <w:rPr>
           <w:rFonts w:ascii="Times New Roman" w:hAnsi="Times New Roman"/>
@@ -1319,10 +1433,10 @@
           <w:rFonts w:ascii="Times New Roman" w:hAnsi="Times New Roman"/>
           <w:bCs/>
           <w:color w:val="000000" w:themeColor="text1"/>
+          <w:lang w:val="en-US"/>
         </w:rPr>
         <w:t>_</w:t>
       </w:r>
-      <w:proofErr w:type="spellStart"/>
       <w:r>
         <w:rPr>
           <w:rFonts w:ascii="Times New Roman" w:hAnsi="Times New Roman"/>
@@ -1338,6 +1452,7 @@
           <w:rFonts w:ascii="Times New Roman" w:hAnsi="Times New Roman"/>
           <w:bCs/>
           <w:color w:val="000000" w:themeColor="text1"/>
+          <w:lang w:val="en-US"/>
         </w:rPr>
         <w:t>}</w:t>
       </w:r>
@@ -1346,6 +1461,7 @@
           <w:rFonts w:ascii="Times New Roman" w:hAnsi="Times New Roman"/>
           <w:bCs/>
           <w:color w:val="000000" w:themeColor="text1"/>
+          <w:lang w:val="en-US"/>
         </w:rPr>
         <w:t xml:space="preserve"> </w:t>
       </w:r>
@@ -1362,6 +1478,7 @@
           <w:rFonts w:ascii="Times New Roman" w:hAnsi="Times New Roman"/>
           <w:bCs/>
           <w:color w:val="000000" w:themeColor="text1"/>
+          <w:lang w:val="en-US"/>
         </w:rPr>
         <w:t>;</w:t>
       </w:r>
@@ -1866,6 +1983,7 @@
           <w:bCs/>
           <w:color w:val="000000" w:themeColor="text1"/>
         </w:rPr>
+        <w:lastRenderedPageBreak/>
         <w:t xml:space="preserve">т.ч. </w:t>
       </w:r>
       <w:r>
@@ -1975,7 +2093,6 @@
           <w:color w:val="000000" w:themeColor="text1"/>
           <w:lang w:val="en-US"/>
         </w:rPr>
-        <w:lastRenderedPageBreak/>
         <w:t>{/</w:t>
       </w:r>
       <w:r>
@@ -2273,12 +2390,7 @@
           <w:b/>
         </w:rPr>
         <w:sectPr>
-          <w:headerReference w:type="even" r:id="rId9"/>
-          <w:headerReference w:type="default" r:id="rId10"/>
-          <w:footerReference w:type="even" r:id="rId11"/>
-          <w:footerReference w:type="default" r:id="rId12"/>
-          <w:headerReference w:type="first" r:id="rId13"/>
-          <w:footerReference w:type="first" r:id="rId14"/>
+          <w:footerReference w:type="default" r:id="rId9"/>
           <w:pgSz w:w="11906" w:h="16838"/>
           <w:pgMar w:top="1134" w:right="851" w:bottom="1134" w:left="1701" w:header="720" w:footer="720" w:gutter="0"/>
           <w:cols w:space="708"/>
@@ -2301,14 +2413,30 @@
           <w:b/>
         </w:rPr>
         <w:lastRenderedPageBreak/>
-        <w:t>{#showApp1}</w:t>
-      </w:r>
-      <w:r>
-        <w:rPr>
-          <w:rFonts w:ascii="Times New Roman" w:hAnsi="Times New Roman"/>
-          <w:b/>
-        </w:rPr>
-        <w:t xml:space="preserve">Приложение 1 </w:t>
+        <w:t>{#showApp</w:t>
+      </w:r>
+      <w:proofErr w:type="gramStart"/>
+      <w:r>
+        <w:rPr>
+          <w:rFonts w:ascii="Times New Roman" w:hAnsi="Times New Roman"/>
+          <w:b/>
+        </w:rPr>
+        <w:t>1}</w:t>
+      </w:r>
+      <w:r>
+        <w:rPr>
+          <w:rFonts w:ascii="Times New Roman" w:hAnsi="Times New Roman"/>
+          <w:b/>
+        </w:rPr>
+        <w:t>Приложение</w:t>
+      </w:r>
+      <w:proofErr w:type="gramEnd"/>
+      <w:r>
+        <w:rPr>
+          <w:rFonts w:ascii="Times New Roman" w:hAnsi="Times New Roman"/>
+          <w:b/>
+        </w:rPr>
+        <w:t xml:space="preserve"> 1 </w:t>
       </w:r>
     </w:p>
     <w:p>
@@ -2420,7 +2548,7 @@
         </w:trPr>
         <w:tc>
           <w:tcPr>
-            <w:tcW w:w="914" w:type="dxa"/>
+            <w:tcW w:w="2174" w:type="dxa"/>
             <w:shd w:val="clear" w:color="auto" w:fill="EDEDED" w:themeFill="accent3" w:themeFillTint="33"/>
             <w:vAlign w:val="center"/>
           </w:tcPr>
@@ -2441,7 +2569,7 @@
         </w:tc>
         <w:tc>
           <w:tcPr>
-            <w:tcW w:w="4161" w:type="dxa"/>
+            <w:tcW w:w="3645" w:type="dxa"/>
             <w:shd w:val="clear" w:color="auto" w:fill="EDEDED" w:themeFill="accent3" w:themeFillTint="33"/>
           </w:tcPr>
           <w:p>
@@ -2461,7 +2589,7 @@
         </w:tc>
         <w:tc>
           <w:tcPr>
-            <w:tcW w:w="2448" w:type="dxa"/>
+            <w:tcW w:w="2291" w:type="dxa"/>
             <w:shd w:val="clear" w:color="auto" w:fill="EDEDED" w:themeFill="accent3" w:themeFillTint="33"/>
           </w:tcPr>
           <w:p>
@@ -2481,7 +2609,7 @@
         </w:tc>
         <w:tc>
           <w:tcPr>
-            <w:tcW w:w="2434" w:type="dxa"/>
+            <w:tcW w:w="2209" w:type="dxa"/>
             <w:shd w:val="clear" w:color="auto" w:fill="EDEDED" w:themeFill="accent3" w:themeFillTint="33"/>
           </w:tcPr>
           <w:p>
@@ -2518,7 +2646,7 @@
         </w:tc>
         <w:tc>
           <w:tcPr>
-            <w:tcW w:w="2438" w:type="dxa"/>
+            <w:tcW w:w="2200" w:type="dxa"/>
             <w:shd w:val="clear" w:color="auto" w:fill="EDEDED" w:themeFill="accent3" w:themeFillTint="33"/>
           </w:tcPr>
           <w:p>
@@ -2538,7 +2666,7 @@
         </w:tc>
         <w:tc>
           <w:tcPr>
-            <w:tcW w:w="2768" w:type="dxa"/>
+            <w:tcW w:w="2644" w:type="dxa"/>
             <w:shd w:val="clear" w:color="auto" w:fill="EDEDED" w:themeFill="accent3" w:themeFillTint="33"/>
           </w:tcPr>
           <w:p>
@@ -2560,7 +2688,7 @@
       <w:tr>
         <w:tc>
           <w:tcPr>
-            <w:tcW w:w="914" w:type="dxa"/>
+            <w:tcW w:w="2174" w:type="dxa"/>
             <w:shd w:val="clear" w:color="auto" w:fill="auto"/>
           </w:tcPr>
           <w:p>
@@ -2597,7 +2725,7 @@
         </w:tc>
         <w:tc>
           <w:tcPr>
-            <w:tcW w:w="4161" w:type="dxa"/>
+            <w:tcW w:w="3645" w:type="dxa"/>
             <w:shd w:val="clear" w:color="auto" w:fill="auto"/>
           </w:tcPr>
           <w:p>
@@ -2626,7 +2754,7 @@
         </w:tc>
         <w:tc>
           <w:tcPr>
-            <w:tcW w:w="2448" w:type="dxa"/>
+            <w:tcW w:w="2291" w:type="dxa"/>
             <w:shd w:val="clear" w:color="auto" w:fill="auto"/>
           </w:tcPr>
           <w:p>
@@ -2659,7 +2787,7 @@
         </w:tc>
         <w:tc>
           <w:tcPr>
-            <w:tcW w:w="2434" w:type="dxa"/>
+            <w:tcW w:w="2209" w:type="dxa"/>
             <w:shd w:val="clear" w:color="auto" w:fill="auto"/>
           </w:tcPr>
           <w:p>
@@ -2692,7 +2820,7 @@
         </w:tc>
         <w:tc>
           <w:tcPr>
-            <w:tcW w:w="2438" w:type="dxa"/>
+            <w:tcW w:w="2200" w:type="dxa"/>
             <w:shd w:val="clear" w:color="auto" w:fill="auto"/>
           </w:tcPr>
           <w:p>
@@ -2719,7 +2847,7 @@
         </w:tc>
         <w:tc>
           <w:tcPr>
-            <w:tcW w:w="2768" w:type="dxa"/>
+            <w:tcW w:w="2644" w:type="dxa"/>
             <w:shd w:val="clear" w:color="auto" w:fill="auto"/>
           </w:tcPr>
           <w:p>
@@ -2811,14 +2939,30 @@
           <w:b/>
         </w:rPr>
         <w:lastRenderedPageBreak/>
-        <w:t>{#showApp2}</w:t>
-      </w:r>
-      <w:r>
-        <w:rPr>
-          <w:rFonts w:ascii="Times New Roman" w:hAnsi="Times New Roman"/>
-          <w:b/>
-        </w:rPr>
-        <w:t xml:space="preserve">Приложение </w:t>
+        <w:t>{#showApp</w:t>
+      </w:r>
+      <w:proofErr w:type="gramStart"/>
+      <w:r>
+        <w:rPr>
+          <w:rFonts w:ascii="Times New Roman" w:hAnsi="Times New Roman"/>
+          <w:b/>
+        </w:rPr>
+        <w:t>2}</w:t>
+      </w:r>
+      <w:r>
+        <w:rPr>
+          <w:rFonts w:ascii="Times New Roman" w:hAnsi="Times New Roman"/>
+          <w:b/>
+        </w:rPr>
+        <w:t>Приложение</w:t>
+      </w:r>
+      <w:proofErr w:type="gramEnd"/>
+      <w:r>
+        <w:rPr>
+          <w:rFonts w:ascii="Times New Roman" w:hAnsi="Times New Roman"/>
+          <w:b/>
+        </w:rPr>
+        <w:t xml:space="preserve"> </w:t>
       </w:r>
       <w:r>
         <w:rPr>
@@ -3483,7 +3627,14 @@
               <w:rPr>
                 <w:lang w:val="en-US"/>
               </w:rPr>
-              <w:t>p_owner</w:t>
+              <w:t>p_</w:t>
+            </w:r>
+            <w:proofErr w:type="gramStart"/>
+            <w:r>
+              <w:rPr>
+                <w:lang w:val="en-US"/>
+              </w:rPr>
+              <w:t>owner</w:t>
             </w:r>
             <w:proofErr w:type="spellEnd"/>
             <w:r>
@@ -3493,7 +3644,14 @@
               <w:rPr>
                 <w:lang w:val="en-US"/>
               </w:rPr>
-              <w:t>{/processes}</w:t>
+              <w:t>{</w:t>
+            </w:r>
+            <w:proofErr w:type="gramEnd"/>
+            <w:r>
+              <w:rPr>
+                <w:lang w:val="en-US"/>
+              </w:rPr>
+              <w:t>/processes}</w:t>
             </w:r>
           </w:p>
         </w:tc>
@@ -3513,6 +3671,14 @@
           <w:rFonts w:ascii="Times New Roman" w:hAnsi="Times New Roman"/>
           <w:b/>
         </w:rPr>
+        <w:br w:type="page"/>
+      </w:r>
+      <w:r>
+        <w:rPr>
+          <w:rFonts w:ascii="Times New Roman" w:hAnsi="Times New Roman"/>
+          <w:b/>
+        </w:rPr>
+        <w:lastRenderedPageBreak/>
         <w:t>{</w:t>
       </w:r>
       <w:r>
@@ -3529,13 +3695,6 @@
           <w:b/>
         </w:rPr>
         <w:t>showApp2}</w:t>
-      </w:r>
-      <w:r>
-        <w:rPr>
-          <w:rFonts w:ascii="Times New Roman" w:hAnsi="Times New Roman"/>
-          <w:b/>
-        </w:rPr>
-        <w:br w:type="page"/>
       </w:r>
     </w:p>
     <w:p>
@@ -3552,9 +3711,9 @@
           <w:rFonts w:ascii="Times New Roman" w:hAnsi="Times New Roman"/>
           <w:b/>
         </w:rPr>
-        <w:lastRenderedPageBreak/>
         <w:t>{#showApp</w:t>
       </w:r>
+      <w:proofErr w:type="gramStart"/>
       <w:r>
         <w:rPr>
           <w:rFonts w:ascii="Times New Roman" w:hAnsi="Times New Roman"/>
@@ -3574,7 +3733,15 @@
           <w:rFonts w:ascii="Times New Roman" w:hAnsi="Times New Roman"/>
           <w:b/>
         </w:rPr>
-        <w:t xml:space="preserve">Приложение </w:t>
+        <w:t>Приложение</w:t>
+      </w:r>
+      <w:proofErr w:type="gramEnd"/>
+      <w:r>
+        <w:rPr>
+          <w:rFonts w:ascii="Times New Roman" w:hAnsi="Times New Roman"/>
+          <w:b/>
+        </w:rPr>
+        <w:t xml:space="preserve"> </w:t>
       </w:r>
       <w:r>
         <w:rPr>
@@ -4261,7 +4428,7 @@
       </w:r>
     </w:p>
     <w:sectPr>
-      <w:footerReference w:type="first" r:id="rId15"/>
+      <w:footerReference w:type="first" r:id="rId10"/>
       <w:pgSz w:w="16838" w:h="11906" w:orient="landscape"/>
       <w:pgMar w:top="1134" w:right="820" w:bottom="992" w:left="851" w:header="720" w:footer="720" w:gutter="0"/>
       <w:cols w:space="708"/>
@@ -4292,16 +4459,6 @@
 </file>
 
 <file path=word/footer1.xml><?xml version="1.0" encoding="utf-8"?>
-<w:ftr xmlns:wpc="http://schemas.microsoft.com/office/word/2010/wordprocessingCanvas" xmlns:cx="http://schemas.microsoft.com/office/drawing/2014/chartex" xmlns:cx1="http://schemas.microsoft.com/office/drawing/2015/9/8/chartex" xmlns:cx2="http://schemas.microsoft.com/office/drawing/2015/10/21/chartex" xmlns:cx3="http://schemas.microsoft.com/office/drawing/2016/5/9/chartex" xmlns:cx4="http://schemas.microsoft.com/office/drawing/2016/5/10/chartex" xmlns:cx5="http://schemas.microsoft.com/office/drawing/2016/5/11/chartex" xmlns:cx6="http://schemas.microsoft.com/office/drawing/2016/5/12/chartex" xmlns:cx7="http://schemas.microsoft.com/office/drawing/2016/5/13/chartex" xmlns:cx8="http://schemas.microsoft.com/office/drawing/2016/5/14/chartex" xmlns:mc="http://schemas.openxmlformats.org/markup-compatibility/2006" xmlns:aink="http://schemas.microsoft.com/office/drawing/2016/ink" xmlns:am3d="http://schemas.microsoft.com/office/drawing/2017/model3d" xmlns:o="urn:schemas-microsoft-com:office:office" xmlns:r="http://schemas.openxmlformats.org/officeDocument/2006/relationships" xmlns:m="http://schemas.openxmlformats.org/officeDocument/2006/math" xmlns:v="urn:schemas-microsoft-com:vml" xmlns:wp14="http://schemas.microsoft.com/office/word/2010/wordprocessingDrawing" xmlns:wp="http://schemas.openxmlformats.org/drawingml/2006/wordprocessingDrawing" xmlns:w10="urn:schemas-microsoft-com:office:word" xmlns:w="http://schemas.openxmlformats.org/wordprocessingml/2006/main" xmlns:w14="http://schemas.microsoft.com/office/word/2010/wordml" xmlns:w15="http://schemas.microsoft.com/office/word/2012/wordml" xmlns:w16cex="http://schemas.microsoft.com/office/word/2018/wordml/cex" xmlns:w16cid="http://schemas.microsoft.com/office/word/2016/wordml/cid" xmlns:w16="http://schemas.microsoft.com/office/word/2018/wordml" xmlns:w16sdtdh="http://schemas.microsoft.com/office/word/2020/wordml/sdtdatahash" xmlns:w16se="http://schemas.microsoft.com/office/word/2015/wordml/symex" xmlns:wpg="http://schemas.microsoft.com/office/word/2010/wordprocessingGroup" xmlns:wpi="http://schemas.microsoft.com/office/word/2010/wordprocessingInk" xmlns:wne="http://schemas.microsoft.com/office/word/2006/wordml" xmlns:wps="http://schemas.microsoft.com/office/word/2010/wordprocessingShape" mc:Ignorable="w14 w15 w16se w16cid w16 w16cex w16sdtdh wp14">
-  <w:p>
-    <w:pPr>
-      <w:pStyle w:val="a6"/>
-    </w:pPr>
-  </w:p>
-</w:ftr>
-</file>
-
-<file path=word/footer2.xml><?xml version="1.0" encoding="utf-8"?>
 <w:ftr xmlns:wpc="http://schemas.microsoft.com/office/word/2010/wordprocessingCanvas" xmlns:cx="http://schemas.microsoft.com/office/drawing/2014/chartex" xmlns:cx1="http://schemas.microsoft.com/office/drawing/2015/9/8/chartex" xmlns:cx2="http://schemas.microsoft.com/office/drawing/2015/10/21/chartex" xmlns:cx3="http://schemas.microsoft.com/office/drawing/2016/5/9/chartex" xmlns:cx4="http://schemas.microsoft.com/office/drawing/2016/5/10/chartex" xmlns:cx5="http://schemas.microsoft.com/office/drawing/2016/5/11/chartex" xmlns:cx6="http://schemas.microsoft.com/office/drawing/2016/5/12/chartex" xmlns:cx7="http://schemas.microsoft.com/office/drawing/2016/5/13/chartex" xmlns:cx8="http://schemas.microsoft.com/office/drawing/2016/5/14/chartex" xmlns:mc="http://schemas.openxmlformats.org/markup-compatibility/2006" xmlns:aink="http://schemas.microsoft.com/office/drawing/2016/ink" xmlns:am3d="http://schemas.microsoft.com/office/drawing/2017/model3d" xmlns:o="urn:schemas-microsoft-com:office:office" xmlns:r="http://schemas.openxmlformats.org/officeDocument/2006/relationships" xmlns:m="http://schemas.openxmlformats.org/officeDocument/2006/math" xmlns:v="urn:schemas-microsoft-com:vml" xmlns:wp14="http://schemas.microsoft.com/office/word/2010/wordprocessingDrawing" xmlns:wp="http://schemas.openxmlformats.org/drawingml/2006/wordprocessingDrawing" xmlns:w10="urn:schemas-microsoft-com:office:word" xmlns:w="http://schemas.openxmlformats.org/wordprocessingml/2006/main" xmlns:w14="http://schemas.microsoft.com/office/word/2010/wordml" xmlns:w15="http://schemas.microsoft.com/office/word/2012/wordml" xmlns:w16cex="http://schemas.microsoft.com/office/word/2018/wordml/cex" xmlns:w16cid="http://schemas.microsoft.com/office/word/2016/wordml/cid" xmlns:w16="http://schemas.microsoft.com/office/word/2018/wordml" xmlns:w16sdtdh="http://schemas.microsoft.com/office/word/2020/wordml/sdtdatahash" xmlns:w16se="http://schemas.microsoft.com/office/word/2015/wordml/symex" xmlns:wpg="http://schemas.microsoft.com/office/word/2010/wordprocessingGroup" xmlns:wpi="http://schemas.microsoft.com/office/word/2010/wordprocessingInk" xmlns:wne="http://schemas.microsoft.com/office/word/2006/wordml" xmlns:wps="http://schemas.microsoft.com/office/word/2010/wordprocessingShape" mc:Ignorable="w14 w15 w16se w16cid w16 w16cex w16sdtdh wp14">
   <w:sdt>
     <w:sdtPr>
@@ -4362,17 +4519,7 @@
 </w:ftr>
 </file>
 
-<file path=word/footer3.xml><?xml version="1.0" encoding="utf-8"?>
-<w:ftr xmlns:wpc="http://schemas.microsoft.com/office/word/2010/wordprocessingCanvas" xmlns:cx="http://schemas.microsoft.com/office/drawing/2014/chartex" xmlns:cx1="http://schemas.microsoft.com/office/drawing/2015/9/8/chartex" xmlns:cx2="http://schemas.microsoft.com/office/drawing/2015/10/21/chartex" xmlns:cx3="http://schemas.microsoft.com/office/drawing/2016/5/9/chartex" xmlns:cx4="http://schemas.microsoft.com/office/drawing/2016/5/10/chartex" xmlns:cx5="http://schemas.microsoft.com/office/drawing/2016/5/11/chartex" xmlns:cx6="http://schemas.microsoft.com/office/drawing/2016/5/12/chartex" xmlns:cx7="http://schemas.microsoft.com/office/drawing/2016/5/13/chartex" xmlns:cx8="http://schemas.microsoft.com/office/drawing/2016/5/14/chartex" xmlns:mc="http://schemas.openxmlformats.org/markup-compatibility/2006" xmlns:aink="http://schemas.microsoft.com/office/drawing/2016/ink" xmlns:am3d="http://schemas.microsoft.com/office/drawing/2017/model3d" xmlns:o="urn:schemas-microsoft-com:office:office" xmlns:r="http://schemas.openxmlformats.org/officeDocument/2006/relationships" xmlns:m="http://schemas.openxmlformats.org/officeDocument/2006/math" xmlns:v="urn:schemas-microsoft-com:vml" xmlns:wp14="http://schemas.microsoft.com/office/word/2010/wordprocessingDrawing" xmlns:wp="http://schemas.openxmlformats.org/drawingml/2006/wordprocessingDrawing" xmlns:w10="urn:schemas-microsoft-com:office:word" xmlns:w="http://schemas.openxmlformats.org/wordprocessingml/2006/main" xmlns:w14="http://schemas.microsoft.com/office/word/2010/wordml" xmlns:w15="http://schemas.microsoft.com/office/word/2012/wordml" xmlns:w16cex="http://schemas.microsoft.com/office/word/2018/wordml/cex" xmlns:w16cid="http://schemas.microsoft.com/office/word/2016/wordml/cid" xmlns:w16="http://schemas.microsoft.com/office/word/2018/wordml" xmlns:w16sdtdh="http://schemas.microsoft.com/office/word/2020/wordml/sdtdatahash" xmlns:w16se="http://schemas.microsoft.com/office/word/2015/wordml/symex" xmlns:wpg="http://schemas.microsoft.com/office/word/2010/wordprocessingGroup" xmlns:wpi="http://schemas.microsoft.com/office/word/2010/wordprocessingInk" xmlns:wne="http://schemas.microsoft.com/office/word/2006/wordml" xmlns:wps="http://schemas.microsoft.com/office/word/2010/wordprocessingShape" mc:Ignorable="w14 w15 w16se w16cid w16 w16cex w16sdtdh wp14">
-  <w:p>
-    <w:pPr>
-      <w:pStyle w:val="a6"/>
-    </w:pPr>
-  </w:p>
-</w:ftr>
-</file>
-
-<file path=word/footer4.xml><?xml version="1.0" encoding="utf-8"?>
+<file path=word/footer2.xml><?xml version="1.0" encoding="utf-8"?>
 <w:ftr xmlns:wpc="http://schemas.microsoft.com/office/word/2010/wordprocessingCanvas" xmlns:cx="http://schemas.microsoft.com/office/drawing/2014/chartex" xmlns:cx1="http://schemas.microsoft.com/office/drawing/2015/9/8/chartex" xmlns:cx2="http://schemas.microsoft.com/office/drawing/2015/10/21/chartex" xmlns:cx3="http://schemas.microsoft.com/office/drawing/2016/5/9/chartex" xmlns:cx4="http://schemas.microsoft.com/office/drawing/2016/5/10/chartex" xmlns:cx5="http://schemas.microsoft.com/office/drawing/2016/5/11/chartex" xmlns:cx6="http://schemas.microsoft.com/office/drawing/2016/5/12/chartex" xmlns:cx7="http://schemas.microsoft.com/office/drawing/2016/5/13/chartex" xmlns:cx8="http://schemas.microsoft.com/office/drawing/2016/5/14/chartex" xmlns:mc="http://schemas.openxmlformats.org/markup-compatibility/2006" xmlns:aink="http://schemas.microsoft.com/office/drawing/2016/ink" xmlns:am3d="http://schemas.microsoft.com/office/drawing/2017/model3d" xmlns:o="urn:schemas-microsoft-com:office:office" xmlns:r="http://schemas.openxmlformats.org/officeDocument/2006/relationships" xmlns:m="http://schemas.openxmlformats.org/officeDocument/2006/math" xmlns:v="urn:schemas-microsoft-com:vml" xmlns:wp14="http://schemas.microsoft.com/office/word/2010/wordprocessingDrawing" xmlns:wp="http://schemas.openxmlformats.org/drawingml/2006/wordprocessingDrawing" xmlns:w10="urn:schemas-microsoft-com:office:word" xmlns:w="http://schemas.openxmlformats.org/wordprocessingml/2006/main" xmlns:w14="http://schemas.microsoft.com/office/word/2010/wordml" xmlns:w15="http://schemas.microsoft.com/office/word/2012/wordml" xmlns:w16cex="http://schemas.microsoft.com/office/word/2018/wordml/cex" xmlns:w16cid="http://schemas.microsoft.com/office/word/2016/wordml/cid" xmlns:w16="http://schemas.microsoft.com/office/word/2018/wordml" xmlns:w16sdtdh="http://schemas.microsoft.com/office/word/2020/wordml/sdtdatahash" xmlns:w16se="http://schemas.microsoft.com/office/word/2015/wordml/symex" xmlns:wpg="http://schemas.microsoft.com/office/word/2010/wordprocessingGroup" xmlns:wpi="http://schemas.microsoft.com/office/word/2010/wordprocessingInk" xmlns:wne="http://schemas.microsoft.com/office/word/2006/wordml" xmlns:wps="http://schemas.microsoft.com/office/word/2010/wordprocessingShape" mc:Ignorable="w14 w15 w16se w16cid w16 w16cex w16sdtdh wp14">
   <w:p>
     <w:pPr>
@@ -4611,36 +4758,6 @@
     </w:p>
   </w:footnote>
 </w:footnotes>
-</file>
-
-<file path=word/header1.xml><?xml version="1.0" encoding="utf-8"?>
-<w:hdr xmlns:wpc="http://schemas.microsoft.com/office/word/2010/wordprocessingCanvas" xmlns:cx="http://schemas.microsoft.com/office/drawing/2014/chartex" xmlns:cx1="http://schemas.microsoft.com/office/drawing/2015/9/8/chartex" xmlns:cx2="http://schemas.microsoft.com/office/drawing/2015/10/21/chartex" xmlns:cx3="http://schemas.microsoft.com/office/drawing/2016/5/9/chartex" xmlns:cx4="http://schemas.microsoft.com/office/drawing/2016/5/10/chartex" xmlns:cx5="http://schemas.microsoft.com/office/drawing/2016/5/11/chartex" xmlns:cx6="http://schemas.microsoft.com/office/drawing/2016/5/12/chartex" xmlns:cx7="http://schemas.microsoft.com/office/drawing/2016/5/13/chartex" xmlns:cx8="http://schemas.microsoft.com/office/drawing/2016/5/14/chartex" xmlns:mc="http://schemas.openxmlformats.org/markup-compatibility/2006" xmlns:aink="http://schemas.microsoft.com/office/drawing/2016/ink" xmlns:am3d="http://schemas.microsoft.com/office/drawing/2017/model3d" xmlns:o="urn:schemas-microsoft-com:office:office" xmlns:r="http://schemas.openxmlformats.org/officeDocument/2006/relationships" xmlns:m="http://schemas.openxmlformats.org/officeDocument/2006/math" xmlns:v="urn:schemas-microsoft-com:vml" xmlns:wp14="http://schemas.microsoft.com/office/word/2010/wordprocessingDrawing" xmlns:wp="http://schemas.openxmlformats.org/drawingml/2006/wordprocessingDrawing" xmlns:w10="urn:schemas-microsoft-com:office:word" xmlns:w="http://schemas.openxmlformats.org/wordprocessingml/2006/main" xmlns:w14="http://schemas.microsoft.com/office/word/2010/wordml" xmlns:w15="http://schemas.microsoft.com/office/word/2012/wordml" xmlns:w16cex="http://schemas.microsoft.com/office/word/2018/wordml/cex" xmlns:w16cid="http://schemas.microsoft.com/office/word/2016/wordml/cid" xmlns:w16="http://schemas.microsoft.com/office/word/2018/wordml" xmlns:w16sdtdh="http://schemas.microsoft.com/office/word/2020/wordml/sdtdatahash" xmlns:w16se="http://schemas.microsoft.com/office/word/2015/wordml/symex" xmlns:wpg="http://schemas.microsoft.com/office/word/2010/wordprocessingGroup" xmlns:wpi="http://schemas.microsoft.com/office/word/2010/wordprocessingInk" xmlns:wne="http://schemas.microsoft.com/office/word/2006/wordml" xmlns:wps="http://schemas.microsoft.com/office/word/2010/wordprocessingShape" mc:Ignorable="w14 w15 w16se w16cid w16 w16cex w16sdtdh wp14">
-  <w:p>
-    <w:pPr>
-      <w:pStyle w:val="a4"/>
-    </w:pPr>
-  </w:p>
-</w:hdr>
-</file>
-
-<file path=word/header2.xml><?xml version="1.0" encoding="utf-8"?>
-<w:hdr xmlns:wpc="http://schemas.microsoft.com/office/word/2010/wordprocessingCanvas" xmlns:cx="http://schemas.microsoft.com/office/drawing/2014/chartex" xmlns:cx1="http://schemas.microsoft.com/office/drawing/2015/9/8/chartex" xmlns:cx2="http://schemas.microsoft.com/office/drawing/2015/10/21/chartex" xmlns:cx3="http://schemas.microsoft.com/office/drawing/2016/5/9/chartex" xmlns:cx4="http://schemas.microsoft.com/office/drawing/2016/5/10/chartex" xmlns:cx5="http://schemas.microsoft.com/office/drawing/2016/5/11/chartex" xmlns:cx6="http://schemas.microsoft.com/office/drawing/2016/5/12/chartex" xmlns:cx7="http://schemas.microsoft.com/office/drawing/2016/5/13/chartex" xmlns:cx8="http://schemas.microsoft.com/office/drawing/2016/5/14/chartex" xmlns:mc="http://schemas.openxmlformats.org/markup-compatibility/2006" xmlns:aink="http://schemas.microsoft.com/office/drawing/2016/ink" xmlns:am3d="http://schemas.microsoft.com/office/drawing/2017/model3d" xmlns:o="urn:schemas-microsoft-com:office:office" xmlns:r="http://schemas.openxmlformats.org/officeDocument/2006/relationships" xmlns:m="http://schemas.openxmlformats.org/officeDocument/2006/math" xmlns:v="urn:schemas-microsoft-com:vml" xmlns:wp14="http://schemas.microsoft.com/office/word/2010/wordprocessingDrawing" xmlns:wp="http://schemas.openxmlformats.org/drawingml/2006/wordprocessingDrawing" xmlns:w10="urn:schemas-microsoft-com:office:word" xmlns:w="http://schemas.openxmlformats.org/wordprocessingml/2006/main" xmlns:w14="http://schemas.microsoft.com/office/word/2010/wordml" xmlns:w15="http://schemas.microsoft.com/office/word/2012/wordml" xmlns:w16cex="http://schemas.microsoft.com/office/word/2018/wordml/cex" xmlns:w16cid="http://schemas.microsoft.com/office/word/2016/wordml/cid" xmlns:w16="http://schemas.microsoft.com/office/word/2018/wordml" xmlns:w16sdtdh="http://schemas.microsoft.com/office/word/2020/wordml/sdtdatahash" xmlns:w16se="http://schemas.microsoft.com/office/word/2015/wordml/symex" xmlns:wpg="http://schemas.microsoft.com/office/word/2010/wordprocessingGroup" xmlns:wpi="http://schemas.microsoft.com/office/word/2010/wordprocessingInk" xmlns:wne="http://schemas.microsoft.com/office/word/2006/wordml" xmlns:wps="http://schemas.microsoft.com/office/word/2010/wordprocessingShape" mc:Ignorable="w14 w15 w16se w16cid w16 w16cex w16sdtdh wp14">
-  <w:p>
-    <w:pPr>
-      <w:pStyle w:val="a4"/>
-    </w:pPr>
-  </w:p>
-</w:hdr>
-</file>
-
-<file path=word/header3.xml><?xml version="1.0" encoding="utf-8"?>
-<w:hdr xmlns:wpc="http://schemas.microsoft.com/office/word/2010/wordprocessingCanvas" xmlns:cx="http://schemas.microsoft.com/office/drawing/2014/chartex" xmlns:cx1="http://schemas.microsoft.com/office/drawing/2015/9/8/chartex" xmlns:cx2="http://schemas.microsoft.com/office/drawing/2015/10/21/chartex" xmlns:cx3="http://schemas.microsoft.com/office/drawing/2016/5/9/chartex" xmlns:cx4="http://schemas.microsoft.com/office/drawing/2016/5/10/chartex" xmlns:cx5="http://schemas.microsoft.com/office/drawing/2016/5/11/chartex" xmlns:cx6="http://schemas.microsoft.com/office/drawing/2016/5/12/chartex" xmlns:cx7="http://schemas.microsoft.com/office/drawing/2016/5/13/chartex" xmlns:cx8="http://schemas.microsoft.com/office/drawing/2016/5/14/chartex" xmlns:mc="http://schemas.openxmlformats.org/markup-compatibility/2006" xmlns:aink="http://schemas.microsoft.com/office/drawing/2016/ink" xmlns:am3d="http://schemas.microsoft.com/office/drawing/2017/model3d" xmlns:o="urn:schemas-microsoft-com:office:office" xmlns:r="http://schemas.openxmlformats.org/officeDocument/2006/relationships" xmlns:m="http://schemas.openxmlformats.org/officeDocument/2006/math" xmlns:v="urn:schemas-microsoft-com:vml" xmlns:wp14="http://schemas.microsoft.com/office/word/2010/wordprocessingDrawing" xmlns:wp="http://schemas.openxmlformats.org/drawingml/2006/wordprocessingDrawing" xmlns:w10="urn:schemas-microsoft-com:office:word" xmlns:w="http://schemas.openxmlformats.org/wordprocessingml/2006/main" xmlns:w14="http://schemas.microsoft.com/office/word/2010/wordml" xmlns:w15="http://schemas.microsoft.com/office/word/2012/wordml" xmlns:w16cex="http://schemas.microsoft.com/office/word/2018/wordml/cex" xmlns:w16cid="http://schemas.microsoft.com/office/word/2016/wordml/cid" xmlns:w16="http://schemas.microsoft.com/office/word/2018/wordml" xmlns:w16sdtdh="http://schemas.microsoft.com/office/word/2020/wordml/sdtdatahash" xmlns:w16se="http://schemas.microsoft.com/office/word/2015/wordml/symex" xmlns:wpg="http://schemas.microsoft.com/office/word/2010/wordprocessingGroup" xmlns:wpi="http://schemas.microsoft.com/office/word/2010/wordprocessingInk" xmlns:wne="http://schemas.microsoft.com/office/word/2006/wordml" xmlns:wps="http://schemas.microsoft.com/office/word/2010/wordprocessingShape" mc:Ignorable="w14 w15 w16se w16cid w16 w16cex w16sdtdh wp14">
-  <w:p>
-    <w:pPr>
-      <w:pStyle w:val="a4"/>
-    </w:pPr>
-  </w:p>
-</w:hdr>
 </file>
 
 <file path=word/numbering.xml><?xml version="1.0" encoding="utf-8"?>
